--- a/public/downloads/planes-provinciales/08120000_Plan_Provincial_La_Romana_Documento_Base_2026.docx
+++ b/public/downloads/planes-provinciales/08120000_Plan_Provincial_La_Romana_Documento_Base_2026.docx
@@ -141,14 +141,15 @@
     </w:p>
     <w:tbl>
       <w:tblPr>
-        <w:tblW w:type="auto" w:w="0"/>
+        <w:tblW w:type="dxa" w:w="9360"/>
         <w:jc w:val="center"/>
         <w:tblLayout w:type="fixed"/>
         <w:tblLook w:firstColumn="1" w:firstRow="1" w:lastColumn="0" w:lastRow="0" w:noHBand="0" w:noVBand="1" w:val="04A0"/>
+        <w:tblInd w:w="0" w:type="dxa"/>
       </w:tblPr>
       <w:tblGrid>
-        <w:gridCol w:w="4680"/>
-        <w:gridCol w:w="4680"/>
+        <w:gridCol w:w="936"/>
+        <w:gridCol w:w="8424"/>
       </w:tblGrid>
       <w:tr>
         <w:trPr>
@@ -509,7 +510,7 @@
                 <w:color w:val="203740"/>
                 <w:sz w:val="18"/>
               </w:rPr>
-              <w:t>Anexo</w:t>
+              <w:t>Anexos</w:t>
             </w:r>
           </w:p>
         </w:tc>
@@ -536,7 +537,7 @@
                 <w:color w:val="203740"/>
                 <w:sz w:val="18"/>
               </w:rPr>
-              <w:t>Demandas provinciales consolidadas y fuentes de trazabilidad</w:t>
+              <w:t>Demandas provinciales, cartera completa de inversión pública y fuentes de trazabilidad</w:t>
             </w:r>
           </w:p>
         </w:tc>
@@ -665,14 +666,15 @@
     </w:p>
     <w:tbl>
       <w:tblPr>
-        <w:tblW w:type="auto" w:w="0"/>
+        <w:tblW w:type="dxa" w:w="9359"/>
         <w:jc w:val="center"/>
         <w:tblLayout w:type="fixed"/>
         <w:tblLook w:firstColumn="1" w:firstRow="1" w:lastColumn="0" w:lastRow="0" w:noHBand="0" w:noVBand="1" w:val="04A0"/>
+        <w:tblInd w:w="0" w:type="dxa"/>
       </w:tblPr>
       <w:tblGrid>
-        <w:gridCol w:w="4680"/>
-        <w:gridCol w:w="4680"/>
+        <w:gridCol w:w="3096"/>
+        <w:gridCol w:w="6263"/>
       </w:tblGrid>
       <w:tr>
         <w:trPr>
@@ -1155,15 +1157,16 @@
     </w:p>
     <w:tbl>
       <w:tblPr>
-        <w:tblW w:type="auto" w:w="0"/>
+        <w:tblW w:type="dxa" w:w="9359"/>
         <w:jc w:val="center"/>
         <w:tblLayout w:type="fixed"/>
         <w:tblLook w:firstColumn="1" w:firstRow="1" w:lastColumn="0" w:lastRow="0" w:noHBand="0" w:noVBand="1" w:val="04A0"/>
+        <w:tblInd w:w="0" w:type="dxa"/>
       </w:tblPr>
       <w:tblGrid>
-        <w:gridCol w:w="3120"/>
-        <w:gridCol w:w="3120"/>
-        <w:gridCol w:w="3120"/>
+        <w:gridCol w:w="2232"/>
+        <w:gridCol w:w="4176"/>
+        <w:gridCol w:w="2951"/>
       </w:tblGrid>
       <w:tr>
         <w:trPr>
@@ -1950,15 +1953,16 @@
     </w:p>
     <w:tbl>
       <w:tblPr>
-        <w:tblW w:type="auto" w:w="0"/>
+        <w:tblW w:type="dxa" w:w="9360"/>
         <w:jc w:val="center"/>
         <w:tblLayout w:type="fixed"/>
         <w:tblLook w:firstColumn="1" w:firstRow="1" w:lastColumn="0" w:lastRow="0" w:noHBand="0" w:noVBand="1" w:val="04A0"/>
+        <w:tblInd w:w="0" w:type="dxa"/>
       </w:tblPr>
       <w:tblGrid>
-        <w:gridCol w:w="3120"/>
-        <w:gridCol w:w="3120"/>
-        <w:gridCol w:w="3120"/>
+        <w:gridCol w:w="2088"/>
+        <w:gridCol w:w="1512"/>
+        <w:gridCol w:w="5760"/>
       </w:tblGrid>
       <w:tr>
         <w:trPr>
@@ -2621,15 +2625,16 @@
     </w:p>
     <w:tbl>
       <w:tblPr>
-        <w:tblW w:type="auto" w:w="0"/>
+        <w:tblW w:type="dxa" w:w="9360"/>
         <w:jc w:val="center"/>
         <w:tblLayout w:type="fixed"/>
         <w:tblLook w:firstColumn="1" w:firstRow="1" w:lastColumn="0" w:lastRow="0" w:noHBand="0" w:noVBand="1" w:val="04A0"/>
+        <w:tblInd w:w="0" w:type="dxa"/>
       </w:tblPr>
       <w:tblGrid>
-        <w:gridCol w:w="3120"/>
-        <w:gridCol w:w="3120"/>
-        <w:gridCol w:w="3120"/>
+        <w:gridCol w:w="792"/>
+        <w:gridCol w:w="2088"/>
+        <w:gridCol w:w="6480"/>
       </w:tblGrid>
       <w:tr>
         <w:trPr>
@@ -3150,14 +3155,15 @@
     </w:p>
     <w:tbl>
       <w:tblPr>
-        <w:tblW w:type="auto" w:w="0"/>
+        <w:tblW w:type="dxa" w:w="9360"/>
         <w:jc w:val="center"/>
         <w:tblLayout w:type="fixed"/>
         <w:tblLook w:firstColumn="1" w:firstRow="1" w:lastColumn="0" w:lastRow="0" w:noHBand="0" w:noVBand="1" w:val="04A0"/>
+        <w:tblInd w:w="0" w:type="dxa"/>
       </w:tblPr>
       <w:tblGrid>
-        <w:gridCol w:w="4680"/>
-        <w:gridCol w:w="4680"/>
+        <w:gridCol w:w="1152"/>
+        <w:gridCol w:w="8208"/>
       </w:tblGrid>
       <w:tr>
         <w:trPr>
@@ -4201,15 +4207,16 @@
     </w:p>
     <w:tbl>
       <w:tblPr>
-        <w:tblW w:type="auto" w:w="0"/>
+        <w:tblW w:type="dxa" w:w="9359"/>
         <w:jc w:val="center"/>
         <w:tblLayout w:type="fixed"/>
         <w:tblLook w:firstColumn="1" w:firstRow="1" w:lastColumn="0" w:lastRow="0" w:noHBand="0" w:noVBand="1" w:val="04A0"/>
+        <w:tblInd w:w="0" w:type="dxa"/>
       </w:tblPr>
       <w:tblGrid>
-        <w:gridCol w:w="3120"/>
-        <w:gridCol w:w="3120"/>
-        <w:gridCol w:w="3120"/>
+        <w:gridCol w:w="1728"/>
+        <w:gridCol w:w="3960"/>
+        <w:gridCol w:w="3671"/>
       </w:tblGrid>
       <w:tr>
         <w:trPr>
@@ -4757,7 +4764,7 @@
                 <w:color w:val="203740"/>
                 <w:sz w:val="14"/>
               </w:rPr>
-              <w:t>El corte 2026 asocia 32 proyectos, RD$3.85 mil millones de presupuesto y 37.2% de ejecución registrada. El consolidado del CDP incluye 12 demandas.</w:t>
+              <w:t>El corte 2026 asocia 32 proyectos, RD$3.85 mil millones de presupuesto y 41.1% de ejecución registrada. El consolidado del CDP incluye 12 demandas.</w:t>
             </w:r>
           </w:p>
         </w:tc>
@@ -4818,17 +4825,18 @@
     </w:p>
     <w:tbl>
       <w:tblPr>
-        <w:tblW w:type="auto" w:w="0"/>
+        <w:tblW w:type="dxa" w:w="9360"/>
         <w:jc w:val="center"/>
         <w:tblLayout w:type="fixed"/>
         <w:tblLook w:firstColumn="1" w:firstRow="1" w:lastColumn="0" w:lastRow="0" w:noHBand="0" w:noVBand="1" w:val="04A0"/>
+        <w:tblInd w:w="0" w:type="dxa"/>
       </w:tblPr>
       <w:tblGrid>
-        <w:gridCol w:w="1872"/>
-        <w:gridCol w:w="1872"/>
-        <w:gridCol w:w="1872"/>
-        <w:gridCol w:w="1872"/>
-        <w:gridCol w:w="1872"/>
+        <w:gridCol w:w="1440"/>
+        <w:gridCol w:w="1440"/>
+        <w:gridCol w:w="2304"/>
+        <w:gridCol w:w="2088"/>
+        <w:gridCol w:w="2088"/>
       </w:tblGrid>
       <w:tr>
         <w:trPr>
@@ -6108,14 +6116,15 @@
     </w:p>
     <w:tbl>
       <w:tblPr>
-        <w:tblW w:type="auto" w:w="0"/>
+        <w:tblW w:type="dxa" w:w="9358"/>
         <w:jc w:val="center"/>
         <w:tblLayout w:type="fixed"/>
         <w:tblLook w:firstColumn="1" w:firstRow="1" w:lastColumn="0" w:lastRow="0" w:noHBand="0" w:noVBand="1" w:val="04A0"/>
+        <w:tblInd w:w="0" w:type="dxa"/>
       </w:tblPr>
       <w:tblGrid>
-        <w:gridCol w:w="4680"/>
-        <w:gridCol w:w="4680"/>
+        <w:gridCol w:w="1655"/>
+        <w:gridCol w:w="7703"/>
       </w:tblGrid>
       <w:tr>
         <w:trPr>
@@ -6463,17 +6472,18 @@
     </w:p>
     <w:tbl>
       <w:tblPr>
-        <w:tblW w:type="auto" w:w="0"/>
+        <w:tblW w:type="dxa" w:w="9357"/>
         <w:jc w:val="center"/>
         <w:tblLayout w:type="fixed"/>
         <w:tblLook w:firstColumn="1" w:firstRow="1" w:lastColumn="0" w:lastRow="0" w:noHBand="0" w:noVBand="1" w:val="04A0"/>
+        <w:tblInd w:w="0" w:type="dxa"/>
       </w:tblPr>
       <w:tblGrid>
-        <w:gridCol w:w="1872"/>
-        <w:gridCol w:w="1872"/>
-        <w:gridCol w:w="1872"/>
-        <w:gridCol w:w="1872"/>
-        <w:gridCol w:w="1872"/>
+        <w:gridCol w:w="1655"/>
+        <w:gridCol w:w="2088"/>
+        <w:gridCol w:w="1655"/>
+        <w:gridCol w:w="1944"/>
+        <w:gridCol w:w="2015"/>
       </w:tblGrid>
       <w:tr>
         <w:trPr>
@@ -7354,15 +7364,16 @@
     </w:p>
     <w:tbl>
       <w:tblPr>
-        <w:tblW w:type="auto" w:w="0"/>
+        <w:tblW w:type="dxa" w:w="9360"/>
         <w:jc w:val="center"/>
         <w:tblLayout w:type="fixed"/>
         <w:tblLook w:firstColumn="1" w:firstRow="1" w:lastColumn="0" w:lastRow="0" w:noHBand="0" w:noVBand="1" w:val="04A0"/>
+        <w:tblInd w:w="0" w:type="dxa"/>
       </w:tblPr>
       <w:tblGrid>
-        <w:gridCol w:w="3120"/>
-        <w:gridCol w:w="3120"/>
-        <w:gridCol w:w="3120"/>
+        <w:gridCol w:w="3240"/>
+        <w:gridCol w:w="4680"/>
+        <w:gridCol w:w="1440"/>
       </w:tblGrid>
       <w:tr>
         <w:trPr>
@@ -8007,14 +8018,15 @@
     </w:p>
     <w:tbl>
       <w:tblPr>
-        <w:tblW w:type="auto" w:w="0"/>
+        <w:tblW w:type="dxa" w:w="9360"/>
         <w:jc w:val="center"/>
         <w:tblLayout w:type="fixed"/>
         <w:tblLook w:firstColumn="1" w:firstRow="1" w:lastColumn="0" w:lastRow="0" w:noHBand="0" w:noVBand="1" w:val="04A0"/>
+        <w:tblInd w:w="0" w:type="dxa"/>
       </w:tblPr>
       <w:tblGrid>
-        <w:gridCol w:w="4680"/>
-        <w:gridCol w:w="4680"/>
+        <w:gridCol w:w="2880"/>
+        <w:gridCol w:w="6480"/>
       </w:tblGrid>
       <w:tr>
         <w:trPr>
@@ -8302,17 +8314,18 @@
     </w:p>
     <w:tbl>
       <w:tblPr>
-        <w:tblW w:type="auto" w:w="0"/>
+        <w:tblW w:type="dxa" w:w="9360"/>
         <w:jc w:val="center"/>
         <w:tblLayout w:type="fixed"/>
         <w:tblLook w:firstColumn="1" w:firstRow="1" w:lastColumn="0" w:lastRow="0" w:noHBand="0" w:noVBand="1" w:val="04A0"/>
+        <w:tblInd w:w="0" w:type="dxa"/>
       </w:tblPr>
       <w:tblGrid>
-        <w:gridCol w:w="1872"/>
-        <w:gridCol w:w="1872"/>
-        <w:gridCol w:w="1872"/>
-        <w:gridCol w:w="1872"/>
-        <w:gridCol w:w="1872"/>
+        <w:gridCol w:w="1944"/>
+        <w:gridCol w:w="1800"/>
+        <w:gridCol w:w="1800"/>
+        <w:gridCol w:w="2376"/>
+        <w:gridCol w:w="1440"/>
       </w:tblGrid>
       <w:tr>
         <w:trPr>
@@ -9043,14 +9056,15 @@
     </w:p>
     <w:tbl>
       <w:tblPr>
-        <w:tblW w:type="auto" w:w="0"/>
+        <w:tblW w:type="dxa" w:w="9360"/>
         <w:jc w:val="center"/>
         <w:tblLayout w:type="fixed"/>
         <w:tblLook w:firstColumn="1" w:firstRow="1" w:lastColumn="0" w:lastRow="0" w:noHBand="0" w:noVBand="1" w:val="04A0"/>
+        <w:tblInd w:w="0" w:type="dxa"/>
       </w:tblPr>
       <w:tblGrid>
-        <w:gridCol w:w="4680"/>
-        <w:gridCol w:w="4680"/>
+        <w:gridCol w:w="3168"/>
+        <w:gridCol w:w="6192"/>
       </w:tblGrid>
       <w:tr>
         <w:trPr>
@@ -9654,17 +9668,18 @@
     </w:p>
     <w:tbl>
       <w:tblPr>
-        <w:tblW w:type="auto" w:w="0"/>
+        <w:tblW w:type="dxa" w:w="9359"/>
         <w:jc w:val="center"/>
         <w:tblLayout w:type="fixed"/>
         <w:tblLook w:firstColumn="1" w:firstRow="1" w:lastColumn="0" w:lastRow="0" w:noHBand="0" w:noVBand="1" w:val="04A0"/>
+        <w:tblInd w:w="0" w:type="dxa"/>
       </w:tblPr>
       <w:tblGrid>
-        <w:gridCol w:w="1872"/>
-        <w:gridCol w:w="1872"/>
-        <w:gridCol w:w="1872"/>
-        <w:gridCol w:w="1872"/>
-        <w:gridCol w:w="1872"/>
+        <w:gridCol w:w="2088"/>
+        <w:gridCol w:w="1728"/>
+        <w:gridCol w:w="1728"/>
+        <w:gridCol w:w="1800"/>
+        <w:gridCol w:w="2015"/>
       </w:tblGrid>
       <w:tr>
         <w:trPr>
@@ -10408,17 +10423,18 @@
     </w:p>
     <w:tbl>
       <w:tblPr>
-        <w:tblW w:type="auto" w:w="0"/>
+        <w:tblW w:type="dxa" w:w="9360"/>
         <w:jc w:val="center"/>
         <w:tblLayout w:type="fixed"/>
         <w:tblLook w:firstColumn="1" w:firstRow="1" w:lastColumn="0" w:lastRow="0" w:noHBand="0" w:noVBand="1" w:val="04A0"/>
+        <w:tblInd w:w="0" w:type="dxa"/>
       </w:tblPr>
       <w:tblGrid>
-        <w:gridCol w:w="1872"/>
-        <w:gridCol w:w="1872"/>
-        <w:gridCol w:w="1872"/>
-        <w:gridCol w:w="1872"/>
-        <w:gridCol w:w="1872"/>
+        <w:gridCol w:w="648"/>
+        <w:gridCol w:w="4464"/>
+        <w:gridCol w:w="1512"/>
+        <w:gridCol w:w="1512"/>
+        <w:gridCol w:w="1224"/>
       </w:tblGrid>
       <w:tr>
         <w:trPr>
@@ -12234,9 +12250,6706 @@
       </w:tr>
     </w:tbl>
     <w:p>
+      <w:pPr>
+        <w:sectPr>
+          <w:headerReference w:type="default" r:id="rId9"/>
+          <w:footerReference w:type="default" r:id="rId10"/>
+          <w:pgSz w:w="12240" w:h="15840"/>
+          <w:pgMar w:top="1181" w:right="1440" w:bottom="1123" w:left="1440" w:header="504" w:footer="504" w:gutter="0"/>
+          <w:cols w:space="720"/>
+          <w:docGrid w:linePitch="360"/>
+        </w:sectPr>
+      </w:pPr>
+    </w:p>
+    <w:p>
+      <w:pPr>
+        <w:pStyle w:val="Heading1"/>
+      </w:pPr>
       <w:r>
-        <w:br w:type="page"/>
+        <w:t>Anexo B. Proyectos de inversión pública asociados</w:t>
       </w:r>
+    </w:p>
+    <w:p>
+      <w:pPr>
+        <w:jc w:val="both"/>
+      </w:pPr>
+      <w:r>
+        <w:rPr>
+          <w:rFonts w:ascii="Calibri" w:hAnsi="Calibri" w:eastAsia="Calibri"/>
+          <w:color w:val="203740"/>
+          <w:sz w:val="21"/>
+        </w:rPr>
+        <w:t>El corte administrativo del 02-08-2026 asocia 32 proyectos a La Romana. Se muestran todos los registros y todos los campos sustantivos y de trazabilidad disponibles en la fuente. La asociación territorial no implica que el monto completo sea exclusivo de la provincia cuando el proyecto cubre más de un territorio.</w:t>
+      </w:r>
+    </w:p>
+    <w:tbl>
+      <w:tblPr>
+        <w:tblW w:type="dxa" w:w="12960"/>
+        <w:jc w:val="center"/>
+        <w:tblLayout w:type="fixed"/>
+        <w:tblLook w:firstColumn="1" w:firstRow="1" w:lastColumn="0" w:lastRow="0" w:noHBand="0" w:noVBand="1" w:val="04A0"/>
+        <w:tblInd w:w="0" w:type="dxa"/>
+      </w:tblPr>
+      <w:tblGrid>
+        <w:gridCol w:w="1728"/>
+        <w:gridCol w:w="3744"/>
+        <w:gridCol w:w="3744"/>
+        <w:gridCol w:w="3744"/>
+      </w:tblGrid>
+      <w:tr>
+        <w:trPr>
+          <w:tblHeader w:val="true"/>
+        </w:trPr>
+        <w:tc>
+          <w:tcPr>
+            <w:tcW w:type="dxa" w:w="1728"/>
+            <w:tcMar>
+              <w:top w:w="70" w:type="dxa"/>
+              <w:start w:w="90" w:type="dxa"/>
+              <w:bottom w:w="70" w:type="dxa"/>
+              <w:end w:w="90" w:type="dxa"/>
+            </w:tcMar>
+            <w:vAlign w:val="center"/>
+            <w:shd w:fill="203740"/>
+          </w:tcPr>
+          <w:p>
+            <w:pPr>
+              <w:spacing w:after="0" w:line="252" w:lineRule="auto"/>
+              <w:jc w:val="left"/>
+            </w:pPr>
+            <w:r>
+              <w:rPr>
+                <w:rFonts w:ascii="Calibri" w:hAnsi="Calibri" w:eastAsia="Calibri"/>
+                <w:b/>
+                <w:color w:val="FFFFFF"/>
+                <w:sz w:val="18"/>
+              </w:rPr>
+              <w:t>Proyectos</w:t>
+            </w:r>
+          </w:p>
+        </w:tc>
+        <w:tc>
+          <w:tcPr>
+            <w:tcW w:type="dxa" w:w="3744"/>
+            <w:tcMar>
+              <w:top w:w="70" w:type="dxa"/>
+              <w:start w:w="90" w:type="dxa"/>
+              <w:bottom w:w="70" w:type="dxa"/>
+              <w:end w:w="90" w:type="dxa"/>
+            </w:tcMar>
+            <w:vAlign w:val="center"/>
+            <w:shd w:fill="203740"/>
+          </w:tcPr>
+          <w:p>
+            <w:pPr>
+              <w:spacing w:after="0" w:line="252" w:lineRule="auto"/>
+              <w:jc w:val="left"/>
+            </w:pPr>
+            <w:r>
+              <w:rPr>
+                <w:rFonts w:ascii="Calibri" w:hAnsi="Calibri" w:eastAsia="Calibri"/>
+                <w:b/>
+                <w:color w:val="FFFFFF"/>
+                <w:sz w:val="18"/>
+              </w:rPr>
+              <w:t>Presupuesto 2026</w:t>
+            </w:r>
+          </w:p>
+        </w:tc>
+        <w:tc>
+          <w:tcPr>
+            <w:tcW w:type="dxa" w:w="3744"/>
+            <w:tcMar>
+              <w:top w:w="70" w:type="dxa"/>
+              <w:start w:w="90" w:type="dxa"/>
+              <w:bottom w:w="70" w:type="dxa"/>
+              <w:end w:w="90" w:type="dxa"/>
+            </w:tcMar>
+            <w:vAlign w:val="center"/>
+            <w:shd w:fill="203740"/>
+          </w:tcPr>
+          <w:p>
+            <w:pPr>
+              <w:spacing w:after="0" w:line="252" w:lineRule="auto"/>
+              <w:jc w:val="left"/>
+            </w:pPr>
+            <w:r>
+              <w:rPr>
+                <w:rFonts w:ascii="Calibri" w:hAnsi="Calibri" w:eastAsia="Calibri"/>
+                <w:b/>
+                <w:color w:val="FFFFFF"/>
+                <w:sz w:val="18"/>
+              </w:rPr>
+              <w:t>Ejecutado 2026</w:t>
+            </w:r>
+          </w:p>
+        </w:tc>
+        <w:tc>
+          <w:tcPr>
+            <w:tcW w:type="dxa" w:w="3744"/>
+            <w:tcMar>
+              <w:top w:w="70" w:type="dxa"/>
+              <w:start w:w="90" w:type="dxa"/>
+              <w:bottom w:w="70" w:type="dxa"/>
+              <w:end w:w="90" w:type="dxa"/>
+            </w:tcMar>
+            <w:vAlign w:val="center"/>
+            <w:shd w:fill="203740"/>
+          </w:tcPr>
+          <w:p>
+            <w:pPr>
+              <w:spacing w:after="0" w:line="252" w:lineRule="auto"/>
+              <w:jc w:val="left"/>
+            </w:pPr>
+            <w:r>
+              <w:rPr>
+                <w:rFonts w:ascii="Calibri" w:hAnsi="Calibri" w:eastAsia="Calibri"/>
+                <w:b/>
+                <w:color w:val="FFFFFF"/>
+                <w:sz w:val="18"/>
+              </w:rPr>
+              <w:t>Ejecución presupuestaria 2026</w:t>
+            </w:r>
+          </w:p>
+        </w:tc>
+      </w:tr>
+      <w:tr>
+        <w:tc>
+          <w:tcPr>
+            <w:tcW w:type="dxa" w:w="1728"/>
+            <w:tcMar>
+              <w:top w:w="70" w:type="dxa"/>
+              <w:start w:w="90" w:type="dxa"/>
+              <w:bottom w:w="70" w:type="dxa"/>
+              <w:end w:w="90" w:type="dxa"/>
+            </w:tcMar>
+            <w:vAlign w:val="center"/>
+          </w:tcPr>
+          <w:p>
+            <w:pPr>
+              <w:spacing w:after="0" w:line="252" w:lineRule="auto"/>
+              <w:jc w:val="center"/>
+            </w:pPr>
+            <w:r>
+              <w:rPr>
+                <w:rFonts w:ascii="Calibri" w:hAnsi="Calibri" w:eastAsia="Calibri"/>
+                <w:color w:val="203740"/>
+                <w:sz w:val="18"/>
+              </w:rPr>
+              <w:t>32</w:t>
+            </w:r>
+          </w:p>
+        </w:tc>
+        <w:tc>
+          <w:tcPr>
+            <w:tcW w:type="dxa" w:w="3744"/>
+            <w:tcMar>
+              <w:top w:w="70" w:type="dxa"/>
+              <w:start w:w="90" w:type="dxa"/>
+              <w:bottom w:w="70" w:type="dxa"/>
+              <w:end w:w="90" w:type="dxa"/>
+            </w:tcMar>
+            <w:vAlign w:val="center"/>
+          </w:tcPr>
+          <w:p>
+            <w:pPr>
+              <w:spacing w:after="0" w:line="252" w:lineRule="auto"/>
+              <w:jc w:val="right"/>
+            </w:pPr>
+            <w:r>
+              <w:rPr>
+                <w:rFonts w:ascii="Calibri" w:hAnsi="Calibri" w:eastAsia="Calibri"/>
+                <w:color w:val="203740"/>
+                <w:sz w:val="18"/>
+              </w:rPr>
+              <w:t>RD$ 3,846,786,557.11</w:t>
+            </w:r>
+          </w:p>
+        </w:tc>
+        <w:tc>
+          <w:tcPr>
+            <w:tcW w:type="dxa" w:w="3744"/>
+            <w:tcMar>
+              <w:top w:w="70" w:type="dxa"/>
+              <w:start w:w="90" w:type="dxa"/>
+              <w:bottom w:w="70" w:type="dxa"/>
+              <w:end w:w="90" w:type="dxa"/>
+            </w:tcMar>
+            <w:vAlign w:val="center"/>
+          </w:tcPr>
+          <w:p>
+            <w:pPr>
+              <w:spacing w:after="0" w:line="252" w:lineRule="auto"/>
+              <w:jc w:val="right"/>
+            </w:pPr>
+            <w:r>
+              <w:rPr>
+                <w:rFonts w:ascii="Calibri" w:hAnsi="Calibri" w:eastAsia="Calibri"/>
+                <w:color w:val="203740"/>
+                <w:sz w:val="18"/>
+              </w:rPr>
+              <w:t>RD$ 1,580,056,566.45</w:t>
+            </w:r>
+          </w:p>
+        </w:tc>
+        <w:tc>
+          <w:tcPr>
+            <w:tcW w:type="dxa" w:w="3744"/>
+            <w:tcMar>
+              <w:top w:w="70" w:type="dxa"/>
+              <w:start w:w="90" w:type="dxa"/>
+              <w:bottom w:w="70" w:type="dxa"/>
+              <w:end w:w="90" w:type="dxa"/>
+            </w:tcMar>
+            <w:vAlign w:val="center"/>
+          </w:tcPr>
+          <w:p>
+            <w:pPr>
+              <w:spacing w:after="0" w:line="252" w:lineRule="auto"/>
+              <w:jc w:val="right"/>
+            </w:pPr>
+            <w:r>
+              <w:rPr>
+                <w:rFonts w:ascii="Calibri" w:hAnsi="Calibri" w:eastAsia="Calibri"/>
+                <w:color w:val="203740"/>
+                <w:sz w:val="18"/>
+              </w:rPr>
+              <w:t>41.07%</w:t>
+            </w:r>
+          </w:p>
+        </w:tc>
+      </w:tr>
+    </w:tbl>
+    <w:tbl>
+      <w:tblPr>
+        <w:tblW w:type="auto" w:w="0"/>
+        <w:jc w:val="center"/>
+        <w:tblLayout w:type="fixed"/>
+        <w:tblLook w:firstColumn="1" w:firstRow="1" w:lastColumn="0" w:lastRow="0" w:noHBand="0" w:noVBand="1" w:val="04A0"/>
+      </w:tblPr>
+      <w:tblGrid>
+        <w:gridCol w:w="14400"/>
+      </w:tblGrid>
+      <w:tr>
+        <w:tc>
+          <w:tcPr>
+            <w:tcW w:type="dxa" w:w="9360"/>
+            <w:tcMar>
+              <w:top w:w="120" w:type="dxa"/>
+              <w:start w:w="140" w:type="dxa"/>
+              <w:bottom w:w="120" w:type="dxa"/>
+              <w:end w:w="140" w:type="dxa"/>
+            </w:tcMar>
+            <w:shd w:fill="EEF5FA"/>
+          </w:tcPr>
+          <w:p>
+            <w:pPr>
+              <w:spacing w:after="60"/>
+            </w:pPr>
+            <w:r/>
+            <w:r>
+              <w:rPr>
+                <w:rFonts w:ascii="Calibri" w:hAnsi="Calibri" w:eastAsia="Calibri"/>
+                <w:b/>
+                <w:color w:val="2E74B5"/>
+                <w:sz w:val="21"/>
+              </w:rPr>
+              <w:t>Cómo leer los porcentajes</w:t>
+            </w:r>
+          </w:p>
+          <w:p>
+            <w:pPr>
+              <w:spacing w:after="0"/>
+            </w:pPr>
+            <w:r>
+              <w:rPr>
+                <w:rFonts w:ascii="Calibri" w:hAnsi="Calibri" w:eastAsia="Calibri"/>
+                <w:color w:val="203740"/>
+                <w:sz w:val="19"/>
+              </w:rPr>
+              <w:t>La ejecución presupuestaria 2026 se calcula como ejecutado 2026 dividido entre presupuesto 2026. Los avances físico y financiero proceden del perfil general del proyecto y pueden cubrir períodos distintos; no deben interpretarse como el mismo indicador.</w:t>
+            </w:r>
+          </w:p>
+        </w:tc>
+      </w:tr>
+    </w:tbl>
+    <w:p>
+      <w:pPr>
+        <w:pStyle w:val="Heading2"/>
+      </w:pPr>
+      <w:r>
+        <w:t>B.1 Cartera completa de inversión pública asociada</w:t>
+      </w:r>
+    </w:p>
+    <w:tbl>
+      <w:tblPr>
+        <w:tblW w:type="dxa" w:w="14111"/>
+        <w:jc w:val="center"/>
+        <w:tblLayout w:type="fixed"/>
+        <w:tblLook w:firstColumn="1" w:firstRow="1" w:lastColumn="0" w:lastRow="0" w:noHBand="0" w:noVBand="1" w:val="04A0"/>
+        <w:tblInd w:w="0" w:type="dxa"/>
+      </w:tblPr>
+      <w:tblGrid>
+        <w:gridCol w:w="576"/>
+        <w:gridCol w:w="1655"/>
+        <w:gridCol w:w="5976"/>
+        <w:gridCol w:w="2880"/>
+        <w:gridCol w:w="3024"/>
+      </w:tblGrid>
+      <w:tr>
+        <w:trPr>
+          <w:tblHeader w:val="true"/>
+        </w:trPr>
+        <w:tc>
+          <w:tcPr>
+            <w:tcW w:type="dxa" w:w="576"/>
+            <w:tcMar>
+              <w:top w:w="70" w:type="dxa"/>
+              <w:start w:w="90" w:type="dxa"/>
+              <w:bottom w:w="70" w:type="dxa"/>
+              <w:end w:w="90" w:type="dxa"/>
+            </w:tcMar>
+            <w:vAlign w:val="center"/>
+            <w:shd w:fill="203740"/>
+          </w:tcPr>
+          <w:p>
+            <w:pPr>
+              <w:spacing w:after="0" w:line="252" w:lineRule="auto"/>
+              <w:jc w:val="left"/>
+            </w:pPr>
+            <w:r>
+              <w:rPr>
+                <w:rFonts w:ascii="Calibri" w:hAnsi="Calibri" w:eastAsia="Calibri"/>
+                <w:b/>
+                <w:color w:val="FFFFFF"/>
+                <w:sz w:val="14"/>
+              </w:rPr>
+              <w:t>N.º</w:t>
+            </w:r>
+          </w:p>
+        </w:tc>
+        <w:tc>
+          <w:tcPr>
+            <w:tcW w:type="dxa" w:w="1656"/>
+            <w:tcMar>
+              <w:top w:w="70" w:type="dxa"/>
+              <w:start w:w="90" w:type="dxa"/>
+              <w:bottom w:w="70" w:type="dxa"/>
+              <w:end w:w="90" w:type="dxa"/>
+            </w:tcMar>
+            <w:vAlign w:val="center"/>
+            <w:shd w:fill="203740"/>
+          </w:tcPr>
+          <w:p>
+            <w:pPr>
+              <w:spacing w:after="0" w:line="252" w:lineRule="auto"/>
+              <w:jc w:val="left"/>
+            </w:pPr>
+            <w:r>
+              <w:rPr>
+                <w:rFonts w:ascii="Calibri" w:hAnsi="Calibri" w:eastAsia="Calibri"/>
+                <w:b/>
+                <w:color w:val="FFFFFF"/>
+                <w:sz w:val="14"/>
+              </w:rPr>
+              <w:t>Identificación</w:t>
+            </w:r>
+          </w:p>
+        </w:tc>
+        <w:tc>
+          <w:tcPr>
+            <w:tcW w:type="dxa" w:w="5976"/>
+            <w:tcMar>
+              <w:top w:w="70" w:type="dxa"/>
+              <w:start w:w="90" w:type="dxa"/>
+              <w:bottom w:w="70" w:type="dxa"/>
+              <w:end w:w="90" w:type="dxa"/>
+            </w:tcMar>
+            <w:vAlign w:val="center"/>
+            <w:shd w:fill="203740"/>
+          </w:tcPr>
+          <w:p>
+            <w:pPr>
+              <w:spacing w:after="0" w:line="252" w:lineRule="auto"/>
+              <w:jc w:val="left"/>
+            </w:pPr>
+            <w:r>
+              <w:rPr>
+                <w:rFonts w:ascii="Calibri" w:hAnsi="Calibri" w:eastAsia="Calibri"/>
+                <w:b/>
+                <w:color w:val="FFFFFF"/>
+                <w:sz w:val="14"/>
+              </w:rPr>
+              <w:t>Proyecto / institución / territorio</w:t>
+            </w:r>
+          </w:p>
+        </w:tc>
+        <w:tc>
+          <w:tcPr>
+            <w:tcW w:type="dxa" w:w="2880"/>
+            <w:tcMar>
+              <w:top w:w="70" w:type="dxa"/>
+              <w:start w:w="90" w:type="dxa"/>
+              <w:bottom w:w="70" w:type="dxa"/>
+              <w:end w:w="90" w:type="dxa"/>
+            </w:tcMar>
+            <w:vAlign w:val="center"/>
+            <w:shd w:fill="203740"/>
+          </w:tcPr>
+          <w:p>
+            <w:pPr>
+              <w:spacing w:after="0" w:line="252" w:lineRule="auto"/>
+              <w:jc w:val="left"/>
+            </w:pPr>
+            <w:r>
+              <w:rPr>
+                <w:rFonts w:ascii="Calibri" w:hAnsi="Calibri" w:eastAsia="Calibri"/>
+                <w:b/>
+                <w:color w:val="FFFFFF"/>
+                <w:sz w:val="14"/>
+              </w:rPr>
+              <w:t>Estado / período / avances</w:t>
+            </w:r>
+          </w:p>
+        </w:tc>
+        <w:tc>
+          <w:tcPr>
+            <w:tcW w:type="dxa" w:w="3024"/>
+            <w:tcMar>
+              <w:top w:w="70" w:type="dxa"/>
+              <w:start w:w="90" w:type="dxa"/>
+              <w:bottom w:w="70" w:type="dxa"/>
+              <w:end w:w="90" w:type="dxa"/>
+            </w:tcMar>
+            <w:vAlign w:val="center"/>
+            <w:shd w:fill="203740"/>
+          </w:tcPr>
+          <w:p>
+            <w:pPr>
+              <w:spacing w:after="0" w:line="252" w:lineRule="auto"/>
+              <w:jc w:val="left"/>
+            </w:pPr>
+            <w:r>
+              <w:rPr>
+                <w:rFonts w:ascii="Calibri" w:hAnsi="Calibri" w:eastAsia="Calibri"/>
+                <w:b/>
+                <w:color w:val="FFFFFF"/>
+                <w:sz w:val="14"/>
+              </w:rPr>
+              <w:t>Costos y ejecución</w:t>
+            </w:r>
+          </w:p>
+        </w:tc>
+      </w:tr>
+      <w:tr>
+        <w:tc>
+          <w:tcPr>
+            <w:tcW w:type="dxa" w:w="576"/>
+            <w:tcMar>
+              <w:top w:w="70" w:type="dxa"/>
+              <w:start w:w="90" w:type="dxa"/>
+              <w:bottom w:w="70" w:type="dxa"/>
+              <w:end w:w="90" w:type="dxa"/>
+            </w:tcMar>
+            <w:vAlign w:val="center"/>
+          </w:tcPr>
+          <w:p>
+            <w:pPr>
+              <w:spacing w:after="0" w:line="252" w:lineRule="auto"/>
+              <w:jc w:val="center"/>
+            </w:pPr>
+            <w:r>
+              <w:rPr>
+                <w:rFonts w:ascii="Calibri" w:hAnsi="Calibri" w:eastAsia="Calibri"/>
+                <w:color w:val="203740"/>
+                <w:sz w:val="14"/>
+              </w:rPr>
+              <w:t>1</w:t>
+            </w:r>
+          </w:p>
+        </w:tc>
+        <w:tc>
+          <w:tcPr>
+            <w:tcW w:type="dxa" w:w="1656"/>
+            <w:tcMar>
+              <w:top w:w="70" w:type="dxa"/>
+              <w:start w:w="90" w:type="dxa"/>
+              <w:bottom w:w="70" w:type="dxa"/>
+              <w:end w:w="90" w:type="dxa"/>
+            </w:tcMar>
+            <w:vAlign w:val="center"/>
+          </w:tcPr>
+          <w:p>
+            <w:pPr>
+              <w:spacing w:after="0" w:line="252" w:lineRule="auto"/>
+              <w:jc w:val="left"/>
+            </w:pPr>
+            <w:r>
+              <w:rPr>
+                <w:rFonts w:ascii="Calibri" w:hAnsi="Calibri" w:eastAsia="Calibri"/>
+                <w:color w:val="203740"/>
+                <w:sz w:val="14"/>
+              </w:rPr>
+              <w:t>SNIP 12536</w:t>
+              <w:br/>
+              <w:t>Ficha/Mapa 2048</w:t>
+              <w:br/>
+              <w:t>Fuentes:</w:t>
+              <w:br/>
+              <w:t>Maestro Sí · Ppto. Sí</w:t>
+              <w:br/>
+              <w:t>Territorio Sí · CSV territ. Sí</w:t>
+              <w:br/>
+              <w:t>Perfil Sí</w:t>
+            </w:r>
+            <w:r>
+              <w:br/>
+            </w:r>
+            <w:hyperlink r:id="rId27">
+              <w:r>
+                <w:rPr>
+                  <w:rFonts w:ascii="Calibri" w:hAnsi="Calibri" w:eastAsia="Calibri"/>
+                  <w:color w:val="2E74B5"/>
+                  <w:u w:val="single"/>
+                  <w:sz w:val="14"/>
+                </w:rPr>
+                <w:t>Abrir proyecto</w:t>
+              </w:r>
+            </w:hyperlink>
+          </w:p>
+        </w:tc>
+        <w:tc>
+          <w:tcPr>
+            <w:tcW w:type="dxa" w:w="5976"/>
+            <w:tcMar>
+              <w:top w:w="70" w:type="dxa"/>
+              <w:start w:w="90" w:type="dxa"/>
+              <w:bottom w:w="70" w:type="dxa"/>
+              <w:end w:w="90" w:type="dxa"/>
+            </w:tcMar>
+            <w:vAlign w:val="center"/>
+          </w:tcPr>
+          <w:p>
+            <w:pPr>
+              <w:spacing w:after="0" w:line="252" w:lineRule="auto"/>
+              <w:jc w:val="left"/>
+            </w:pPr>
+            <w:r>
+              <w:rPr>
+                <w:rFonts w:ascii="Calibri" w:hAnsi="Calibri" w:eastAsia="Calibri"/>
+                <w:color w:val="203740"/>
+                <w:sz w:val="14"/>
+              </w:rPr>
+              <w:t>CONSTRUCCIÓN DE 10 PLANTELES ESCOLARES EN LA PROVINCIA LA ROMANA</w:t>
+              <w:br/>
+              <w:t>Institución(es): DIRECCION DE INFRAESTRUCTURA ESCOLAR</w:t>
+              <w:br/>
+              <w:t>Sector(es): Educación</w:t>
+              <w:br/>
+              <w:t>Territorios declarados: región yuma; provincia(s) LA ROMANA; municipio(s) Sin registro</w:t>
+              <w:br/>
+              <w:t>Localización codificada: 08 yuma · 12 LA ROMANA</w:t>
+              <w:br/>
+              <w:t>Ubicación del perfil: LA ROMANA - PROYECTO DEPARTAMENTAL</w:t>
+              <w:br/>
+              <w:t>Fuente territorial: profile · alcance province · verificada 02-08-2026 12:40 UTC</w:t>
+              <w:br/>
+              <w:t>Cobertura: nacional No · multirregional No</w:t>
+            </w:r>
+          </w:p>
+        </w:tc>
+        <w:tc>
+          <w:tcPr>
+            <w:tcW w:type="dxa" w:w="2880"/>
+            <w:tcMar>
+              <w:top w:w="70" w:type="dxa"/>
+              <w:start w:w="90" w:type="dxa"/>
+              <w:bottom w:w="70" w:type="dxa"/>
+              <w:end w:w="90" w:type="dxa"/>
+            </w:tcMar>
+            <w:vAlign w:val="center"/>
+          </w:tcPr>
+          <w:p>
+            <w:pPr>
+              <w:spacing w:after="0" w:line="252" w:lineRule="auto"/>
+              <w:jc w:val="left"/>
+            </w:pPr>
+            <w:r>
+              <w:rPr>
+                <w:rFonts w:ascii="Calibri" w:hAnsi="Calibri" w:eastAsia="Calibri"/>
+                <w:color w:val="203740"/>
+                <w:sz w:val="14"/>
+              </w:rPr>
+              <w:t>Estado: EJECUCIÓN</w:t>
+              <w:br/>
+              <w:t>Período: 01-01-2013 – 31-01-2027</w:t>
+              <w:br/>
+              <w:t>Avance físico: 98.73%</w:t>
+              <w:br/>
+              <w:t>Avance financiero: 98.73%</w:t>
+              <w:br/>
+              <w:t>Contratos: 0 total · 0 activos</w:t>
+              <w:br/>
+              <w:t>Seguimiento: Sin ejecución ni contrato activo</w:t>
+            </w:r>
+          </w:p>
+        </w:tc>
+        <w:tc>
+          <w:tcPr>
+            <w:tcW w:type="dxa" w:w="3024"/>
+            <w:tcMar>
+              <w:top w:w="70" w:type="dxa"/>
+              <w:start w:w="90" w:type="dxa"/>
+              <w:bottom w:w="70" w:type="dxa"/>
+              <w:end w:w="90" w:type="dxa"/>
+            </w:tcMar>
+            <w:vAlign w:val="center"/>
+          </w:tcPr>
+          <w:p>
+            <w:pPr>
+              <w:spacing w:after="0" w:line="252" w:lineRule="auto"/>
+              <w:jc w:val="left"/>
+            </w:pPr>
+            <w:r>
+              <w:rPr>
+                <w:rFonts w:ascii="Calibri" w:hAnsi="Calibri" w:eastAsia="Calibri"/>
+                <w:color w:val="203740"/>
+                <w:sz w:val="14"/>
+              </w:rPr>
+              <w:t>Costo del proyecto: RD$ 629,905,201.88</w:t>
+              <w:br/>
+              <w:t>Presupuesto 2026: RD$ 0.00</w:t>
+              <w:br/>
+              <w:t>Ejecutado 2026: RD$ 0.00</w:t>
+              <w:br/>
+              <w:t>Ejecución 2026: No calculable</w:t>
+            </w:r>
+          </w:p>
+        </w:tc>
+      </w:tr>
+      <w:tr>
+        <w:tc>
+          <w:tcPr>
+            <w:tcW w:type="dxa" w:w="576"/>
+            <w:tcMar>
+              <w:top w:w="70" w:type="dxa"/>
+              <w:start w:w="90" w:type="dxa"/>
+              <w:bottom w:w="70" w:type="dxa"/>
+              <w:end w:w="90" w:type="dxa"/>
+            </w:tcMar>
+            <w:vAlign w:val="center"/>
+            <w:shd w:fill="F3F6F6"/>
+          </w:tcPr>
+          <w:p>
+            <w:pPr>
+              <w:spacing w:after="0" w:line="252" w:lineRule="auto"/>
+              <w:jc w:val="center"/>
+            </w:pPr>
+            <w:r>
+              <w:rPr>
+                <w:rFonts w:ascii="Calibri" w:hAnsi="Calibri" w:eastAsia="Calibri"/>
+                <w:color w:val="203740"/>
+                <w:sz w:val="14"/>
+              </w:rPr>
+              <w:t>2</w:t>
+            </w:r>
+          </w:p>
+        </w:tc>
+        <w:tc>
+          <w:tcPr>
+            <w:tcW w:type="dxa" w:w="1656"/>
+            <w:tcMar>
+              <w:top w:w="70" w:type="dxa"/>
+              <w:start w:w="90" w:type="dxa"/>
+              <w:bottom w:w="70" w:type="dxa"/>
+              <w:end w:w="90" w:type="dxa"/>
+            </w:tcMar>
+            <w:vAlign w:val="center"/>
+            <w:shd w:fill="F3F6F6"/>
+          </w:tcPr>
+          <w:p>
+            <w:pPr>
+              <w:spacing w:after="0" w:line="252" w:lineRule="auto"/>
+              <w:jc w:val="left"/>
+            </w:pPr>
+            <w:r>
+              <w:rPr>
+                <w:rFonts w:ascii="Calibri" w:hAnsi="Calibri" w:eastAsia="Calibri"/>
+                <w:color w:val="203740"/>
+                <w:sz w:val="14"/>
+              </w:rPr>
+              <w:t>SNIP 13052</w:t>
+              <w:br/>
+              <w:t>Ficha/Mapa 2621</w:t>
+              <w:br/>
+              <w:t>Fuentes:</w:t>
+              <w:br/>
+              <w:t>Maestro Sí · Ppto. Sí</w:t>
+              <w:br/>
+              <w:t>Territorio Sí · CSV territ. Sí</w:t>
+              <w:br/>
+              <w:t>Perfil Sí</w:t>
+            </w:r>
+            <w:r>
+              <w:br/>
+            </w:r>
+            <w:hyperlink r:id="rId28">
+              <w:r>
+                <w:rPr>
+                  <w:rFonts w:ascii="Calibri" w:hAnsi="Calibri" w:eastAsia="Calibri"/>
+                  <w:color w:val="2E74B5"/>
+                  <w:u w:val="single"/>
+                  <w:sz w:val="14"/>
+                </w:rPr>
+                <w:t>Abrir proyecto</w:t>
+              </w:r>
+            </w:hyperlink>
+          </w:p>
+        </w:tc>
+        <w:tc>
+          <w:tcPr>
+            <w:tcW w:type="dxa" w:w="5976"/>
+            <w:tcMar>
+              <w:top w:w="70" w:type="dxa"/>
+              <w:start w:w="90" w:type="dxa"/>
+              <w:bottom w:w="70" w:type="dxa"/>
+              <w:end w:w="90" w:type="dxa"/>
+            </w:tcMar>
+            <w:vAlign w:val="center"/>
+            <w:shd w:fill="F3F6F6"/>
+          </w:tcPr>
+          <w:p>
+            <w:pPr>
+              <w:spacing w:after="0" w:line="252" w:lineRule="auto"/>
+              <w:jc w:val="left"/>
+            </w:pPr>
+            <w:r>
+              <w:rPr>
+                <w:rFonts w:ascii="Calibri" w:hAnsi="Calibri" w:eastAsia="Calibri"/>
+                <w:color w:val="203740"/>
+                <w:sz w:val="14"/>
+              </w:rPr>
+              <w:t>CONSTRUCCIÓN 4 ESTANCIAS INFANTILES EN LA PROVINCIA DE LA ROMANA</w:t>
+              <w:br/>
+              <w:t>Institución(es): DIRECCION DE INFRAESTRUCTURA ESCOLAR</w:t>
+              <w:br/>
+              <w:t>Sector(es): Educación</w:t>
+              <w:br/>
+              <w:t>Territorios declarados: región yuma; provincia(s) LA ROMANA; municipio(s) Sin registro</w:t>
+              <w:br/>
+              <w:t>Localización codificada: 08 yuma · 12 LA ROMANA</w:t>
+              <w:br/>
+              <w:t>Ubicación del perfil: LA ROMANA - PROYECTO DEPARTAMENTAL</w:t>
+              <w:br/>
+              <w:t>Fuente territorial: profile · alcance province · verificada 02-08-2026 12:40 UTC</w:t>
+              <w:br/>
+              <w:t>Cobertura: nacional No · multirregional No</w:t>
+            </w:r>
+          </w:p>
+        </w:tc>
+        <w:tc>
+          <w:tcPr>
+            <w:tcW w:type="dxa" w:w="2880"/>
+            <w:tcMar>
+              <w:top w:w="70" w:type="dxa"/>
+              <w:start w:w="90" w:type="dxa"/>
+              <w:bottom w:w="70" w:type="dxa"/>
+              <w:end w:w="90" w:type="dxa"/>
+            </w:tcMar>
+            <w:vAlign w:val="center"/>
+            <w:shd w:fill="F3F6F6"/>
+          </w:tcPr>
+          <w:p>
+            <w:pPr>
+              <w:spacing w:after="0" w:line="252" w:lineRule="auto"/>
+              <w:jc w:val="left"/>
+            </w:pPr>
+            <w:r>
+              <w:rPr>
+                <w:rFonts w:ascii="Calibri" w:hAnsi="Calibri" w:eastAsia="Calibri"/>
+                <w:color w:val="203740"/>
+                <w:sz w:val="14"/>
+              </w:rPr>
+              <w:t>Estado: EJECUCIÓN</w:t>
+              <w:br/>
+              <w:t>Período: 01-01-2013 – 31-01-2027</w:t>
+              <w:br/>
+              <w:t>Avance físico: 67.76%</w:t>
+              <w:br/>
+              <w:t>Avance financiero: 67.76%</w:t>
+              <w:br/>
+              <w:t>Contratos: 0 total · 0 activos</w:t>
+              <w:br/>
+              <w:t>Seguimiento: Sin ejecución ni contrato activo</w:t>
+            </w:r>
+          </w:p>
+        </w:tc>
+        <w:tc>
+          <w:tcPr>
+            <w:tcW w:type="dxa" w:w="3024"/>
+            <w:tcMar>
+              <w:top w:w="70" w:type="dxa"/>
+              <w:start w:w="90" w:type="dxa"/>
+              <w:bottom w:w="70" w:type="dxa"/>
+              <w:end w:w="90" w:type="dxa"/>
+            </w:tcMar>
+            <w:vAlign w:val="center"/>
+            <w:shd w:fill="F3F6F6"/>
+          </w:tcPr>
+          <w:p>
+            <w:pPr>
+              <w:spacing w:after="0" w:line="252" w:lineRule="auto"/>
+              <w:jc w:val="left"/>
+            </w:pPr>
+            <w:r>
+              <w:rPr>
+                <w:rFonts w:ascii="Calibri" w:hAnsi="Calibri" w:eastAsia="Calibri"/>
+                <w:color w:val="203740"/>
+                <w:sz w:val="14"/>
+              </w:rPr>
+              <w:t>Costo del proyecto: RD$ 364,186,315.32</w:t>
+              <w:br/>
+              <w:t>Presupuesto 2026: RD$ 2,000,000.00</w:t>
+              <w:br/>
+              <w:t>Ejecutado 2026: RD$ 0.00</w:t>
+              <w:br/>
+              <w:t>Ejecución 2026: 0.00%</w:t>
+            </w:r>
+          </w:p>
+        </w:tc>
+      </w:tr>
+      <w:tr>
+        <w:tc>
+          <w:tcPr>
+            <w:tcW w:type="dxa" w:w="576"/>
+            <w:tcMar>
+              <w:top w:w="70" w:type="dxa"/>
+              <w:start w:w="90" w:type="dxa"/>
+              <w:bottom w:w="70" w:type="dxa"/>
+              <w:end w:w="90" w:type="dxa"/>
+            </w:tcMar>
+            <w:vAlign w:val="center"/>
+          </w:tcPr>
+          <w:p>
+            <w:pPr>
+              <w:spacing w:after="0" w:line="252" w:lineRule="auto"/>
+              <w:jc w:val="center"/>
+            </w:pPr>
+            <w:r>
+              <w:rPr>
+                <w:rFonts w:ascii="Calibri" w:hAnsi="Calibri" w:eastAsia="Calibri"/>
+                <w:color w:val="203740"/>
+                <w:sz w:val="14"/>
+              </w:rPr>
+              <w:t>3</w:t>
+            </w:r>
+          </w:p>
+        </w:tc>
+        <w:tc>
+          <w:tcPr>
+            <w:tcW w:type="dxa" w:w="1656"/>
+            <w:tcMar>
+              <w:top w:w="70" w:type="dxa"/>
+              <w:start w:w="90" w:type="dxa"/>
+              <w:bottom w:w="70" w:type="dxa"/>
+              <w:end w:w="90" w:type="dxa"/>
+            </w:tcMar>
+            <w:vAlign w:val="center"/>
+          </w:tcPr>
+          <w:p>
+            <w:pPr>
+              <w:spacing w:after="0" w:line="252" w:lineRule="auto"/>
+              <w:jc w:val="left"/>
+            </w:pPr>
+            <w:r>
+              <w:rPr>
+                <w:rFonts w:ascii="Calibri" w:hAnsi="Calibri" w:eastAsia="Calibri"/>
+                <w:color w:val="203740"/>
+                <w:sz w:val="14"/>
+              </w:rPr>
+              <w:t>SNIP 13404</w:t>
+              <w:br/>
+              <w:t>Ficha/Mapa 3052</w:t>
+              <w:br/>
+              <w:t>Fuentes:</w:t>
+              <w:br/>
+              <w:t>Maestro Sí · Ppto. Sí</w:t>
+              <w:br/>
+              <w:t>Territorio Sí · CSV territ. Sí</w:t>
+              <w:br/>
+              <w:t>Perfil Sí</w:t>
+            </w:r>
+            <w:r>
+              <w:br/>
+            </w:r>
+            <w:hyperlink r:id="rId29">
+              <w:r>
+                <w:rPr>
+                  <w:rFonts w:ascii="Calibri" w:hAnsi="Calibri" w:eastAsia="Calibri"/>
+                  <w:color w:val="2E74B5"/>
+                  <w:u w:val="single"/>
+                  <w:sz w:val="14"/>
+                </w:rPr>
+                <w:t>Abrir proyecto</w:t>
+              </w:r>
+            </w:hyperlink>
+          </w:p>
+        </w:tc>
+        <w:tc>
+          <w:tcPr>
+            <w:tcW w:type="dxa" w:w="5976"/>
+            <w:tcMar>
+              <w:top w:w="70" w:type="dxa"/>
+              <w:start w:w="90" w:type="dxa"/>
+              <w:bottom w:w="70" w:type="dxa"/>
+              <w:end w:w="90" w:type="dxa"/>
+            </w:tcMar>
+            <w:vAlign w:val="center"/>
+          </w:tcPr>
+          <w:p>
+            <w:pPr>
+              <w:spacing w:after="0" w:line="252" w:lineRule="auto"/>
+              <w:jc w:val="left"/>
+            </w:pPr>
+            <w:r>
+              <w:rPr>
+                <w:rFonts w:ascii="Calibri" w:hAnsi="Calibri" w:eastAsia="Calibri"/>
+                <w:color w:val="203740"/>
+                <w:sz w:val="14"/>
+              </w:rPr>
+              <w:t>CONSTRUCCIÓN DE PLANTELES EDUCATIVOS EN LA PROVINCIA DE LA ROMANA (FASE 2)</w:t>
+              <w:br/>
+              <w:t>Institución(es): DIRECCION DE INFRAESTRUCTURA ESCOLAR</w:t>
+              <w:br/>
+              <w:t>Sector(es): Educación</w:t>
+              <w:br/>
+              <w:t>Territorios declarados: región yuma; provincia(s) LA ROMANA; municipio(s) Sin registro</w:t>
+              <w:br/>
+              <w:t>Localización codificada: 08 yuma · 12 LA ROMANA</w:t>
+              <w:br/>
+              <w:t>Ubicación del perfil: LA ROMANA - PROYECTO DEPARTAMENTAL</w:t>
+              <w:br/>
+              <w:t>Fuente territorial: profile · alcance province · verificada 02-08-2026 12:40 UTC</w:t>
+              <w:br/>
+              <w:t>Cobertura: nacional No · multirregional No</w:t>
+            </w:r>
+          </w:p>
+        </w:tc>
+        <w:tc>
+          <w:tcPr>
+            <w:tcW w:type="dxa" w:w="2880"/>
+            <w:tcMar>
+              <w:top w:w="70" w:type="dxa"/>
+              <w:start w:w="90" w:type="dxa"/>
+              <w:bottom w:w="70" w:type="dxa"/>
+              <w:end w:w="90" w:type="dxa"/>
+            </w:tcMar>
+            <w:vAlign w:val="center"/>
+          </w:tcPr>
+          <w:p>
+            <w:pPr>
+              <w:spacing w:after="0" w:line="252" w:lineRule="auto"/>
+              <w:jc w:val="left"/>
+            </w:pPr>
+            <w:r>
+              <w:rPr>
+                <w:rFonts w:ascii="Calibri" w:hAnsi="Calibri" w:eastAsia="Calibri"/>
+                <w:color w:val="203740"/>
+                <w:sz w:val="14"/>
+              </w:rPr>
+              <w:t>Estado: EJECUCIÓN</w:t>
+              <w:br/>
+              <w:t>Período: 01-01-2013 – 31-01-2027</w:t>
+              <w:br/>
+              <w:t>Avance físico: 92.12%</w:t>
+              <w:br/>
+              <w:t>Avance financiero: 92.12%</w:t>
+              <w:br/>
+              <w:t>Contratos: 0 total · 0 activos</w:t>
+              <w:br/>
+              <w:t>Seguimiento: Sin ejecución ni contrato activo</w:t>
+            </w:r>
+          </w:p>
+        </w:tc>
+        <w:tc>
+          <w:tcPr>
+            <w:tcW w:type="dxa" w:w="3024"/>
+            <w:tcMar>
+              <w:top w:w="70" w:type="dxa"/>
+              <w:start w:w="90" w:type="dxa"/>
+              <w:bottom w:w="70" w:type="dxa"/>
+              <w:end w:w="90" w:type="dxa"/>
+            </w:tcMar>
+            <w:vAlign w:val="center"/>
+          </w:tcPr>
+          <w:p>
+            <w:pPr>
+              <w:spacing w:after="0" w:line="252" w:lineRule="auto"/>
+              <w:jc w:val="left"/>
+            </w:pPr>
+            <w:r>
+              <w:rPr>
+                <w:rFonts w:ascii="Calibri" w:hAnsi="Calibri" w:eastAsia="Calibri"/>
+                <w:color w:val="203740"/>
+                <w:sz w:val="14"/>
+              </w:rPr>
+              <w:t>Costo del proyecto: RD$ 1,123,528,409.25</w:t>
+              <w:br/>
+              <w:t>Presupuesto 2026: RD$ 25,466,713.00</w:t>
+              <w:br/>
+              <w:t>Ejecutado 2026: RD$ 0.00</w:t>
+              <w:br/>
+              <w:t>Ejecución 2026: 0.00%</w:t>
+            </w:r>
+          </w:p>
+        </w:tc>
+      </w:tr>
+      <w:tr>
+        <w:tc>
+          <w:tcPr>
+            <w:tcW w:type="dxa" w:w="576"/>
+            <w:tcMar>
+              <w:top w:w="70" w:type="dxa"/>
+              <w:start w:w="90" w:type="dxa"/>
+              <w:bottom w:w="70" w:type="dxa"/>
+              <w:end w:w="90" w:type="dxa"/>
+            </w:tcMar>
+            <w:vAlign w:val="center"/>
+            <w:shd w:fill="F3F6F6"/>
+          </w:tcPr>
+          <w:p>
+            <w:pPr>
+              <w:spacing w:after="0" w:line="252" w:lineRule="auto"/>
+              <w:jc w:val="center"/>
+            </w:pPr>
+            <w:r>
+              <w:rPr>
+                <w:rFonts w:ascii="Calibri" w:hAnsi="Calibri" w:eastAsia="Calibri"/>
+                <w:color w:val="203740"/>
+                <w:sz w:val="14"/>
+              </w:rPr>
+              <w:t>4</w:t>
+            </w:r>
+          </w:p>
+        </w:tc>
+        <w:tc>
+          <w:tcPr>
+            <w:tcW w:type="dxa" w:w="1656"/>
+            <w:tcMar>
+              <w:top w:w="70" w:type="dxa"/>
+              <w:start w:w="90" w:type="dxa"/>
+              <w:bottom w:w="70" w:type="dxa"/>
+              <w:end w:w="90" w:type="dxa"/>
+            </w:tcMar>
+            <w:vAlign w:val="center"/>
+            <w:shd w:fill="F3F6F6"/>
+          </w:tcPr>
+          <w:p>
+            <w:pPr>
+              <w:spacing w:after="0" w:line="252" w:lineRule="auto"/>
+              <w:jc w:val="left"/>
+            </w:pPr>
+            <w:r>
+              <w:rPr>
+                <w:rFonts w:ascii="Calibri" w:hAnsi="Calibri" w:eastAsia="Calibri"/>
+                <w:color w:val="203740"/>
+                <w:sz w:val="14"/>
+              </w:rPr>
+              <w:t>SNIP 13561</w:t>
+              <w:br/>
+              <w:t>Ficha/Mapa 3344</w:t>
+              <w:br/>
+              <w:t>Fuentes:</w:t>
+              <w:br/>
+              <w:t>Maestro Sí · Ppto. Sí</w:t>
+              <w:br/>
+              <w:t>Territorio Sí · CSV territ. Sí</w:t>
+              <w:br/>
+              <w:t>Perfil Sí</w:t>
+            </w:r>
+            <w:r>
+              <w:br/>
+            </w:r>
+            <w:hyperlink r:id="rId30">
+              <w:r>
+                <w:rPr>
+                  <w:rFonts w:ascii="Calibri" w:hAnsi="Calibri" w:eastAsia="Calibri"/>
+                  <w:color w:val="2E74B5"/>
+                  <w:u w:val="single"/>
+                  <w:sz w:val="14"/>
+                </w:rPr>
+                <w:t>Abrir proyecto</w:t>
+              </w:r>
+            </w:hyperlink>
+          </w:p>
+        </w:tc>
+        <w:tc>
+          <w:tcPr>
+            <w:tcW w:type="dxa" w:w="5976"/>
+            <w:tcMar>
+              <w:top w:w="70" w:type="dxa"/>
+              <w:start w:w="90" w:type="dxa"/>
+              <w:bottom w:w="70" w:type="dxa"/>
+              <w:end w:w="90" w:type="dxa"/>
+            </w:tcMar>
+            <w:vAlign w:val="center"/>
+            <w:shd w:fill="F3F6F6"/>
+          </w:tcPr>
+          <w:p>
+            <w:pPr>
+              <w:spacing w:after="0" w:line="252" w:lineRule="auto"/>
+              <w:jc w:val="left"/>
+            </w:pPr>
+            <w:r>
+              <w:rPr>
+                <w:rFonts w:ascii="Calibri" w:hAnsi="Calibri" w:eastAsia="Calibri"/>
+                <w:color w:val="203740"/>
+                <w:sz w:val="14"/>
+              </w:rPr>
+              <w:t>CONSTRUCCIÓN DE PLANTELES EDUCATIVOS EN LA PROVINCIA LA ROMANA (FASE 3)</w:t>
+              <w:br/>
+              <w:t>Institución(es): DIRECCION DE INFRAESTRUCTURA ESCOLAR</w:t>
+              <w:br/>
+              <w:t>Sector(es): Educación</w:t>
+              <w:br/>
+              <w:t>Territorios declarados: región yuma; provincia(s) LA ROMANA; municipio(s) Sin registro</w:t>
+              <w:br/>
+              <w:t>Localización codificada: 08 yuma · 12 LA ROMANA</w:t>
+              <w:br/>
+              <w:t>Ubicación del perfil: LA ROMANA - PROYECTO DEPARTAMENTAL</w:t>
+              <w:br/>
+              <w:t>Fuente territorial: profile · alcance province · verificada 02-08-2026 12:40 UTC</w:t>
+              <w:br/>
+              <w:t>Cobertura: nacional No · multirregional No</w:t>
+            </w:r>
+          </w:p>
+        </w:tc>
+        <w:tc>
+          <w:tcPr>
+            <w:tcW w:type="dxa" w:w="2880"/>
+            <w:tcMar>
+              <w:top w:w="70" w:type="dxa"/>
+              <w:start w:w="90" w:type="dxa"/>
+              <w:bottom w:w="70" w:type="dxa"/>
+              <w:end w:w="90" w:type="dxa"/>
+            </w:tcMar>
+            <w:vAlign w:val="center"/>
+            <w:shd w:fill="F3F6F6"/>
+          </w:tcPr>
+          <w:p>
+            <w:pPr>
+              <w:spacing w:after="0" w:line="252" w:lineRule="auto"/>
+              <w:jc w:val="left"/>
+            </w:pPr>
+            <w:r>
+              <w:rPr>
+                <w:rFonts w:ascii="Calibri" w:hAnsi="Calibri" w:eastAsia="Calibri"/>
+                <w:color w:val="203740"/>
+                <w:sz w:val="14"/>
+              </w:rPr>
+              <w:t>Estado: EJECUCIÓN</w:t>
+              <w:br/>
+              <w:t>Período: 01-01-2014 – 31-01-2027</w:t>
+              <w:br/>
+              <w:t>Avance físico: 95.87%</w:t>
+              <w:br/>
+              <w:t>Avance financiero: 95.87%</w:t>
+              <w:br/>
+              <w:t>Contratos: 0 total · 0 activos</w:t>
+              <w:br/>
+              <w:t>Seguimiento: Ejecución registrada</w:t>
+            </w:r>
+          </w:p>
+        </w:tc>
+        <w:tc>
+          <w:tcPr>
+            <w:tcW w:type="dxa" w:w="3024"/>
+            <w:tcMar>
+              <w:top w:w="70" w:type="dxa"/>
+              <w:start w:w="90" w:type="dxa"/>
+              <w:bottom w:w="70" w:type="dxa"/>
+              <w:end w:w="90" w:type="dxa"/>
+            </w:tcMar>
+            <w:vAlign w:val="center"/>
+            <w:shd w:fill="F3F6F6"/>
+          </w:tcPr>
+          <w:p>
+            <w:pPr>
+              <w:spacing w:after="0" w:line="252" w:lineRule="auto"/>
+              <w:jc w:val="left"/>
+            </w:pPr>
+            <w:r>
+              <w:rPr>
+                <w:rFonts w:ascii="Calibri" w:hAnsi="Calibri" w:eastAsia="Calibri"/>
+                <w:color w:val="203740"/>
+                <w:sz w:val="14"/>
+              </w:rPr>
+              <w:t>Costo del proyecto: RD$ 707,285,091.59</w:t>
+              <w:br/>
+              <w:t>Presupuesto 2026: RD$ 21,036,611.00</w:t>
+              <w:br/>
+              <w:t>Ejecutado 2026: RD$ 20,052,532.80</w:t>
+              <w:br/>
+              <w:t>Ejecución 2026: 95.32%</w:t>
+            </w:r>
+          </w:p>
+        </w:tc>
+      </w:tr>
+      <w:tr>
+        <w:tc>
+          <w:tcPr>
+            <w:tcW w:type="dxa" w:w="576"/>
+            <w:tcMar>
+              <w:top w:w="70" w:type="dxa"/>
+              <w:start w:w="90" w:type="dxa"/>
+              <w:bottom w:w="70" w:type="dxa"/>
+              <w:end w:w="90" w:type="dxa"/>
+            </w:tcMar>
+            <w:vAlign w:val="center"/>
+          </w:tcPr>
+          <w:p>
+            <w:pPr>
+              <w:spacing w:after="0" w:line="252" w:lineRule="auto"/>
+              <w:jc w:val="center"/>
+            </w:pPr>
+            <w:r>
+              <w:rPr>
+                <w:rFonts w:ascii="Calibri" w:hAnsi="Calibri" w:eastAsia="Calibri"/>
+                <w:color w:val="203740"/>
+                <w:sz w:val="14"/>
+              </w:rPr>
+              <w:t>5</w:t>
+            </w:r>
+          </w:p>
+        </w:tc>
+        <w:tc>
+          <w:tcPr>
+            <w:tcW w:type="dxa" w:w="1656"/>
+            <w:tcMar>
+              <w:top w:w="70" w:type="dxa"/>
+              <w:start w:w="90" w:type="dxa"/>
+              <w:bottom w:w="70" w:type="dxa"/>
+              <w:end w:w="90" w:type="dxa"/>
+            </w:tcMar>
+            <w:vAlign w:val="center"/>
+          </w:tcPr>
+          <w:p>
+            <w:pPr>
+              <w:spacing w:after="0" w:line="252" w:lineRule="auto"/>
+              <w:jc w:val="left"/>
+            </w:pPr>
+            <w:r>
+              <w:rPr>
+                <w:rFonts w:ascii="Calibri" w:hAnsi="Calibri" w:eastAsia="Calibri"/>
+                <w:color w:val="203740"/>
+                <w:sz w:val="14"/>
+              </w:rPr>
+              <w:t>SNIP 14405</w:t>
+              <w:br/>
+              <w:t>Ficha/Mapa 4532</w:t>
+              <w:br/>
+              <w:t>Fuentes:</w:t>
+              <w:br/>
+              <w:t>Maestro Sí · Ppto. Sí</w:t>
+              <w:br/>
+              <w:t>Territorio Sí · CSV territ. Sí</w:t>
+              <w:br/>
+              <w:t>Perfil Sí</w:t>
+            </w:r>
+            <w:r>
+              <w:br/>
+            </w:r>
+            <w:hyperlink r:id="rId31">
+              <w:r>
+                <w:rPr>
+                  <w:rFonts w:ascii="Calibri" w:hAnsi="Calibri" w:eastAsia="Calibri"/>
+                  <w:color w:val="2E74B5"/>
+                  <w:u w:val="single"/>
+                  <w:sz w:val="14"/>
+                </w:rPr>
+                <w:t>Abrir proyecto</w:t>
+              </w:r>
+            </w:hyperlink>
+            <w:r>
+              <w:br/>
+            </w:r>
+            <w:hyperlink r:id="rId32">
+              <w:r>
+                <w:rPr>
+                  <w:rFonts w:ascii="Calibri" w:hAnsi="Calibri" w:eastAsia="Calibri"/>
+                  <w:color w:val="2E74B5"/>
+                  <w:u w:val="single"/>
+                  <w:sz w:val="14"/>
+                </w:rPr>
+                <w:t>Abrir contratos</w:t>
+              </w:r>
+            </w:hyperlink>
+          </w:p>
+        </w:tc>
+        <w:tc>
+          <w:tcPr>
+            <w:tcW w:type="dxa" w:w="5976"/>
+            <w:tcMar>
+              <w:top w:w="70" w:type="dxa"/>
+              <w:start w:w="90" w:type="dxa"/>
+              <w:bottom w:w="70" w:type="dxa"/>
+              <w:end w:w="90" w:type="dxa"/>
+            </w:tcMar>
+            <w:vAlign w:val="center"/>
+          </w:tcPr>
+          <w:p>
+            <w:pPr>
+              <w:spacing w:after="0" w:line="252" w:lineRule="auto"/>
+              <w:jc w:val="left"/>
+            </w:pPr>
+            <w:r>
+              <w:rPr>
+                <w:rFonts w:ascii="Calibri" w:hAnsi="Calibri" w:eastAsia="Calibri"/>
+                <w:color w:val="203740"/>
+                <w:sz w:val="14"/>
+              </w:rPr>
+              <w:t>AMPLIACIÓN DE ACUEDUCTO EN EL MUNICIPIO DE  VILLA HERMOSA, PROVINCIA LA ROMANA</w:t>
+              <w:br/>
+              <w:t>Institución(es): CORPORACIÓN DE ACUEDUCTO Y ALCANTARILLADO DE LA ROMANA</w:t>
+              <w:br/>
+              <w:t>Sector(es): Vivienda y servicios comunitarios</w:t>
+              <w:br/>
+              <w:t>Territorios declarados: región yuma; provincia(s) LA ROMANA; municipio(s) VILLA HERMOSA</w:t>
+              <w:br/>
+              <w:t>Localización codificada: 08 yuma · 12 LA ROMANA · 081203 VILLA HERMOSA</w:t>
+              <w:br/>
+              <w:t>Ubicación del perfil: VILLA HERMOSA (LA ROMANA)</w:t>
+              <w:br/>
+              <w:t>Fuente territorial: profile · alcance municipality · verificada 02-08-2026 12:40 UTC</w:t>
+              <w:br/>
+              <w:t>Cobertura: nacional No · multirregional No</w:t>
+            </w:r>
+          </w:p>
+        </w:tc>
+        <w:tc>
+          <w:tcPr>
+            <w:tcW w:type="dxa" w:w="2880"/>
+            <w:tcMar>
+              <w:top w:w="70" w:type="dxa"/>
+              <w:start w:w="90" w:type="dxa"/>
+              <w:bottom w:w="70" w:type="dxa"/>
+              <w:end w:w="90" w:type="dxa"/>
+            </w:tcMar>
+            <w:vAlign w:val="center"/>
+          </w:tcPr>
+          <w:p>
+            <w:pPr>
+              <w:spacing w:after="0" w:line="252" w:lineRule="auto"/>
+              <w:jc w:val="left"/>
+            </w:pPr>
+            <w:r>
+              <w:rPr>
+                <w:rFonts w:ascii="Calibri" w:hAnsi="Calibri" w:eastAsia="Calibri"/>
+                <w:color w:val="203740"/>
+                <w:sz w:val="14"/>
+              </w:rPr>
+              <w:t>Estado: EJECUCIÓN</w:t>
+              <w:br/>
+              <w:t>Período: 01-01-2021 – 31-01-2026</w:t>
+              <w:br/>
+              <w:t>Avance físico: 54.35%</w:t>
+              <w:br/>
+              <w:t>Avance financiero: 54.35%</w:t>
+              <w:br/>
+              <w:t>Contratos: 123 total · 51 activos</w:t>
+              <w:br/>
+              <w:t>Seguimiento: Ejecución y contrato activo</w:t>
+            </w:r>
+          </w:p>
+        </w:tc>
+        <w:tc>
+          <w:tcPr>
+            <w:tcW w:type="dxa" w:w="3024"/>
+            <w:tcMar>
+              <w:top w:w="70" w:type="dxa"/>
+              <w:start w:w="90" w:type="dxa"/>
+              <w:bottom w:w="70" w:type="dxa"/>
+              <w:end w:w="90" w:type="dxa"/>
+            </w:tcMar>
+            <w:vAlign w:val="center"/>
+          </w:tcPr>
+          <w:p>
+            <w:pPr>
+              <w:spacing w:after="0" w:line="252" w:lineRule="auto"/>
+              <w:jc w:val="left"/>
+            </w:pPr>
+            <w:r>
+              <w:rPr>
+                <w:rFonts w:ascii="Calibri" w:hAnsi="Calibri" w:eastAsia="Calibri"/>
+                <w:color w:val="203740"/>
+                <w:sz w:val="14"/>
+              </w:rPr>
+              <w:t>Costo del proyecto: RD$ 289,728,777.22</w:t>
+              <w:br/>
+              <w:t>Presupuesto 2026: RD$ 87,183,000.00</w:t>
+              <w:br/>
+              <w:t>Ejecutado 2026: RD$ 1,174,719.50</w:t>
+              <w:br/>
+              <w:t>Ejecución 2026: 1.35%</w:t>
+            </w:r>
+          </w:p>
+        </w:tc>
+      </w:tr>
+      <w:tr>
+        <w:tc>
+          <w:tcPr>
+            <w:tcW w:type="dxa" w:w="576"/>
+            <w:tcMar>
+              <w:top w:w="70" w:type="dxa"/>
+              <w:start w:w="90" w:type="dxa"/>
+              <w:bottom w:w="70" w:type="dxa"/>
+              <w:end w:w="90" w:type="dxa"/>
+            </w:tcMar>
+            <w:vAlign w:val="center"/>
+            <w:shd w:fill="F3F6F6"/>
+          </w:tcPr>
+          <w:p>
+            <w:pPr>
+              <w:spacing w:after="0" w:line="252" w:lineRule="auto"/>
+              <w:jc w:val="center"/>
+            </w:pPr>
+            <w:r>
+              <w:rPr>
+                <w:rFonts w:ascii="Calibri" w:hAnsi="Calibri" w:eastAsia="Calibri"/>
+                <w:color w:val="203740"/>
+                <w:sz w:val="14"/>
+              </w:rPr>
+              <w:t>6</w:t>
+            </w:r>
+          </w:p>
+        </w:tc>
+        <w:tc>
+          <w:tcPr>
+            <w:tcW w:type="dxa" w:w="1656"/>
+            <w:tcMar>
+              <w:top w:w="70" w:type="dxa"/>
+              <w:start w:w="90" w:type="dxa"/>
+              <w:bottom w:w="70" w:type="dxa"/>
+              <w:end w:w="90" w:type="dxa"/>
+            </w:tcMar>
+            <w:vAlign w:val="center"/>
+            <w:shd w:fill="F3F6F6"/>
+          </w:tcPr>
+          <w:p>
+            <w:pPr>
+              <w:spacing w:after="0" w:line="252" w:lineRule="auto"/>
+              <w:jc w:val="left"/>
+            </w:pPr>
+            <w:r>
+              <w:rPr>
+                <w:rFonts w:ascii="Calibri" w:hAnsi="Calibri" w:eastAsia="Calibri"/>
+                <w:color w:val="203740"/>
+                <w:sz w:val="14"/>
+              </w:rPr>
+              <w:t>SNIP 14491</w:t>
+              <w:br/>
+              <w:t>Ficha/Mapa 4979</w:t>
+              <w:br/>
+              <w:t>Fuentes:</w:t>
+              <w:br/>
+              <w:t>Maestro Sí · Ppto. Sí</w:t>
+              <w:br/>
+              <w:t>Territorio Sí · CSV territ. Sí</w:t>
+              <w:br/>
+              <w:t>Perfil Sí</w:t>
+            </w:r>
+            <w:r>
+              <w:br/>
+            </w:r>
+            <w:hyperlink r:id="rId33">
+              <w:r>
+                <w:rPr>
+                  <w:rFonts w:ascii="Calibri" w:hAnsi="Calibri" w:eastAsia="Calibri"/>
+                  <w:color w:val="2E74B5"/>
+                  <w:u w:val="single"/>
+                  <w:sz w:val="14"/>
+                </w:rPr>
+                <w:t>Abrir proyecto</w:t>
+              </w:r>
+            </w:hyperlink>
+          </w:p>
+        </w:tc>
+        <w:tc>
+          <w:tcPr>
+            <w:tcW w:type="dxa" w:w="5976"/>
+            <w:tcMar>
+              <w:top w:w="70" w:type="dxa"/>
+              <w:start w:w="90" w:type="dxa"/>
+              <w:bottom w:w="70" w:type="dxa"/>
+              <w:end w:w="90" w:type="dxa"/>
+            </w:tcMar>
+            <w:vAlign w:val="center"/>
+            <w:shd w:fill="F3F6F6"/>
+          </w:tcPr>
+          <w:p>
+            <w:pPr>
+              <w:spacing w:after="0" w:line="252" w:lineRule="auto"/>
+              <w:jc w:val="left"/>
+            </w:pPr>
+            <w:r>
+              <w:rPr>
+                <w:rFonts w:ascii="Calibri" w:hAnsi="Calibri" w:eastAsia="Calibri"/>
+                <w:color w:val="203740"/>
+                <w:sz w:val="14"/>
+              </w:rPr>
+              <w:t>MEJORAMIENTO DE LA CONECTIVIDAD PARA LA TRANSFORMACION DIGITAL EN LA REPUBLICA DOMINICANA</w:t>
+              <w:br/>
+              <w:t>Institución(es): INSTITUTO DOMINICANO DE LA TELECOMUNICACIONES</w:t>
+              <w:br/>
+              <w:t>Sector(es): Comunicaciones</w:t>
+              <w:br/>
+              <w:t>Territorios declarados: región Sin dato; provincia(s) AZUA; BAORUCO; BARAHONA; DAJABÓN; DISTRITO NACIONAL; DUARTE; EL SEIBO; ELÍAS PIÑA; ESPAILLAT; HATO MAYOR; HERMANAS MIRABAL; INDEPENDENCIA; LA ALTAGRACIA; LA ROMANA; LA VEGA; MARÍA TRINIDAD SÁNCHEZ; MONSEÑOR NOUEL; MONTE CRISTI; MONTE PLATA; PEDERNALES; PERAVIA; PUERTO PLATA; SAMANÁ; SAN CRISTÓBAL; SAN JOSÉ DE OCOA; SAN JUAN; SAN PEDRO DE MACORÍS; SÁNCHEZ RAMÍREZ; SANTIAGO; SANTIAGO RODRIGUEZ; SANTO DOMINGO; VALVERDE; municipio(s) Sin registro</w:t>
+              <w:br/>
+              <w:t>Localización codificada: 07 el_valle · 02 AZUA; 06 enriquillo · 03 BAORUCO; 06 enriquillo · 04 BARAHONA; 04 cibao_noroeste · 05 DAJABÓN; 00 · 00000 DISTRITO NACIONAL; 03 cibao_nordeste · 06 DUARTE; 08 yuma · 08 EL SEIBO; 07 el_valle · 07 ELÍAS PIÑA; 01 cibao_norte · 09 ESPAILLAT; 09 higuamo · 30 HATO MAYOR; 03 cibao_nordeste · 19 HERMANAS MIRABAL; 06 enriquillo · 10 INDEPENDENCIA; 08 yuma · 11 LA ALTAGRACIA; 08 yuma · 12 LA ROMANA; 02 cibao_sur · 13 LA VEGA; 03 cibao_nordeste · 14 MARÍA TRINIDAD SÁNCHEZ; 02 cibao_sur · 28 MONSEÑOR NOUEL; 04 cibao_noroeste · 15 MONTE CRISTI; 09 higuamo · 29 MONTE PLATA; 06 enriquillo · 16 PEDERNALES; 05 valdesia · 17 PERAVIA; 01 cibao_norte · 18 PUERTO PLATA; 03 cibao_nordeste · 20 SAMANÁ; 05 valdesia · 21 SAN CRISTÓBAL; 05 valdesia · 31 SAN JOSÉ DE OCOA; 07 el_valle · 22 SAN JUAN; 09 higuamo · 23 SAN PEDRO DE MACORÍS; 02 cibao_sur · 24 SÁNCHEZ RAMÍREZ; 01 cibao_norte · 25 SANTIAGO; 04 cibao_noroeste · 26 SANTIAGO RODRIGUEZ; 10 ozama · 32 SANTO DOMINGO; 04 cibao_noroeste · 27 VALVERDE</w:t>
+              <w:br/>
+              <w:t>Ubicación del perfil: AZUA - PROYECTO DEPARTAMENTAL; BAORUCO - PROYECTO DEPARTAMENTAL; BARAHONA - PROYECTO DEPARTAMENTAL; DAJABÓN - PROYECTO DEPARTAMENTAL; DISTRITO NACIONAL - PROYECTO DEPARTAMENTAL; DUARTE - PROYECTO DEPARTAMENTAL; EL SEIBO - PROYECTO DEPARTAMENTAL; ELÍAS PIÑA - PROYECTO DEPARTAMENTAL; ESPAILLAT - PROYECTO DEPARTAMENTAL; HATO MAYOR - PROYECTO DEPARTAMENTAL; HERMANAS MIRABAL - PROYECTO DEPARTAMENTAL; INDEPENDENCIA - PROYECTO DEPARTAMENTAL; LA ALTAGRACIA - PROYECTO DEPARTAMENTAL; LA ROMANA - PROYECTO DEPARTAMENTAL; LA VEGA - PROYECTO DEPARTAMENTAL; MARÍA TRINIDAD SÁNCHEZ - PROYECTO DEPARTAMENTAL; MONSEÑOR NOUEL - PROYECTO DEPARTAMENTAL; MONTE CRISTI - PROYECTO DEPARTAMENTAL; MONTE PLATA - PROYECTO DEPARTAMENTAL; PEDERNALES - PROYECTO DEPARTAMENTAL; PERAVIA - PROYECTO DEPARTAMENTAL; PUERTO PLATA - PROYECTO DEPARTAMENTAL; SAMANÁ - PROYECTO DEPARTAMENTAL; SAN CRISTÓBAL - PROYECTO DEPARTAMENTAL; SAN JOSÉ DE OCOA - PROYECTO DEPARTAMENTAL; SAN JUAN - PROYECTO DEPARTAMENTAL; SAN PEDRO DE MACORÍS - PROYECTO DEPARTAMENTAL; SÁNCHEZ RAMÍREZ - PROYECTO DEPARTAMENTAL; SANTIAGO - PROYECTO DEPARTAMENTAL; SANTIAGO RODRIGUEZ - PROYECTO DEPARTAMENTAL; SANTO DOMINGO - PROYECTO DEPARTAMENTAL; VALVERDE - PROYECTO DEPARTAMENTAL</w:t>
+              <w:br/>
+              <w:t>Fuente territorial: profile · alcance province · verificada 02-08-2026 12:40 UTC</w:t>
+              <w:br/>
+              <w:t>Cobertura: nacional No · multirregional Sí</w:t>
+            </w:r>
+          </w:p>
+        </w:tc>
+        <w:tc>
+          <w:tcPr>
+            <w:tcW w:type="dxa" w:w="2880"/>
+            <w:tcMar>
+              <w:top w:w="70" w:type="dxa"/>
+              <w:start w:w="90" w:type="dxa"/>
+              <w:bottom w:w="70" w:type="dxa"/>
+              <w:end w:w="90" w:type="dxa"/>
+            </w:tcMar>
+            <w:vAlign w:val="center"/>
+            <w:shd w:fill="F3F6F6"/>
+          </w:tcPr>
+          <w:p>
+            <w:pPr>
+              <w:spacing w:after="0" w:line="252" w:lineRule="auto"/>
+              <w:jc w:val="left"/>
+            </w:pPr>
+            <w:r>
+              <w:rPr>
+                <w:rFonts w:ascii="Calibri" w:hAnsi="Calibri" w:eastAsia="Calibri"/>
+                <w:color w:val="203740"/>
+                <w:sz w:val="14"/>
+              </w:rPr>
+              <w:t>Estado: EJECUCIÓN</w:t>
+              <w:br/>
+              <w:t>Período: 01-01-2021 – 31-01-2027</w:t>
+              <w:br/>
+              <w:t>Avance físico: 30.65%</w:t>
+              <w:br/>
+              <w:t>Avance financiero: 30.65%</w:t>
+              <w:br/>
+              <w:t>Contratos: 0 total · 0 activos</w:t>
+              <w:br/>
+              <w:t>Seguimiento: Ejecución registrada</w:t>
+            </w:r>
+          </w:p>
+        </w:tc>
+        <w:tc>
+          <w:tcPr>
+            <w:tcW w:type="dxa" w:w="3024"/>
+            <w:tcMar>
+              <w:top w:w="70" w:type="dxa"/>
+              <w:start w:w="90" w:type="dxa"/>
+              <w:bottom w:w="70" w:type="dxa"/>
+              <w:end w:w="90" w:type="dxa"/>
+            </w:tcMar>
+            <w:vAlign w:val="center"/>
+            <w:shd w:fill="F3F6F6"/>
+          </w:tcPr>
+          <w:p>
+            <w:pPr>
+              <w:spacing w:after="0" w:line="252" w:lineRule="auto"/>
+              <w:jc w:val="left"/>
+            </w:pPr>
+            <w:r>
+              <w:rPr>
+                <w:rFonts w:ascii="Calibri" w:hAnsi="Calibri" w:eastAsia="Calibri"/>
+                <w:color w:val="203740"/>
+                <w:sz w:val="14"/>
+              </w:rPr>
+              <w:t>Costo del proyecto: RD$ 6,785,000,000.00</w:t>
+              <w:br/>
+              <w:t>Presupuesto 2026: RD$ 1,072,870,000.00</w:t>
+              <w:br/>
+              <w:t>Ejecutado 2026: RD$ 487,278,253.64</w:t>
+              <w:br/>
+              <w:t>Ejecución 2026: 45.42%</w:t>
+            </w:r>
+          </w:p>
+        </w:tc>
+      </w:tr>
+      <w:tr>
+        <w:tc>
+          <w:tcPr>
+            <w:tcW w:type="dxa" w:w="576"/>
+            <w:tcMar>
+              <w:top w:w="70" w:type="dxa"/>
+              <w:start w:w="90" w:type="dxa"/>
+              <w:bottom w:w="70" w:type="dxa"/>
+              <w:end w:w="90" w:type="dxa"/>
+            </w:tcMar>
+            <w:vAlign w:val="center"/>
+          </w:tcPr>
+          <w:p>
+            <w:pPr>
+              <w:spacing w:after="0" w:line="252" w:lineRule="auto"/>
+              <w:jc w:val="center"/>
+            </w:pPr>
+            <w:r>
+              <w:rPr>
+                <w:rFonts w:ascii="Calibri" w:hAnsi="Calibri" w:eastAsia="Calibri"/>
+                <w:color w:val="203740"/>
+                <w:sz w:val="14"/>
+              </w:rPr>
+              <w:t>7</w:t>
+            </w:r>
+          </w:p>
+        </w:tc>
+        <w:tc>
+          <w:tcPr>
+            <w:tcW w:type="dxa" w:w="1656"/>
+            <w:tcMar>
+              <w:top w:w="70" w:type="dxa"/>
+              <w:start w:w="90" w:type="dxa"/>
+              <w:bottom w:w="70" w:type="dxa"/>
+              <w:end w:w="90" w:type="dxa"/>
+            </w:tcMar>
+            <w:vAlign w:val="center"/>
+          </w:tcPr>
+          <w:p>
+            <w:pPr>
+              <w:spacing w:after="0" w:line="252" w:lineRule="auto"/>
+              <w:jc w:val="left"/>
+            </w:pPr>
+            <w:r>
+              <w:rPr>
+                <w:rFonts w:ascii="Calibri" w:hAnsi="Calibri" w:eastAsia="Calibri"/>
+                <w:color w:val="203740"/>
+                <w:sz w:val="14"/>
+              </w:rPr>
+              <w:t>SNIP 14548</w:t>
+              <w:br/>
+              <w:t>Ficha/Mapa 5007</w:t>
+              <w:br/>
+              <w:t>Fuentes:</w:t>
+              <w:br/>
+              <w:t>Maestro Sí · Ppto. Sí</w:t>
+              <w:br/>
+              <w:t>Territorio Sí · CSV territ. Sí</w:t>
+              <w:br/>
+              <w:t>Perfil Sí</w:t>
+            </w:r>
+            <w:r>
+              <w:br/>
+            </w:r>
+            <w:hyperlink r:id="rId34">
+              <w:r>
+                <w:rPr>
+                  <w:rFonts w:ascii="Calibri" w:hAnsi="Calibri" w:eastAsia="Calibri"/>
+                  <w:color w:val="2E74B5"/>
+                  <w:u w:val="single"/>
+                  <w:sz w:val="14"/>
+                </w:rPr>
+                <w:t>Abrir proyecto</w:t>
+              </w:r>
+            </w:hyperlink>
+          </w:p>
+        </w:tc>
+        <w:tc>
+          <w:tcPr>
+            <w:tcW w:type="dxa" w:w="5976"/>
+            <w:tcMar>
+              <w:top w:w="70" w:type="dxa"/>
+              <w:start w:w="90" w:type="dxa"/>
+              <w:bottom w:w="70" w:type="dxa"/>
+              <w:end w:w="90" w:type="dxa"/>
+            </w:tcMar>
+            <w:vAlign w:val="center"/>
+          </w:tcPr>
+          <w:p>
+            <w:pPr>
+              <w:spacing w:after="0" w:line="252" w:lineRule="auto"/>
+              <w:jc w:val="left"/>
+            </w:pPr>
+            <w:r>
+              <w:rPr>
+                <w:rFonts w:ascii="Calibri" w:hAnsi="Calibri" w:eastAsia="Calibri"/>
+                <w:color w:val="203740"/>
+                <w:sz w:val="14"/>
+              </w:rPr>
+              <w:t>REHABILITACIÓN DEPOSITO METALICO ACUEDUCTO LA ROMANA, SECTOR VILLA VERDE, PROVINCIA LA ROMANA</w:t>
+              <w:br/>
+              <w:t>Institución(es): INSTITUTO NACIONAL DE AGUA POTABLE Y ALCANTARILLADO (INAPA)</w:t>
+              <w:br/>
+              <w:t>Sector(es): Vivienda y servicios comunitarios</w:t>
+              <w:br/>
+              <w:t>Territorios declarados: región yuma; provincia(s) LA ROMANA; municipio(s) LA ROMANA</w:t>
+              <w:br/>
+              <w:t>Localización codificada: 08 yuma · 12 LA ROMANA · 081201 LA ROMANA</w:t>
+              <w:br/>
+              <w:t>Ubicación del perfil: LA ROMANA (LA ROMANA)</w:t>
+              <w:br/>
+              <w:t>Fuente territorial: profile · alcance municipality · verificada 02-08-2026 12:40 UTC</w:t>
+              <w:br/>
+              <w:t>Cobertura: nacional No · multirregional No</w:t>
+            </w:r>
+          </w:p>
+        </w:tc>
+        <w:tc>
+          <w:tcPr>
+            <w:tcW w:type="dxa" w:w="2880"/>
+            <w:tcMar>
+              <w:top w:w="70" w:type="dxa"/>
+              <w:start w:w="90" w:type="dxa"/>
+              <w:bottom w:w="70" w:type="dxa"/>
+              <w:end w:w="90" w:type="dxa"/>
+            </w:tcMar>
+            <w:vAlign w:val="center"/>
+          </w:tcPr>
+          <w:p>
+            <w:pPr>
+              <w:spacing w:after="0" w:line="252" w:lineRule="auto"/>
+              <w:jc w:val="left"/>
+            </w:pPr>
+            <w:r>
+              <w:rPr>
+                <w:rFonts w:ascii="Calibri" w:hAnsi="Calibri" w:eastAsia="Calibri"/>
+                <w:color w:val="203740"/>
+                <w:sz w:val="14"/>
+              </w:rPr>
+              <w:t>Estado: EJECUCIÓN</w:t>
+              <w:br/>
+              <w:t>Período: 01-01-2021 – 31-01-2027</w:t>
+              <w:br/>
+              <w:t>Avance físico: 89.99%</w:t>
+              <w:br/>
+              <w:t>Avance financiero: 89.99%</w:t>
+              <w:br/>
+              <w:t>Contratos: 0 total · 0 activos</w:t>
+              <w:br/>
+              <w:t>Seguimiento: Sin ejecución ni contrato activo</w:t>
+            </w:r>
+          </w:p>
+        </w:tc>
+        <w:tc>
+          <w:tcPr>
+            <w:tcW w:type="dxa" w:w="3024"/>
+            <w:tcMar>
+              <w:top w:w="70" w:type="dxa"/>
+              <w:start w:w="90" w:type="dxa"/>
+              <w:bottom w:w="70" w:type="dxa"/>
+              <w:end w:w="90" w:type="dxa"/>
+            </w:tcMar>
+            <w:vAlign w:val="center"/>
+          </w:tcPr>
+          <w:p>
+            <w:pPr>
+              <w:spacing w:after="0" w:line="252" w:lineRule="auto"/>
+              <w:jc w:val="left"/>
+            </w:pPr>
+            <w:r>
+              <w:rPr>
+                <w:rFonts w:ascii="Calibri" w:hAnsi="Calibri" w:eastAsia="Calibri"/>
+                <w:color w:val="203740"/>
+                <w:sz w:val="14"/>
+              </w:rPr>
+              <w:t>Costo del proyecto: RD$ 32,957,004.72</w:t>
+              <w:br/>
+              <w:t>Presupuesto 2026: RD$ 4,545,362.00</w:t>
+              <w:br/>
+              <w:t>Ejecutado 2026: RD$ 0.00</w:t>
+              <w:br/>
+              <w:t>Ejecución 2026: 0.00%</w:t>
+            </w:r>
+          </w:p>
+        </w:tc>
+      </w:tr>
+      <w:tr>
+        <w:tc>
+          <w:tcPr>
+            <w:tcW w:type="dxa" w:w="576"/>
+            <w:tcMar>
+              <w:top w:w="70" w:type="dxa"/>
+              <w:start w:w="90" w:type="dxa"/>
+              <w:bottom w:w="70" w:type="dxa"/>
+              <w:end w:w="90" w:type="dxa"/>
+            </w:tcMar>
+            <w:vAlign w:val="center"/>
+            <w:shd w:fill="F3F6F6"/>
+          </w:tcPr>
+          <w:p>
+            <w:pPr>
+              <w:spacing w:after="0" w:line="252" w:lineRule="auto"/>
+              <w:jc w:val="center"/>
+            </w:pPr>
+            <w:r>
+              <w:rPr>
+                <w:rFonts w:ascii="Calibri" w:hAnsi="Calibri" w:eastAsia="Calibri"/>
+                <w:color w:val="203740"/>
+                <w:sz w:val="14"/>
+              </w:rPr>
+              <w:t>8</w:t>
+            </w:r>
+          </w:p>
+        </w:tc>
+        <w:tc>
+          <w:tcPr>
+            <w:tcW w:type="dxa" w:w="1656"/>
+            <w:tcMar>
+              <w:top w:w="70" w:type="dxa"/>
+              <w:start w:w="90" w:type="dxa"/>
+              <w:bottom w:w="70" w:type="dxa"/>
+              <w:end w:w="90" w:type="dxa"/>
+            </w:tcMar>
+            <w:vAlign w:val="center"/>
+            <w:shd w:fill="F3F6F6"/>
+          </w:tcPr>
+          <w:p>
+            <w:pPr>
+              <w:spacing w:after="0" w:line="252" w:lineRule="auto"/>
+              <w:jc w:val="left"/>
+            </w:pPr>
+            <w:r>
+              <w:rPr>
+                <w:rFonts w:ascii="Calibri" w:hAnsi="Calibri" w:eastAsia="Calibri"/>
+                <w:color w:val="203740"/>
+                <w:sz w:val="14"/>
+              </w:rPr>
+              <w:t>SNIP 14649</w:t>
+              <w:br/>
+              <w:t>Ficha/Mapa 5137</w:t>
+              <w:br/>
+              <w:t>Fuentes:</w:t>
+              <w:br/>
+              <w:t>Maestro Sí · Ppto. Sí</w:t>
+              <w:br/>
+              <w:t>Territorio Sí · CSV territ. Sí</w:t>
+              <w:br/>
+              <w:t>Perfil Sí</w:t>
+            </w:r>
+            <w:r>
+              <w:br/>
+            </w:r>
+            <w:hyperlink r:id="rId35">
+              <w:r>
+                <w:rPr>
+                  <w:rFonts w:ascii="Calibri" w:hAnsi="Calibri" w:eastAsia="Calibri"/>
+                  <w:color w:val="2E74B5"/>
+                  <w:u w:val="single"/>
+                  <w:sz w:val="14"/>
+                </w:rPr>
+                <w:t>Abrir proyecto</w:t>
+              </w:r>
+            </w:hyperlink>
+            <w:r>
+              <w:br/>
+            </w:r>
+            <w:hyperlink r:id="rId36">
+              <w:r>
+                <w:rPr>
+                  <w:rFonts w:ascii="Calibri" w:hAnsi="Calibri" w:eastAsia="Calibri"/>
+                  <w:color w:val="2E74B5"/>
+                  <w:u w:val="single"/>
+                  <w:sz w:val="14"/>
+                </w:rPr>
+                <w:t>Abrir contratos</w:t>
+              </w:r>
+            </w:hyperlink>
+          </w:p>
+        </w:tc>
+        <w:tc>
+          <w:tcPr>
+            <w:tcW w:type="dxa" w:w="5976"/>
+            <w:tcMar>
+              <w:top w:w="70" w:type="dxa"/>
+              <w:start w:w="90" w:type="dxa"/>
+              <w:bottom w:w="70" w:type="dxa"/>
+              <w:end w:w="90" w:type="dxa"/>
+            </w:tcMar>
+            <w:vAlign w:val="center"/>
+            <w:shd w:fill="F3F6F6"/>
+          </w:tcPr>
+          <w:p>
+            <w:pPr>
+              <w:spacing w:after="0" w:line="252" w:lineRule="auto"/>
+              <w:jc w:val="left"/>
+            </w:pPr>
+            <w:r>
+              <w:rPr>
+                <w:rFonts w:ascii="Calibri" w:hAnsi="Calibri" w:eastAsia="Calibri"/>
+                <w:color w:val="203740"/>
+                <w:sz w:val="14"/>
+              </w:rPr>
+              <w:t>MEJORAMIENTO DE 100,000 VIVIENDAS EN LA REPÚBLICA DOMINICANA</w:t>
+              <w:br/>
+              <w:t>Institución(es): MINISTERIO DE LA VIVIENDA, HABITAT Y EDIFICACIONES (MIVHED)</w:t>
+              <w:br/>
+              <w:t>Sector(es): Vivienda y servicios comunitarios</w:t>
+              <w:br/>
+              <w:t>Territorios declarados: región Sin dato; provincia(s) AZUA; BAORUCO; BARAHONA; DAJABÓN; DISTRITO NACIONAL; DUARTE; EL SEIBO; ELÍAS PIÑA; ESPAILLAT; HATO MAYOR; HERMANAS MIRABAL; INDEPENDENCIA; LA ALTAGRACIA; LA ROMANA; LA VEGA; MARÍA TRINIDAD SÁNCHEZ; MONSEÑOR NOUEL; MONTE CRISTI; MONTE PLATA; PEDERNALES; PERAVIA; PUERTO PLATA; SAMANÁ; SAN CRISTÓBAL; SAN JOSÉ DE OCOA; SAN JUAN; SAN PEDRO DE MACORÍS; SÁNCHEZ RAMÍREZ; SANTIAGO; SANTIAGO RODRIGUEZ; SANTO DOMINGO; VALVERDE; municipio(s) Sin registro</w:t>
+              <w:br/>
+              <w:t>Localización codificada: 07 el_valle · 02 AZUA; 06 enriquillo · 03 BAORUCO; 06 enriquillo · 04 BARAHONA; 04 cibao_noroeste · 05 DAJABÓN; 00 · 00000 DISTRITO NACIONAL; 03 cibao_nordeste · 06 DUARTE; 08 yuma · 08 EL SEIBO; 07 el_valle · 07 ELÍAS PIÑA; 01 cibao_norte · 09 ESPAILLAT; 09 higuamo · 30 HATO MAYOR; 03 cibao_nordeste · 19 HERMANAS MIRABAL; 06 enriquillo · 10 INDEPENDENCIA; 08 yuma · 11 LA ALTAGRACIA; 08 yuma · 12 LA ROMANA; 02 cibao_sur · 13 LA VEGA; 03 cibao_nordeste · 14 MARÍA TRINIDAD SÁNCHEZ; 02 cibao_sur · 28 MONSEÑOR NOUEL; 04 cibao_noroeste · 15 MONTE CRISTI; 09 higuamo · 29 MONTE PLATA; 06 enriquillo · 16 PEDERNALES; 05 valdesia · 17 PERAVIA; 01 cibao_norte · 18 PUERTO PLATA; 03 cibao_nordeste · 20 SAMANÁ; 05 valdesia · 21 SAN CRISTÓBAL; 05 valdesia · 31 SAN JOSÉ DE OCOA; 07 el_valle · 22 SAN JUAN; 09 higuamo · 23 SAN PEDRO DE MACORÍS; 02 cibao_sur · 24 SÁNCHEZ RAMÍREZ; 01 cibao_norte · 25 SANTIAGO; 04 cibao_noroeste · 26 SANTIAGO RODRIGUEZ; 10 ozama · 32 SANTO DOMINGO; 04 cibao_noroeste · 27 VALVERDE</w:t>
+              <w:br/>
+              <w:t>Ubicación del perfil: AZUA - PROYECTO DEPARTAMENTAL; BAORUCO - PROYECTO DEPARTAMENTAL; BARAHONA - PROYECTO DEPARTAMENTAL; DAJABÓN - PROYECTO DEPARTAMENTAL; DISTRITO NACIONAL - PROYECTO DEPARTAMENTAL; DUARTE - PROYECTO DEPARTAMENTAL; EL SEIBO - PROYECTO DEPARTAMENTAL; ELÍAS PIÑA - PROYECTO DEPARTAMENTAL; ESPAILLAT - PROYECTO DEPARTAMENTAL; HATO MAYOR - PROYECTO DEPARTAMENTAL; HERMANAS MIRABAL - PROYECTO DEPARTAMENTAL; INDEPENDENCIA - PROYECTO DEPARTAMENTAL; LA ALTAGRACIA - PROYECTO DEPARTAMENTAL; LA ROMANA - PROYECTO DEPARTAMENTAL; LA VEGA - PROYECTO DEPARTAMENTAL; MARÍA TRINIDAD SÁNCHEZ - PROYECTO DEPARTAMENTAL; MONSEÑOR NOUEL - PROYECTO DEPARTAMENTAL; MONTE CRISTI - PROYECTO DEPARTAMENTAL; MONTE PLATA - PROYECTO DEPARTAMENTAL; PEDERNALES - PROYECTO DEPARTAMENTAL; PERAVIA - PROYECTO DEPARTAMENTAL; PUERTO PLATA - PROYECTO DEPARTAMENTAL; SAMANÁ - PROYECTO DEPARTAMENTAL; SAN CRISTÓBAL - PROYECTO DEPARTAMENTAL; SAN JOSÉ DE OCOA - PROYECTO DEPARTAMENTAL; SAN JUAN - PROYECTO DEPARTAMENTAL; SAN PEDRO DE MACORÍS - PROYECTO DEPARTAMENTAL; SÁNCHEZ RAMÍREZ - PROYECTO DEPARTAMENTAL; SANTIAGO - PROYECTO DEPARTAMENTAL; SANTIAGO RODRIGUEZ - PROYECTO DEPARTAMENTAL; SANTO DOMINGO - PROYECTO DEPARTAMENTAL; VALVERDE - PROYECTO DEPARTAMENTAL</w:t>
+              <w:br/>
+              <w:t>Fuente territorial: profile · alcance province · verificada 02-08-2026 12:40 UTC</w:t>
+              <w:br/>
+              <w:t>Cobertura: nacional No · multirregional Sí</w:t>
+            </w:r>
+          </w:p>
+        </w:tc>
+        <w:tc>
+          <w:tcPr>
+            <w:tcW w:type="dxa" w:w="2880"/>
+            <w:tcMar>
+              <w:top w:w="70" w:type="dxa"/>
+              <w:start w:w="90" w:type="dxa"/>
+              <w:bottom w:w="70" w:type="dxa"/>
+              <w:end w:w="90" w:type="dxa"/>
+            </w:tcMar>
+            <w:vAlign w:val="center"/>
+            <w:shd w:fill="F3F6F6"/>
+          </w:tcPr>
+          <w:p>
+            <w:pPr>
+              <w:spacing w:after="0" w:line="252" w:lineRule="auto"/>
+              <w:jc w:val="left"/>
+            </w:pPr>
+            <w:r>
+              <w:rPr>
+                <w:rFonts w:ascii="Calibri" w:hAnsi="Calibri" w:eastAsia="Calibri"/>
+                <w:color w:val="203740"/>
+                <w:sz w:val="14"/>
+              </w:rPr>
+              <w:t>Estado: EJECUCIÓN</w:t>
+              <w:br/>
+              <w:t>Período: 01-01-2021 – 31-01-2027</w:t>
+              <w:br/>
+              <w:t>Avance físico: 77.38%</w:t>
+              <w:br/>
+              <w:t>Avance financiero: 77.38%</w:t>
+              <w:br/>
+              <w:t>Contratos: 32 total · 29 activos</w:t>
+              <w:br/>
+              <w:t>Seguimiento: Ejecución y contrato activo</w:t>
+            </w:r>
+          </w:p>
+        </w:tc>
+        <w:tc>
+          <w:tcPr>
+            <w:tcW w:type="dxa" w:w="3024"/>
+            <w:tcMar>
+              <w:top w:w="70" w:type="dxa"/>
+              <w:start w:w="90" w:type="dxa"/>
+              <w:bottom w:w="70" w:type="dxa"/>
+              <w:end w:w="90" w:type="dxa"/>
+            </w:tcMar>
+            <w:vAlign w:val="center"/>
+            <w:shd w:fill="F3F6F6"/>
+          </w:tcPr>
+          <w:p>
+            <w:pPr>
+              <w:spacing w:after="0" w:line="252" w:lineRule="auto"/>
+              <w:jc w:val="left"/>
+            </w:pPr>
+            <w:r>
+              <w:rPr>
+                <w:rFonts w:ascii="Calibri" w:hAnsi="Calibri" w:eastAsia="Calibri"/>
+                <w:color w:val="203740"/>
+                <w:sz w:val="14"/>
+              </w:rPr>
+              <w:t>Costo del proyecto: RD$ 9,076,506,534.00</w:t>
+              <w:br/>
+              <w:t>Presupuesto 2026: RD$ 1,549,580,606.13</w:t>
+              <w:br/>
+              <w:t>Ejecutado 2026: RD$ 807,941,400.40</w:t>
+              <w:br/>
+              <w:t>Ejecución 2026: 52.14%</w:t>
+            </w:r>
+          </w:p>
+        </w:tc>
+      </w:tr>
+      <w:tr>
+        <w:tc>
+          <w:tcPr>
+            <w:tcW w:type="dxa" w:w="576"/>
+            <w:tcMar>
+              <w:top w:w="70" w:type="dxa"/>
+              <w:start w:w="90" w:type="dxa"/>
+              <w:bottom w:w="70" w:type="dxa"/>
+              <w:end w:w="90" w:type="dxa"/>
+            </w:tcMar>
+            <w:vAlign w:val="center"/>
+          </w:tcPr>
+          <w:p>
+            <w:pPr>
+              <w:spacing w:after="0" w:line="252" w:lineRule="auto"/>
+              <w:jc w:val="center"/>
+            </w:pPr>
+            <w:r>
+              <w:rPr>
+                <w:rFonts w:ascii="Calibri" w:hAnsi="Calibri" w:eastAsia="Calibri"/>
+                <w:color w:val="203740"/>
+                <w:sz w:val="14"/>
+              </w:rPr>
+              <w:t>9</w:t>
+            </w:r>
+          </w:p>
+        </w:tc>
+        <w:tc>
+          <w:tcPr>
+            <w:tcW w:type="dxa" w:w="1656"/>
+            <w:tcMar>
+              <w:top w:w="70" w:type="dxa"/>
+              <w:start w:w="90" w:type="dxa"/>
+              <w:bottom w:w="70" w:type="dxa"/>
+              <w:end w:w="90" w:type="dxa"/>
+            </w:tcMar>
+            <w:vAlign w:val="center"/>
+          </w:tcPr>
+          <w:p>
+            <w:pPr>
+              <w:spacing w:after="0" w:line="252" w:lineRule="auto"/>
+              <w:jc w:val="left"/>
+            </w:pPr>
+            <w:r>
+              <w:rPr>
+                <w:rFonts w:ascii="Calibri" w:hAnsi="Calibri" w:eastAsia="Calibri"/>
+                <w:color w:val="203740"/>
+                <w:sz w:val="14"/>
+              </w:rPr>
+              <w:t>SNIP 15022</w:t>
+              <w:br/>
+              <w:t>Ficha/Mapa 5708</w:t>
+              <w:br/>
+              <w:t>Fuentes:</w:t>
+              <w:br/>
+              <w:t>Maestro Sí · Ppto. Sí</w:t>
+              <w:br/>
+              <w:t>Territorio Sí · CSV territ. Sí</w:t>
+              <w:br/>
+              <w:t>Perfil Sí</w:t>
+            </w:r>
+            <w:r>
+              <w:br/>
+            </w:r>
+            <w:hyperlink r:id="rId37">
+              <w:r>
+                <w:rPr>
+                  <w:rFonts w:ascii="Calibri" w:hAnsi="Calibri" w:eastAsia="Calibri"/>
+                  <w:color w:val="2E74B5"/>
+                  <w:u w:val="single"/>
+                  <w:sz w:val="14"/>
+                </w:rPr>
+                <w:t>Abrir proyecto</w:t>
+              </w:r>
+            </w:hyperlink>
+          </w:p>
+        </w:tc>
+        <w:tc>
+          <w:tcPr>
+            <w:tcW w:type="dxa" w:w="5976"/>
+            <w:tcMar>
+              <w:top w:w="70" w:type="dxa"/>
+              <w:start w:w="90" w:type="dxa"/>
+              <w:bottom w:w="70" w:type="dxa"/>
+              <w:end w:w="90" w:type="dxa"/>
+            </w:tcMar>
+            <w:vAlign w:val="center"/>
+          </w:tcPr>
+          <w:p>
+            <w:pPr>
+              <w:spacing w:after="0" w:line="252" w:lineRule="auto"/>
+              <w:jc w:val="left"/>
+            </w:pPr>
+            <w:r>
+              <w:rPr>
+                <w:rFonts w:ascii="Calibri" w:hAnsi="Calibri" w:eastAsia="Calibri"/>
+                <w:color w:val="203740"/>
+                <w:sz w:val="14"/>
+              </w:rPr>
+              <w:t>CONSTRUCCIÓN PASARELA PEATONAL Y OBRAS ANEXAS ALREDEDOR DEL RÍO SALADO, MUNICIPIO LA ROMANA, PROVINCIA LA ROMANA</w:t>
+              <w:br/>
+              <w:t>Institución(es): COMISIÓN PRESIDENCIAL DE APOYO AL DESARROLLO PROVINCIAL</w:t>
+              <w:br/>
+              <w:t>Sector(es): Transporte</w:t>
+              <w:br/>
+              <w:t>Territorios declarados: región yuma; provincia(s) LA ROMANA; municipio(s) LA ROMANA</w:t>
+              <w:br/>
+              <w:t>Localización codificada: 08 yuma · 12 LA ROMANA · 081201 LA ROMANA</w:t>
+              <w:br/>
+              <w:t>Ubicación del perfil: LA ROMANA (LA ROMANA)</w:t>
+              <w:br/>
+              <w:t>Fuente territorial: profile · alcance municipality · verificada 02-08-2026 12:40 UTC</w:t>
+              <w:br/>
+              <w:t>Cobertura: nacional No · multirregional No</w:t>
+            </w:r>
+          </w:p>
+        </w:tc>
+        <w:tc>
+          <w:tcPr>
+            <w:tcW w:type="dxa" w:w="2880"/>
+            <w:tcMar>
+              <w:top w:w="70" w:type="dxa"/>
+              <w:start w:w="90" w:type="dxa"/>
+              <w:bottom w:w="70" w:type="dxa"/>
+              <w:end w:w="90" w:type="dxa"/>
+            </w:tcMar>
+            <w:vAlign w:val="center"/>
+          </w:tcPr>
+          <w:p>
+            <w:pPr>
+              <w:spacing w:after="0" w:line="252" w:lineRule="auto"/>
+              <w:jc w:val="left"/>
+            </w:pPr>
+            <w:r>
+              <w:rPr>
+                <w:rFonts w:ascii="Calibri" w:hAnsi="Calibri" w:eastAsia="Calibri"/>
+                <w:color w:val="203740"/>
+                <w:sz w:val="14"/>
+              </w:rPr>
+              <w:t>Estado: EJECUCIÓN</w:t>
+              <w:br/>
+              <w:t>Período: 01-01-2022 – 31-01-2027</w:t>
+              <w:br/>
+              <w:t>Avance físico: 64.42%</w:t>
+              <w:br/>
+              <w:t>Avance financiero: 64.42%</w:t>
+              <w:br/>
+              <w:t>Contratos: 0 total · 0 activos</w:t>
+              <w:br/>
+              <w:t>Seguimiento: Ejecución registrada</w:t>
+            </w:r>
+          </w:p>
+        </w:tc>
+        <w:tc>
+          <w:tcPr>
+            <w:tcW w:type="dxa" w:w="3024"/>
+            <w:tcMar>
+              <w:top w:w="70" w:type="dxa"/>
+              <w:start w:w="90" w:type="dxa"/>
+              <w:bottom w:w="70" w:type="dxa"/>
+              <w:end w:w="90" w:type="dxa"/>
+            </w:tcMar>
+            <w:vAlign w:val="center"/>
+          </w:tcPr>
+          <w:p>
+            <w:pPr>
+              <w:spacing w:after="0" w:line="252" w:lineRule="auto"/>
+              <w:jc w:val="left"/>
+            </w:pPr>
+            <w:r>
+              <w:rPr>
+                <w:rFonts w:ascii="Calibri" w:hAnsi="Calibri" w:eastAsia="Calibri"/>
+                <w:color w:val="203740"/>
+                <w:sz w:val="14"/>
+              </w:rPr>
+              <w:t>Costo del proyecto: RD$ 31,028,638.00</w:t>
+              <w:br/>
+              <w:t>Presupuesto 2026: RD$ 7,846,034.00</w:t>
+              <w:br/>
+              <w:t>Ejecutado 2026: RD$ 4,922,695.58</w:t>
+              <w:br/>
+              <w:t>Ejecución 2026: 62.74%</w:t>
+            </w:r>
+          </w:p>
+        </w:tc>
+      </w:tr>
+      <w:tr>
+        <w:tc>
+          <w:tcPr>
+            <w:tcW w:type="dxa" w:w="576"/>
+            <w:tcMar>
+              <w:top w:w="70" w:type="dxa"/>
+              <w:start w:w="90" w:type="dxa"/>
+              <w:bottom w:w="70" w:type="dxa"/>
+              <w:end w:w="90" w:type="dxa"/>
+            </w:tcMar>
+            <w:vAlign w:val="center"/>
+            <w:shd w:fill="F3F6F6"/>
+          </w:tcPr>
+          <w:p>
+            <w:pPr>
+              <w:spacing w:after="0" w:line="252" w:lineRule="auto"/>
+              <w:jc w:val="center"/>
+            </w:pPr>
+            <w:r>
+              <w:rPr>
+                <w:rFonts w:ascii="Calibri" w:hAnsi="Calibri" w:eastAsia="Calibri"/>
+                <w:color w:val="203740"/>
+                <w:sz w:val="14"/>
+              </w:rPr>
+              <w:t>10</w:t>
+            </w:r>
+          </w:p>
+        </w:tc>
+        <w:tc>
+          <w:tcPr>
+            <w:tcW w:type="dxa" w:w="1656"/>
+            <w:tcMar>
+              <w:top w:w="70" w:type="dxa"/>
+              <w:start w:w="90" w:type="dxa"/>
+              <w:bottom w:w="70" w:type="dxa"/>
+              <w:end w:w="90" w:type="dxa"/>
+            </w:tcMar>
+            <w:vAlign w:val="center"/>
+            <w:shd w:fill="F3F6F6"/>
+          </w:tcPr>
+          <w:p>
+            <w:pPr>
+              <w:spacing w:after="0" w:line="252" w:lineRule="auto"/>
+              <w:jc w:val="left"/>
+            </w:pPr>
+            <w:r>
+              <w:rPr>
+                <w:rFonts w:ascii="Calibri" w:hAnsi="Calibri" w:eastAsia="Calibri"/>
+                <w:color w:val="203740"/>
+                <w:sz w:val="14"/>
+              </w:rPr>
+              <w:t>SNIP 15067</w:t>
+              <w:br/>
+              <w:t>Ficha/Mapa 5739</w:t>
+              <w:br/>
+              <w:t>Fuentes:</w:t>
+              <w:br/>
+              <w:t>Maestro Sí · Ppto. Sí</w:t>
+              <w:br/>
+              <w:t>Territorio Sí · CSV territ. Sí</w:t>
+              <w:br/>
+              <w:t>Perfil Sí</w:t>
+            </w:r>
+            <w:r>
+              <w:br/>
+            </w:r>
+            <w:hyperlink r:id="rId38">
+              <w:r>
+                <w:rPr>
+                  <w:rFonts w:ascii="Calibri" w:hAnsi="Calibri" w:eastAsia="Calibri"/>
+                  <w:color w:val="2E74B5"/>
+                  <w:u w:val="single"/>
+                  <w:sz w:val="14"/>
+                </w:rPr>
+                <w:t>Abrir proyecto</w:t>
+              </w:r>
+            </w:hyperlink>
+            <w:r>
+              <w:br/>
+            </w:r>
+            <w:hyperlink r:id="rId39">
+              <w:r>
+                <w:rPr>
+                  <w:rFonts w:ascii="Calibri" w:hAnsi="Calibri" w:eastAsia="Calibri"/>
+                  <w:color w:val="2E74B5"/>
+                  <w:u w:val="single"/>
+                  <w:sz w:val="14"/>
+                </w:rPr>
+                <w:t>Abrir contratos</w:t>
+              </w:r>
+            </w:hyperlink>
+          </w:p>
+        </w:tc>
+        <w:tc>
+          <w:tcPr>
+            <w:tcW w:type="dxa" w:w="5976"/>
+            <w:tcMar>
+              <w:top w:w="70" w:type="dxa"/>
+              <w:start w:w="90" w:type="dxa"/>
+              <w:bottom w:w="70" w:type="dxa"/>
+              <w:end w:w="90" w:type="dxa"/>
+            </w:tcMar>
+            <w:vAlign w:val="center"/>
+            <w:shd w:fill="F3F6F6"/>
+          </w:tcPr>
+          <w:p>
+            <w:pPr>
+              <w:spacing w:after="0" w:line="252" w:lineRule="auto"/>
+              <w:jc w:val="left"/>
+            </w:pPr>
+            <w:r>
+              <w:rPr>
+                <w:rFonts w:ascii="Calibri" w:hAnsi="Calibri" w:eastAsia="Calibri"/>
+                <w:color w:val="203740"/>
+                <w:sz w:val="14"/>
+              </w:rPr>
+              <w:t>RECONSTRUCCIÓN DE LA INFRAESTRUCTURA VIAL URBANA DEL MUNICIPIO DE LA ROMANA, PROVINCIA LA ROMANA</w:t>
+              <w:br/>
+              <w:t>Institución(es): MINISTERIO DE OBRAS PUBLICAS Y COMUNICACIONES</w:t>
+              <w:br/>
+              <w:t>Sector(es): Transporte</w:t>
+              <w:br/>
+              <w:t>Territorios declarados: región yuma; provincia(s) LA ROMANA; municipio(s) LA ROMANA</w:t>
+              <w:br/>
+              <w:t>Localización codificada: 08 yuma · 12 LA ROMANA · 081201 LA ROMANA</w:t>
+              <w:br/>
+              <w:t>Ubicación del perfil: LA ROMANA (LA ROMANA)</w:t>
+              <w:br/>
+              <w:t>Fuente territorial: profile · alcance municipality · verificada 02-08-2026 12:40 UTC</w:t>
+              <w:br/>
+              <w:t>Cobertura: nacional No · multirregional No</w:t>
+            </w:r>
+          </w:p>
+        </w:tc>
+        <w:tc>
+          <w:tcPr>
+            <w:tcW w:type="dxa" w:w="2880"/>
+            <w:tcMar>
+              <w:top w:w="70" w:type="dxa"/>
+              <w:start w:w="90" w:type="dxa"/>
+              <w:bottom w:w="70" w:type="dxa"/>
+              <w:end w:w="90" w:type="dxa"/>
+            </w:tcMar>
+            <w:vAlign w:val="center"/>
+            <w:shd w:fill="F3F6F6"/>
+          </w:tcPr>
+          <w:p>
+            <w:pPr>
+              <w:spacing w:after="0" w:line="252" w:lineRule="auto"/>
+              <w:jc w:val="left"/>
+            </w:pPr>
+            <w:r>
+              <w:rPr>
+                <w:rFonts w:ascii="Calibri" w:hAnsi="Calibri" w:eastAsia="Calibri"/>
+                <w:color w:val="203740"/>
+                <w:sz w:val="14"/>
+              </w:rPr>
+              <w:t>Estado: EJECUCIÓN</w:t>
+              <w:br/>
+              <w:t>Período: 01-01-2023 – 31-01-2027</w:t>
+              <w:br/>
+              <w:t>Avance físico: 82.85%</w:t>
+              <w:br/>
+              <w:t>Avance financiero: 82.85%</w:t>
+              <w:br/>
+              <w:t>Contratos: 47 total · 47 activos</w:t>
+              <w:br/>
+              <w:t>Seguimiento: Ejecución y contrato activo</w:t>
+            </w:r>
+          </w:p>
+        </w:tc>
+        <w:tc>
+          <w:tcPr>
+            <w:tcW w:type="dxa" w:w="3024"/>
+            <w:tcMar>
+              <w:top w:w="70" w:type="dxa"/>
+              <w:start w:w="90" w:type="dxa"/>
+              <w:bottom w:w="70" w:type="dxa"/>
+              <w:end w:w="90" w:type="dxa"/>
+            </w:tcMar>
+            <w:vAlign w:val="center"/>
+            <w:shd w:fill="F3F6F6"/>
+          </w:tcPr>
+          <w:p>
+            <w:pPr>
+              <w:spacing w:after="0" w:line="252" w:lineRule="auto"/>
+              <w:jc w:val="left"/>
+            </w:pPr>
+            <w:r>
+              <w:rPr>
+                <w:rFonts w:ascii="Calibri" w:hAnsi="Calibri" w:eastAsia="Calibri"/>
+                <w:color w:val="203740"/>
+                <w:sz w:val="14"/>
+              </w:rPr>
+              <w:t>Costo del proyecto: RD$ 656,287,444.45</w:t>
+              <w:br/>
+              <w:t>Presupuesto 2026: RD$ 112,501,775.00</w:t>
+              <w:br/>
+              <w:t>Ejecutado 2026: RD$ 104,468,444.62</w:t>
+              <w:br/>
+              <w:t>Ejecución 2026: 92.86%</w:t>
+            </w:r>
+          </w:p>
+        </w:tc>
+      </w:tr>
+      <w:tr>
+        <w:tc>
+          <w:tcPr>
+            <w:tcW w:type="dxa" w:w="576"/>
+            <w:tcMar>
+              <w:top w:w="70" w:type="dxa"/>
+              <w:start w:w="90" w:type="dxa"/>
+              <w:bottom w:w="70" w:type="dxa"/>
+              <w:end w:w="90" w:type="dxa"/>
+            </w:tcMar>
+            <w:vAlign w:val="center"/>
+          </w:tcPr>
+          <w:p>
+            <w:pPr>
+              <w:spacing w:after="0" w:line="252" w:lineRule="auto"/>
+              <w:jc w:val="center"/>
+            </w:pPr>
+            <w:r>
+              <w:rPr>
+                <w:rFonts w:ascii="Calibri" w:hAnsi="Calibri" w:eastAsia="Calibri"/>
+                <w:color w:val="203740"/>
+                <w:sz w:val="14"/>
+              </w:rPr>
+              <w:t>11</w:t>
+            </w:r>
+          </w:p>
+        </w:tc>
+        <w:tc>
+          <w:tcPr>
+            <w:tcW w:type="dxa" w:w="1656"/>
+            <w:tcMar>
+              <w:top w:w="70" w:type="dxa"/>
+              <w:start w:w="90" w:type="dxa"/>
+              <w:bottom w:w="70" w:type="dxa"/>
+              <w:end w:w="90" w:type="dxa"/>
+            </w:tcMar>
+            <w:vAlign w:val="center"/>
+          </w:tcPr>
+          <w:p>
+            <w:pPr>
+              <w:spacing w:after="0" w:line="252" w:lineRule="auto"/>
+              <w:jc w:val="left"/>
+            </w:pPr>
+            <w:r>
+              <w:rPr>
+                <w:rFonts w:ascii="Calibri" w:hAnsi="Calibri" w:eastAsia="Calibri"/>
+                <w:color w:val="203740"/>
+                <w:sz w:val="14"/>
+              </w:rPr>
+              <w:t>SNIP 15219</w:t>
+              <w:br/>
+              <w:t>Ficha/Mapa 6327</w:t>
+              <w:br/>
+              <w:t>Fuentes:</w:t>
+              <w:br/>
+              <w:t>Maestro Sí · Ppto. Sí</w:t>
+              <w:br/>
+              <w:t>Territorio Sí · CSV territ. Sí</w:t>
+              <w:br/>
+              <w:t>Perfil Sí</w:t>
+            </w:r>
+            <w:r>
+              <w:br/>
+            </w:r>
+            <w:hyperlink r:id="rId40">
+              <w:r>
+                <w:rPr>
+                  <w:rFonts w:ascii="Calibri" w:hAnsi="Calibri" w:eastAsia="Calibri"/>
+                  <w:color w:val="2E74B5"/>
+                  <w:u w:val="single"/>
+                  <w:sz w:val="14"/>
+                </w:rPr>
+                <w:t>Abrir proyecto</w:t>
+              </w:r>
+            </w:hyperlink>
+          </w:p>
+        </w:tc>
+        <w:tc>
+          <w:tcPr>
+            <w:tcW w:type="dxa" w:w="5976"/>
+            <w:tcMar>
+              <w:top w:w="70" w:type="dxa"/>
+              <w:start w:w="90" w:type="dxa"/>
+              <w:bottom w:w="70" w:type="dxa"/>
+              <w:end w:w="90" w:type="dxa"/>
+            </w:tcMar>
+            <w:vAlign w:val="center"/>
+          </w:tcPr>
+          <w:p>
+            <w:pPr>
+              <w:spacing w:after="0" w:line="252" w:lineRule="auto"/>
+              <w:jc w:val="left"/>
+            </w:pPr>
+            <w:r>
+              <w:rPr>
+                <w:rFonts w:ascii="Calibri" w:hAnsi="Calibri" w:eastAsia="Calibri"/>
+                <w:color w:val="203740"/>
+                <w:sz w:val="14"/>
+              </w:rPr>
+              <w:t>AMPLIACIÓN DEL PLANTEL EDUCATIVO PARA INICIAL NERY CUETO BELÉN DE DELMA, MUNICIPIO LA ROMANA, PROVINCIA LA ROMANA.</w:t>
+              <w:br/>
+              <w:t>Institución(es): DIRECCION DE INFRAESTRUCTURA ESCOLAR</w:t>
+              <w:br/>
+              <w:t>Sector(es): Educación</w:t>
+              <w:br/>
+              <w:t>Territorios declarados: región yuma; provincia(s) LA ROMANA; municipio(s) LA ROMANA</w:t>
+              <w:br/>
+              <w:t>Localización codificada: 08 yuma · 12 LA ROMANA · 081201 LA ROMANA</w:t>
+              <w:br/>
+              <w:t>Ubicación del perfil: LA ROMANA (LA ROMANA)</w:t>
+              <w:br/>
+              <w:t>Fuente territorial: profile · alcance municipality · verificada 02-08-2026 12:40 UTC</w:t>
+              <w:br/>
+              <w:t>Cobertura: nacional No · multirregional No</w:t>
+            </w:r>
+          </w:p>
+        </w:tc>
+        <w:tc>
+          <w:tcPr>
+            <w:tcW w:type="dxa" w:w="2880"/>
+            <w:tcMar>
+              <w:top w:w="70" w:type="dxa"/>
+              <w:start w:w="90" w:type="dxa"/>
+              <w:bottom w:w="70" w:type="dxa"/>
+              <w:end w:w="90" w:type="dxa"/>
+            </w:tcMar>
+            <w:vAlign w:val="center"/>
+          </w:tcPr>
+          <w:p>
+            <w:pPr>
+              <w:spacing w:after="0" w:line="252" w:lineRule="auto"/>
+              <w:jc w:val="left"/>
+            </w:pPr>
+            <w:r>
+              <w:rPr>
+                <w:rFonts w:ascii="Calibri" w:hAnsi="Calibri" w:eastAsia="Calibri"/>
+                <w:color w:val="203740"/>
+                <w:sz w:val="14"/>
+              </w:rPr>
+              <w:t>Estado: EJECUCIÓN</w:t>
+              <w:br/>
+              <w:t>Período: 01-01-2023 – 31-01-2027</w:t>
+              <w:br/>
+              <w:t>Avance físico: 35.73%</w:t>
+              <w:br/>
+              <w:t>Avance financiero: 35.73%</w:t>
+              <w:br/>
+              <w:t>Contratos: 0 total · 0 activos</w:t>
+              <w:br/>
+              <w:t>Seguimiento: Ejecución registrada</w:t>
+            </w:r>
+          </w:p>
+        </w:tc>
+        <w:tc>
+          <w:tcPr>
+            <w:tcW w:type="dxa" w:w="3024"/>
+            <w:tcMar>
+              <w:top w:w="70" w:type="dxa"/>
+              <w:start w:w="90" w:type="dxa"/>
+              <w:bottom w:w="70" w:type="dxa"/>
+              <w:end w:w="90" w:type="dxa"/>
+            </w:tcMar>
+            <w:vAlign w:val="center"/>
+          </w:tcPr>
+          <w:p>
+            <w:pPr>
+              <w:spacing w:after="0" w:line="252" w:lineRule="auto"/>
+              <w:jc w:val="left"/>
+            </w:pPr>
+            <w:r>
+              <w:rPr>
+                <w:rFonts w:ascii="Calibri" w:hAnsi="Calibri" w:eastAsia="Calibri"/>
+                <w:color w:val="203740"/>
+                <w:sz w:val="14"/>
+              </w:rPr>
+              <w:t>Costo del proyecto: RD$ 7,513,246.78</w:t>
+              <w:br/>
+              <w:t>Presupuesto 2026: RD$ 2,208,805.00</w:t>
+              <w:br/>
+              <w:t>Ejecutado 2026: RD$ 1,766,964.03</w:t>
+              <w:br/>
+              <w:t>Ejecución 2026: 80.00%</w:t>
+            </w:r>
+          </w:p>
+        </w:tc>
+      </w:tr>
+      <w:tr>
+        <w:tc>
+          <w:tcPr>
+            <w:tcW w:type="dxa" w:w="576"/>
+            <w:tcMar>
+              <w:top w:w="70" w:type="dxa"/>
+              <w:start w:w="90" w:type="dxa"/>
+              <w:bottom w:w="70" w:type="dxa"/>
+              <w:end w:w="90" w:type="dxa"/>
+            </w:tcMar>
+            <w:vAlign w:val="center"/>
+            <w:shd w:fill="F3F6F6"/>
+          </w:tcPr>
+          <w:p>
+            <w:pPr>
+              <w:spacing w:after="0" w:line="252" w:lineRule="auto"/>
+              <w:jc w:val="center"/>
+            </w:pPr>
+            <w:r>
+              <w:rPr>
+                <w:rFonts w:ascii="Calibri" w:hAnsi="Calibri" w:eastAsia="Calibri"/>
+                <w:color w:val="203740"/>
+                <w:sz w:val="14"/>
+              </w:rPr>
+              <w:t>12</w:t>
+            </w:r>
+          </w:p>
+        </w:tc>
+        <w:tc>
+          <w:tcPr>
+            <w:tcW w:type="dxa" w:w="1656"/>
+            <w:tcMar>
+              <w:top w:w="70" w:type="dxa"/>
+              <w:start w:w="90" w:type="dxa"/>
+              <w:bottom w:w="70" w:type="dxa"/>
+              <w:end w:w="90" w:type="dxa"/>
+            </w:tcMar>
+            <w:vAlign w:val="center"/>
+            <w:shd w:fill="F3F6F6"/>
+          </w:tcPr>
+          <w:p>
+            <w:pPr>
+              <w:spacing w:after="0" w:line="252" w:lineRule="auto"/>
+              <w:jc w:val="left"/>
+            </w:pPr>
+            <w:r>
+              <w:rPr>
+                <w:rFonts w:ascii="Calibri" w:hAnsi="Calibri" w:eastAsia="Calibri"/>
+                <w:color w:val="203740"/>
+                <w:sz w:val="14"/>
+              </w:rPr>
+              <w:t>SNIP 15220</w:t>
+              <w:br/>
+              <w:t>Ficha/Mapa 6328</w:t>
+              <w:br/>
+              <w:t>Fuentes:</w:t>
+              <w:br/>
+              <w:t>Maestro Sí · Ppto. Sí</w:t>
+              <w:br/>
+              <w:t>Territorio Sí · CSV territ. Sí</w:t>
+              <w:br/>
+              <w:t>Perfil Sí</w:t>
+            </w:r>
+            <w:r>
+              <w:br/>
+            </w:r>
+            <w:hyperlink r:id="rId41">
+              <w:r>
+                <w:rPr>
+                  <w:rFonts w:ascii="Calibri" w:hAnsi="Calibri" w:eastAsia="Calibri"/>
+                  <w:color w:val="2E74B5"/>
+                  <w:u w:val="single"/>
+                  <w:sz w:val="14"/>
+                </w:rPr>
+                <w:t>Abrir proyecto</w:t>
+              </w:r>
+            </w:hyperlink>
+          </w:p>
+        </w:tc>
+        <w:tc>
+          <w:tcPr>
+            <w:tcW w:type="dxa" w:w="5976"/>
+            <w:tcMar>
+              <w:top w:w="70" w:type="dxa"/>
+              <w:start w:w="90" w:type="dxa"/>
+              <w:bottom w:w="70" w:type="dxa"/>
+              <w:end w:w="90" w:type="dxa"/>
+            </w:tcMar>
+            <w:vAlign w:val="center"/>
+            <w:shd w:fill="F3F6F6"/>
+          </w:tcPr>
+          <w:p>
+            <w:pPr>
+              <w:spacing w:after="0" w:line="252" w:lineRule="auto"/>
+              <w:jc w:val="left"/>
+            </w:pPr>
+            <w:r>
+              <w:rPr>
+                <w:rFonts w:ascii="Calibri" w:hAnsi="Calibri" w:eastAsia="Calibri"/>
+                <w:color w:val="203740"/>
+                <w:sz w:val="14"/>
+              </w:rPr>
+              <w:t>AMPLIACIÓN DEL PLANTEL EDUCATIVO PARA INICIAL ERVIDO CREALES, MUNICIPIO VILLA HERMOSA, PROVINCIA LA ROMANA.</w:t>
+              <w:br/>
+              <w:t>Institución(es): DIRECCION DE INFRAESTRUCTURA ESCOLAR</w:t>
+              <w:br/>
+              <w:t>Sector(es): Educación</w:t>
+              <w:br/>
+              <w:t>Territorios declarados: región yuma; provincia(s) LA ROMANA; municipio(s) VILLA HERMOSA</w:t>
+              <w:br/>
+              <w:t>Localización codificada: 08 yuma · 12 LA ROMANA · 081203 VILLA HERMOSA</w:t>
+              <w:br/>
+              <w:t>Ubicación del perfil: VILLA HERMOSA (LA ROMANA)</w:t>
+              <w:br/>
+              <w:t>Fuente territorial: profile · alcance municipality · verificada 02-08-2026 12:40 UTC</w:t>
+              <w:br/>
+              <w:t>Cobertura: nacional No · multirregional No</w:t>
+            </w:r>
+          </w:p>
+        </w:tc>
+        <w:tc>
+          <w:tcPr>
+            <w:tcW w:type="dxa" w:w="2880"/>
+            <w:tcMar>
+              <w:top w:w="70" w:type="dxa"/>
+              <w:start w:w="90" w:type="dxa"/>
+              <w:bottom w:w="70" w:type="dxa"/>
+              <w:end w:w="90" w:type="dxa"/>
+            </w:tcMar>
+            <w:vAlign w:val="center"/>
+            <w:shd w:fill="F3F6F6"/>
+          </w:tcPr>
+          <w:p>
+            <w:pPr>
+              <w:spacing w:after="0" w:line="252" w:lineRule="auto"/>
+              <w:jc w:val="left"/>
+            </w:pPr>
+            <w:r>
+              <w:rPr>
+                <w:rFonts w:ascii="Calibri" w:hAnsi="Calibri" w:eastAsia="Calibri"/>
+                <w:color w:val="203740"/>
+                <w:sz w:val="14"/>
+              </w:rPr>
+              <w:t>Estado: EJECUCIÓN</w:t>
+              <w:br/>
+              <w:t>Período: 01-01-2023 – 31-01-2027</w:t>
+              <w:br/>
+              <w:t>Avance físico: 40.39%</w:t>
+              <w:br/>
+              <w:t>Avance financiero: 40.39%</w:t>
+              <w:br/>
+              <w:t>Contratos: 0 total · 0 activos</w:t>
+              <w:br/>
+              <w:t>Seguimiento: Ejecución registrada</w:t>
+            </w:r>
+          </w:p>
+        </w:tc>
+        <w:tc>
+          <w:tcPr>
+            <w:tcW w:type="dxa" w:w="3024"/>
+            <w:tcMar>
+              <w:top w:w="70" w:type="dxa"/>
+              <w:start w:w="90" w:type="dxa"/>
+              <w:bottom w:w="70" w:type="dxa"/>
+              <w:end w:w="90" w:type="dxa"/>
+            </w:tcMar>
+            <w:vAlign w:val="center"/>
+            <w:shd w:fill="F3F6F6"/>
+          </w:tcPr>
+          <w:p>
+            <w:pPr>
+              <w:spacing w:after="0" w:line="252" w:lineRule="auto"/>
+              <w:jc w:val="left"/>
+            </w:pPr>
+            <w:r>
+              <w:rPr>
+                <w:rFonts w:ascii="Calibri" w:hAnsi="Calibri" w:eastAsia="Calibri"/>
+                <w:color w:val="203740"/>
+                <w:sz w:val="14"/>
+              </w:rPr>
+              <w:t>Costo del proyecto: RD$ 9,596,071.16</w:t>
+              <w:br/>
+              <w:t>Presupuesto 2026: RD$ 3,025,709.00</w:t>
+              <w:br/>
+              <w:t>Ejecutado 2026: RD$ 2,420,401.10</w:t>
+              <w:br/>
+              <w:t>Ejecución 2026: 79.99%</w:t>
+            </w:r>
+          </w:p>
+        </w:tc>
+      </w:tr>
+      <w:tr>
+        <w:tc>
+          <w:tcPr>
+            <w:tcW w:type="dxa" w:w="576"/>
+            <w:tcMar>
+              <w:top w:w="70" w:type="dxa"/>
+              <w:start w:w="90" w:type="dxa"/>
+              <w:bottom w:w="70" w:type="dxa"/>
+              <w:end w:w="90" w:type="dxa"/>
+            </w:tcMar>
+            <w:vAlign w:val="center"/>
+          </w:tcPr>
+          <w:p>
+            <w:pPr>
+              <w:spacing w:after="0" w:line="252" w:lineRule="auto"/>
+              <w:jc w:val="center"/>
+            </w:pPr>
+            <w:r>
+              <w:rPr>
+                <w:rFonts w:ascii="Calibri" w:hAnsi="Calibri" w:eastAsia="Calibri"/>
+                <w:color w:val="203740"/>
+                <w:sz w:val="14"/>
+              </w:rPr>
+              <w:t>13</w:t>
+            </w:r>
+          </w:p>
+        </w:tc>
+        <w:tc>
+          <w:tcPr>
+            <w:tcW w:type="dxa" w:w="1656"/>
+            <w:tcMar>
+              <w:top w:w="70" w:type="dxa"/>
+              <w:start w:w="90" w:type="dxa"/>
+              <w:bottom w:w="70" w:type="dxa"/>
+              <w:end w:w="90" w:type="dxa"/>
+            </w:tcMar>
+            <w:vAlign w:val="center"/>
+          </w:tcPr>
+          <w:p>
+            <w:pPr>
+              <w:spacing w:after="0" w:line="252" w:lineRule="auto"/>
+              <w:jc w:val="left"/>
+            </w:pPr>
+            <w:r>
+              <w:rPr>
+                <w:rFonts w:ascii="Calibri" w:hAnsi="Calibri" w:eastAsia="Calibri"/>
+                <w:color w:val="203740"/>
+                <w:sz w:val="14"/>
+              </w:rPr>
+              <w:t>SNIP 15221</w:t>
+              <w:br/>
+              <w:t>Ficha/Mapa 6329</w:t>
+              <w:br/>
+              <w:t>Fuentes:</w:t>
+              <w:br/>
+              <w:t>Maestro Sí · Ppto. Sí</w:t>
+              <w:br/>
+              <w:t>Territorio Sí · CSV territ. Sí</w:t>
+              <w:br/>
+              <w:t>Perfil Sí</w:t>
+            </w:r>
+            <w:r>
+              <w:br/>
+            </w:r>
+            <w:hyperlink r:id="rId42">
+              <w:r>
+                <w:rPr>
+                  <w:rFonts w:ascii="Calibri" w:hAnsi="Calibri" w:eastAsia="Calibri"/>
+                  <w:color w:val="2E74B5"/>
+                  <w:u w:val="single"/>
+                  <w:sz w:val="14"/>
+                </w:rPr>
+                <w:t>Abrir proyecto</w:t>
+              </w:r>
+            </w:hyperlink>
+          </w:p>
+        </w:tc>
+        <w:tc>
+          <w:tcPr>
+            <w:tcW w:type="dxa" w:w="5976"/>
+            <w:tcMar>
+              <w:top w:w="70" w:type="dxa"/>
+              <w:start w:w="90" w:type="dxa"/>
+              <w:bottom w:w="70" w:type="dxa"/>
+              <w:end w:w="90" w:type="dxa"/>
+            </w:tcMar>
+            <w:vAlign w:val="center"/>
+          </w:tcPr>
+          <w:p>
+            <w:pPr>
+              <w:spacing w:after="0" w:line="252" w:lineRule="auto"/>
+              <w:jc w:val="left"/>
+            </w:pPr>
+            <w:r>
+              <w:rPr>
+                <w:rFonts w:ascii="Calibri" w:hAnsi="Calibri" w:eastAsia="Calibri"/>
+                <w:color w:val="203740"/>
+                <w:sz w:val="14"/>
+              </w:rPr>
+              <w:t>AMPLIACIÓN DEL PLANTEL EDUCATIVO PARA INICIAL SALOMÉ UREÑA, MUNICIPIO LA ROMANA, PROVINCIA LA ROMANA.</w:t>
+              <w:br/>
+              <w:t>Institución(es): DIRECCION DE INFRAESTRUCTURA ESCOLAR</w:t>
+              <w:br/>
+              <w:t>Sector(es): Educación</w:t>
+              <w:br/>
+              <w:t>Territorios declarados: región yuma; provincia(s) LA ROMANA; municipio(s) LA ROMANA</w:t>
+              <w:br/>
+              <w:t>Localización codificada: 08 yuma · 12 LA ROMANA · 081201 LA ROMANA</w:t>
+              <w:br/>
+              <w:t>Ubicación del perfil: LA ROMANA (LA ROMANA)</w:t>
+              <w:br/>
+              <w:t>Fuente territorial: profile · alcance municipality · verificada 02-08-2026 12:40 UTC</w:t>
+              <w:br/>
+              <w:t>Cobertura: nacional No · multirregional No</w:t>
+            </w:r>
+          </w:p>
+        </w:tc>
+        <w:tc>
+          <w:tcPr>
+            <w:tcW w:type="dxa" w:w="2880"/>
+            <w:tcMar>
+              <w:top w:w="70" w:type="dxa"/>
+              <w:start w:w="90" w:type="dxa"/>
+              <w:bottom w:w="70" w:type="dxa"/>
+              <w:end w:w="90" w:type="dxa"/>
+            </w:tcMar>
+            <w:vAlign w:val="center"/>
+          </w:tcPr>
+          <w:p>
+            <w:pPr>
+              <w:spacing w:after="0" w:line="252" w:lineRule="auto"/>
+              <w:jc w:val="left"/>
+            </w:pPr>
+            <w:r>
+              <w:rPr>
+                <w:rFonts w:ascii="Calibri" w:hAnsi="Calibri" w:eastAsia="Calibri"/>
+                <w:color w:val="203740"/>
+                <w:sz w:val="14"/>
+              </w:rPr>
+              <w:t>Estado: EJECUCIÓN</w:t>
+              <w:br/>
+              <w:t>Período: 01-01-2023 – 31-01-2027</w:t>
+              <w:br/>
+              <w:t>Avance físico: 15.91%</w:t>
+              <w:br/>
+              <w:t>Avance financiero: 15.91%</w:t>
+              <w:br/>
+              <w:t>Contratos: 0 total · 0 activos</w:t>
+              <w:br/>
+              <w:t>Seguimiento: Sin ejecución ni contrato activo</w:t>
+            </w:r>
+          </w:p>
+        </w:tc>
+        <w:tc>
+          <w:tcPr>
+            <w:tcW w:type="dxa" w:w="3024"/>
+            <w:tcMar>
+              <w:top w:w="70" w:type="dxa"/>
+              <w:start w:w="90" w:type="dxa"/>
+              <w:bottom w:w="70" w:type="dxa"/>
+              <w:end w:w="90" w:type="dxa"/>
+            </w:tcMar>
+            <w:vAlign w:val="center"/>
+          </w:tcPr>
+          <w:p>
+            <w:pPr>
+              <w:spacing w:after="0" w:line="252" w:lineRule="auto"/>
+              <w:jc w:val="left"/>
+            </w:pPr>
+            <w:r>
+              <w:rPr>
+                <w:rFonts w:ascii="Calibri" w:hAnsi="Calibri" w:eastAsia="Calibri"/>
+                <w:color w:val="203740"/>
+                <w:sz w:val="14"/>
+              </w:rPr>
+              <w:t>Costo del proyecto: RD$ 19,128,405.86</w:t>
+              <w:br/>
+              <w:t>Presupuesto 2026: RD$ 110.00</w:t>
+              <w:br/>
+              <w:t>Ejecutado 2026: RD$ 0.00</w:t>
+              <w:br/>
+              <w:t>Ejecución 2026: 0.00%</w:t>
+            </w:r>
+          </w:p>
+        </w:tc>
+      </w:tr>
+      <w:tr>
+        <w:tc>
+          <w:tcPr>
+            <w:tcW w:type="dxa" w:w="576"/>
+            <w:tcMar>
+              <w:top w:w="70" w:type="dxa"/>
+              <w:start w:w="90" w:type="dxa"/>
+              <w:bottom w:w="70" w:type="dxa"/>
+              <w:end w:w="90" w:type="dxa"/>
+            </w:tcMar>
+            <w:vAlign w:val="center"/>
+            <w:shd w:fill="F3F6F6"/>
+          </w:tcPr>
+          <w:p>
+            <w:pPr>
+              <w:spacing w:after="0" w:line="252" w:lineRule="auto"/>
+              <w:jc w:val="center"/>
+            </w:pPr>
+            <w:r>
+              <w:rPr>
+                <w:rFonts w:ascii="Calibri" w:hAnsi="Calibri" w:eastAsia="Calibri"/>
+                <w:color w:val="203740"/>
+                <w:sz w:val="14"/>
+              </w:rPr>
+              <w:t>14</w:t>
+            </w:r>
+          </w:p>
+        </w:tc>
+        <w:tc>
+          <w:tcPr>
+            <w:tcW w:type="dxa" w:w="1656"/>
+            <w:tcMar>
+              <w:top w:w="70" w:type="dxa"/>
+              <w:start w:w="90" w:type="dxa"/>
+              <w:bottom w:w="70" w:type="dxa"/>
+              <w:end w:w="90" w:type="dxa"/>
+            </w:tcMar>
+            <w:vAlign w:val="center"/>
+            <w:shd w:fill="F3F6F6"/>
+          </w:tcPr>
+          <w:p>
+            <w:pPr>
+              <w:spacing w:after="0" w:line="252" w:lineRule="auto"/>
+              <w:jc w:val="left"/>
+            </w:pPr>
+            <w:r>
+              <w:rPr>
+                <w:rFonts w:ascii="Calibri" w:hAnsi="Calibri" w:eastAsia="Calibri"/>
+                <w:color w:val="203740"/>
+                <w:sz w:val="14"/>
+              </w:rPr>
+              <w:t>SNIP 15222</w:t>
+              <w:br/>
+              <w:t>Ficha/Mapa 6330</w:t>
+              <w:br/>
+              <w:t>Fuentes:</w:t>
+              <w:br/>
+              <w:t>Maestro Sí · Ppto. Sí</w:t>
+              <w:br/>
+              <w:t>Territorio Sí · CSV territ. Sí</w:t>
+              <w:br/>
+              <w:t>Perfil Sí</w:t>
+            </w:r>
+            <w:r>
+              <w:br/>
+            </w:r>
+            <w:hyperlink r:id="rId43">
+              <w:r>
+                <w:rPr>
+                  <w:rFonts w:ascii="Calibri" w:hAnsi="Calibri" w:eastAsia="Calibri"/>
+                  <w:color w:val="2E74B5"/>
+                  <w:u w:val="single"/>
+                  <w:sz w:val="14"/>
+                </w:rPr>
+                <w:t>Abrir proyecto</w:t>
+              </w:r>
+            </w:hyperlink>
+          </w:p>
+        </w:tc>
+        <w:tc>
+          <w:tcPr>
+            <w:tcW w:type="dxa" w:w="5976"/>
+            <w:tcMar>
+              <w:top w:w="70" w:type="dxa"/>
+              <w:start w:w="90" w:type="dxa"/>
+              <w:bottom w:w="70" w:type="dxa"/>
+              <w:end w:w="90" w:type="dxa"/>
+            </w:tcMar>
+            <w:vAlign w:val="center"/>
+            <w:shd w:fill="F3F6F6"/>
+          </w:tcPr>
+          <w:p>
+            <w:pPr>
+              <w:spacing w:after="0" w:line="252" w:lineRule="auto"/>
+              <w:jc w:val="left"/>
+            </w:pPr>
+            <w:r>
+              <w:rPr>
+                <w:rFonts w:ascii="Calibri" w:hAnsi="Calibri" w:eastAsia="Calibri"/>
+                <w:color w:val="203740"/>
+                <w:sz w:val="14"/>
+              </w:rPr>
+              <w:t>AMPLIACIÓN DEL PLANTEL EDUCATIVO PARA INICIAL BATEY 18, MUNICIPIO GUAYMATE, PROVINCIA LA ROMANA.</w:t>
+              <w:br/>
+              <w:t>Institución(es): DIRECCION DE INFRAESTRUCTURA ESCOLAR</w:t>
+              <w:br/>
+              <w:t>Sector(es): Educación</w:t>
+              <w:br/>
+              <w:t>Territorios declarados: región yuma; provincia(s) LA ROMANA; municipio(s) GUAYMATE</w:t>
+              <w:br/>
+              <w:t>Localización codificada: 08 yuma · 12 LA ROMANA · 081202 GUAYMATE</w:t>
+              <w:br/>
+              <w:t>Ubicación del perfil: GUAYMATE (LA ROMANA)</w:t>
+              <w:br/>
+              <w:t>Fuente territorial: profile · alcance municipality · verificada 02-08-2026 12:40 UTC</w:t>
+              <w:br/>
+              <w:t>Cobertura: nacional No · multirregional No</w:t>
+            </w:r>
+          </w:p>
+        </w:tc>
+        <w:tc>
+          <w:tcPr>
+            <w:tcW w:type="dxa" w:w="2880"/>
+            <w:tcMar>
+              <w:top w:w="70" w:type="dxa"/>
+              <w:start w:w="90" w:type="dxa"/>
+              <w:bottom w:w="70" w:type="dxa"/>
+              <w:end w:w="90" w:type="dxa"/>
+            </w:tcMar>
+            <w:vAlign w:val="center"/>
+            <w:shd w:fill="F3F6F6"/>
+          </w:tcPr>
+          <w:p>
+            <w:pPr>
+              <w:spacing w:after="0" w:line="252" w:lineRule="auto"/>
+              <w:jc w:val="left"/>
+            </w:pPr>
+            <w:r>
+              <w:rPr>
+                <w:rFonts w:ascii="Calibri" w:hAnsi="Calibri" w:eastAsia="Calibri"/>
+                <w:color w:val="203740"/>
+                <w:sz w:val="14"/>
+              </w:rPr>
+              <w:t>Estado: EJECUCIÓN</w:t>
+              <w:br/>
+              <w:t>Período: 01-01-2023 – 31-01-2027</w:t>
+              <w:br/>
+              <w:t>Avance físico: 73.53%</w:t>
+              <w:br/>
+              <w:t>Avance financiero: 73.53%</w:t>
+              <w:br/>
+              <w:t>Contratos: 0 total · 0 activos</w:t>
+              <w:br/>
+              <w:t>Seguimiento: Sin ejecución ni contrato activo</w:t>
+            </w:r>
+          </w:p>
+        </w:tc>
+        <w:tc>
+          <w:tcPr>
+            <w:tcW w:type="dxa" w:w="3024"/>
+            <w:tcMar>
+              <w:top w:w="70" w:type="dxa"/>
+              <w:start w:w="90" w:type="dxa"/>
+              <w:bottom w:w="70" w:type="dxa"/>
+              <w:end w:w="90" w:type="dxa"/>
+            </w:tcMar>
+            <w:vAlign w:val="center"/>
+            <w:shd w:fill="F3F6F6"/>
+          </w:tcPr>
+          <w:p>
+            <w:pPr>
+              <w:spacing w:after="0" w:line="252" w:lineRule="auto"/>
+              <w:jc w:val="left"/>
+            </w:pPr>
+            <w:r>
+              <w:rPr>
+                <w:rFonts w:ascii="Calibri" w:hAnsi="Calibri" w:eastAsia="Calibri"/>
+                <w:color w:val="203740"/>
+                <w:sz w:val="14"/>
+              </w:rPr>
+              <w:t>Costo del proyecto: RD$ 7,403,535.91</w:t>
+              <w:br/>
+              <w:t>Presupuesto 2026: RD$ 109.00</w:t>
+              <w:br/>
+              <w:t>Ejecutado 2026: RD$ 0.00</w:t>
+              <w:br/>
+              <w:t>Ejecución 2026: 0.00%</w:t>
+            </w:r>
+          </w:p>
+        </w:tc>
+      </w:tr>
+      <w:tr>
+        <w:tc>
+          <w:tcPr>
+            <w:tcW w:type="dxa" w:w="576"/>
+            <w:tcMar>
+              <w:top w:w="70" w:type="dxa"/>
+              <w:start w:w="90" w:type="dxa"/>
+              <w:bottom w:w="70" w:type="dxa"/>
+              <w:end w:w="90" w:type="dxa"/>
+            </w:tcMar>
+            <w:vAlign w:val="center"/>
+          </w:tcPr>
+          <w:p>
+            <w:pPr>
+              <w:spacing w:after="0" w:line="252" w:lineRule="auto"/>
+              <w:jc w:val="center"/>
+            </w:pPr>
+            <w:r>
+              <w:rPr>
+                <w:rFonts w:ascii="Calibri" w:hAnsi="Calibri" w:eastAsia="Calibri"/>
+                <w:color w:val="203740"/>
+                <w:sz w:val="14"/>
+              </w:rPr>
+              <w:t>15</w:t>
+            </w:r>
+          </w:p>
+        </w:tc>
+        <w:tc>
+          <w:tcPr>
+            <w:tcW w:type="dxa" w:w="1656"/>
+            <w:tcMar>
+              <w:top w:w="70" w:type="dxa"/>
+              <w:start w:w="90" w:type="dxa"/>
+              <w:bottom w:w="70" w:type="dxa"/>
+              <w:end w:w="90" w:type="dxa"/>
+            </w:tcMar>
+            <w:vAlign w:val="center"/>
+          </w:tcPr>
+          <w:p>
+            <w:pPr>
+              <w:spacing w:after="0" w:line="252" w:lineRule="auto"/>
+              <w:jc w:val="left"/>
+            </w:pPr>
+            <w:r>
+              <w:rPr>
+                <w:rFonts w:ascii="Calibri" w:hAnsi="Calibri" w:eastAsia="Calibri"/>
+                <w:color w:val="203740"/>
+                <w:sz w:val="14"/>
+              </w:rPr>
+              <w:t>SNIP 15223</w:t>
+              <w:br/>
+              <w:t>Ficha/Mapa 6331</w:t>
+              <w:br/>
+              <w:t>Fuentes:</w:t>
+              <w:br/>
+              <w:t>Maestro Sí · Ppto. Sí</w:t>
+              <w:br/>
+              <w:t>Territorio Sí · CSV territ. Sí</w:t>
+              <w:br/>
+              <w:t>Perfil Sí</w:t>
+            </w:r>
+            <w:r>
+              <w:br/>
+            </w:r>
+            <w:hyperlink r:id="rId44">
+              <w:r>
+                <w:rPr>
+                  <w:rFonts w:ascii="Calibri" w:hAnsi="Calibri" w:eastAsia="Calibri"/>
+                  <w:color w:val="2E74B5"/>
+                  <w:u w:val="single"/>
+                  <w:sz w:val="14"/>
+                </w:rPr>
+                <w:t>Abrir proyecto</w:t>
+              </w:r>
+            </w:hyperlink>
+          </w:p>
+        </w:tc>
+        <w:tc>
+          <w:tcPr>
+            <w:tcW w:type="dxa" w:w="5976"/>
+            <w:tcMar>
+              <w:top w:w="70" w:type="dxa"/>
+              <w:start w:w="90" w:type="dxa"/>
+              <w:bottom w:w="70" w:type="dxa"/>
+              <w:end w:w="90" w:type="dxa"/>
+            </w:tcMar>
+            <w:vAlign w:val="center"/>
+          </w:tcPr>
+          <w:p>
+            <w:pPr>
+              <w:spacing w:after="0" w:line="252" w:lineRule="auto"/>
+              <w:jc w:val="left"/>
+            </w:pPr>
+            <w:r>
+              <w:rPr>
+                <w:rFonts w:ascii="Calibri" w:hAnsi="Calibri" w:eastAsia="Calibri"/>
+                <w:color w:val="203740"/>
+                <w:sz w:val="14"/>
+              </w:rPr>
+              <w:t>AMPLIACIÓN DEL PLANTEL EDUCATIVO PARA INICIAL PROF. RAMÓN ALTAGRACIA CORDONES, MUNICIPIO VILLA HERMOSA, PROVINCIA LA ROMANA.</w:t>
+              <w:br/>
+              <w:t>Institución(es): DIRECCION DE INFRAESTRUCTURA ESCOLAR</w:t>
+              <w:br/>
+              <w:t>Sector(es): Educación</w:t>
+              <w:br/>
+              <w:t>Territorios declarados: región yuma; provincia(s) LA ROMANA; municipio(s) VILLA HERMOSA</w:t>
+              <w:br/>
+              <w:t>Localización codificada: 08 yuma · 12 LA ROMANA · 081203 VILLA HERMOSA</w:t>
+              <w:br/>
+              <w:t>Ubicación del perfil: VILLA HERMOSA (LA ROMANA)</w:t>
+              <w:br/>
+              <w:t>Fuente territorial: profile · alcance municipality · verificada 02-08-2026 12:40 UTC</w:t>
+              <w:br/>
+              <w:t>Cobertura: nacional No · multirregional No</w:t>
+            </w:r>
+          </w:p>
+        </w:tc>
+        <w:tc>
+          <w:tcPr>
+            <w:tcW w:type="dxa" w:w="2880"/>
+            <w:tcMar>
+              <w:top w:w="70" w:type="dxa"/>
+              <w:start w:w="90" w:type="dxa"/>
+              <w:bottom w:w="70" w:type="dxa"/>
+              <w:end w:w="90" w:type="dxa"/>
+            </w:tcMar>
+            <w:vAlign w:val="center"/>
+          </w:tcPr>
+          <w:p>
+            <w:pPr>
+              <w:spacing w:after="0" w:line="252" w:lineRule="auto"/>
+              <w:jc w:val="left"/>
+            </w:pPr>
+            <w:r>
+              <w:rPr>
+                <w:rFonts w:ascii="Calibri" w:hAnsi="Calibri" w:eastAsia="Calibri"/>
+                <w:color w:val="203740"/>
+                <w:sz w:val="14"/>
+              </w:rPr>
+              <w:t>Estado: EJECUCIÓN</w:t>
+              <w:br/>
+              <w:t>Período: 01-01-2023 – 31-01-2027</w:t>
+              <w:br/>
+              <w:t>Avance físico: 19.09%</w:t>
+              <w:br/>
+              <w:t>Avance financiero: 19.09%</w:t>
+              <w:br/>
+              <w:t>Contratos: 0 total · 0 activos</w:t>
+              <w:br/>
+              <w:t>Seguimiento: Sin ejecución ni contrato activo</w:t>
+            </w:r>
+          </w:p>
+        </w:tc>
+        <w:tc>
+          <w:tcPr>
+            <w:tcW w:type="dxa" w:w="3024"/>
+            <w:tcMar>
+              <w:top w:w="70" w:type="dxa"/>
+              <w:start w:w="90" w:type="dxa"/>
+              <w:bottom w:w="70" w:type="dxa"/>
+              <w:end w:w="90" w:type="dxa"/>
+            </w:tcMar>
+            <w:vAlign w:val="center"/>
+          </w:tcPr>
+          <w:p>
+            <w:pPr>
+              <w:spacing w:after="0" w:line="252" w:lineRule="auto"/>
+              <w:jc w:val="left"/>
+            </w:pPr>
+            <w:r>
+              <w:rPr>
+                <w:rFonts w:ascii="Calibri" w:hAnsi="Calibri" w:eastAsia="Calibri"/>
+                <w:color w:val="203740"/>
+                <w:sz w:val="14"/>
+              </w:rPr>
+              <w:t>Costo del proyecto: RD$ 14,288,403.26</w:t>
+              <w:br/>
+              <w:t>Presupuesto 2026: RD$ 109.00</w:t>
+              <w:br/>
+              <w:t>Ejecutado 2026: RD$ 0.00</w:t>
+              <w:br/>
+              <w:t>Ejecución 2026: 0.00%</w:t>
+            </w:r>
+          </w:p>
+        </w:tc>
+      </w:tr>
+      <w:tr>
+        <w:tc>
+          <w:tcPr>
+            <w:tcW w:type="dxa" w:w="576"/>
+            <w:tcMar>
+              <w:top w:w="70" w:type="dxa"/>
+              <w:start w:w="90" w:type="dxa"/>
+              <w:bottom w:w="70" w:type="dxa"/>
+              <w:end w:w="90" w:type="dxa"/>
+            </w:tcMar>
+            <w:vAlign w:val="center"/>
+            <w:shd w:fill="F3F6F6"/>
+          </w:tcPr>
+          <w:p>
+            <w:pPr>
+              <w:spacing w:after="0" w:line="252" w:lineRule="auto"/>
+              <w:jc w:val="center"/>
+            </w:pPr>
+            <w:r>
+              <w:rPr>
+                <w:rFonts w:ascii="Calibri" w:hAnsi="Calibri" w:eastAsia="Calibri"/>
+                <w:color w:val="203740"/>
+                <w:sz w:val="14"/>
+              </w:rPr>
+              <w:t>16</w:t>
+            </w:r>
+          </w:p>
+        </w:tc>
+        <w:tc>
+          <w:tcPr>
+            <w:tcW w:type="dxa" w:w="1656"/>
+            <w:tcMar>
+              <w:top w:w="70" w:type="dxa"/>
+              <w:start w:w="90" w:type="dxa"/>
+              <w:bottom w:w="70" w:type="dxa"/>
+              <w:end w:w="90" w:type="dxa"/>
+            </w:tcMar>
+            <w:vAlign w:val="center"/>
+            <w:shd w:fill="F3F6F6"/>
+          </w:tcPr>
+          <w:p>
+            <w:pPr>
+              <w:spacing w:after="0" w:line="252" w:lineRule="auto"/>
+              <w:jc w:val="left"/>
+            </w:pPr>
+            <w:r>
+              <w:rPr>
+                <w:rFonts w:ascii="Calibri" w:hAnsi="Calibri" w:eastAsia="Calibri"/>
+                <w:color w:val="203740"/>
+                <w:sz w:val="14"/>
+              </w:rPr>
+              <w:t>SNIP 15566</w:t>
+              <w:br/>
+              <w:t>Ficha/Mapa 7111</w:t>
+              <w:br/>
+              <w:t>Fuentes:</w:t>
+              <w:br/>
+              <w:t>Maestro Sí · Ppto. Sí</w:t>
+              <w:br/>
+              <w:t>Territorio Sí · CSV territ. Sí</w:t>
+              <w:br/>
+              <w:t>Perfil Sí</w:t>
+            </w:r>
+            <w:r>
+              <w:br/>
+            </w:r>
+            <w:hyperlink r:id="rId45">
+              <w:r>
+                <w:rPr>
+                  <w:rFonts w:ascii="Calibri" w:hAnsi="Calibri" w:eastAsia="Calibri"/>
+                  <w:color w:val="2E74B5"/>
+                  <w:u w:val="single"/>
+                  <w:sz w:val="14"/>
+                </w:rPr>
+                <w:t>Abrir proyecto</w:t>
+              </w:r>
+            </w:hyperlink>
+          </w:p>
+        </w:tc>
+        <w:tc>
+          <w:tcPr>
+            <w:tcW w:type="dxa" w:w="5976"/>
+            <w:tcMar>
+              <w:top w:w="70" w:type="dxa"/>
+              <w:start w:w="90" w:type="dxa"/>
+              <w:bottom w:w="70" w:type="dxa"/>
+              <w:end w:w="90" w:type="dxa"/>
+            </w:tcMar>
+            <w:vAlign w:val="center"/>
+            <w:shd w:fill="F3F6F6"/>
+          </w:tcPr>
+          <w:p>
+            <w:pPr>
+              <w:spacing w:after="0" w:line="252" w:lineRule="auto"/>
+              <w:jc w:val="left"/>
+            </w:pPr>
+            <w:r>
+              <w:rPr>
+                <w:rFonts w:ascii="Calibri" w:hAnsi="Calibri" w:eastAsia="Calibri"/>
+                <w:color w:val="203740"/>
+                <w:sz w:val="14"/>
+              </w:rPr>
+              <w:t>AMPLIACIÓN DEL PLANTEL EDUCATIVO PARA INICIAL PROF. RITA ELENA MÉNDEZ NÚÑEZ, MUNICIPIO LA ROMANA, PROVINCIA LA ROMANA.</w:t>
+              <w:br/>
+              <w:t>Institución(es): DIRECCION DE INFRAESTRUCTURA ESCOLAR</w:t>
+              <w:br/>
+              <w:t>Sector(es): Educación</w:t>
+              <w:br/>
+              <w:t>Territorios declarados: región yuma; provincia(s) LA ROMANA; municipio(s) LA ROMANA</w:t>
+              <w:br/>
+              <w:t>Localización codificada: 08 yuma · 12 LA ROMANA · 081201 LA ROMANA</w:t>
+              <w:br/>
+              <w:t>Ubicación del perfil: LA ROMANA (LA ROMANA)</w:t>
+              <w:br/>
+              <w:t>Fuente territorial: profile · alcance municipality · verificada 02-08-2026 12:40 UTC</w:t>
+              <w:br/>
+              <w:t>Cobertura: nacional No · multirregional No</w:t>
+            </w:r>
+          </w:p>
+        </w:tc>
+        <w:tc>
+          <w:tcPr>
+            <w:tcW w:type="dxa" w:w="2880"/>
+            <w:tcMar>
+              <w:top w:w="70" w:type="dxa"/>
+              <w:start w:w="90" w:type="dxa"/>
+              <w:bottom w:w="70" w:type="dxa"/>
+              <w:end w:w="90" w:type="dxa"/>
+            </w:tcMar>
+            <w:vAlign w:val="center"/>
+            <w:shd w:fill="F3F6F6"/>
+          </w:tcPr>
+          <w:p>
+            <w:pPr>
+              <w:spacing w:after="0" w:line="252" w:lineRule="auto"/>
+              <w:jc w:val="left"/>
+            </w:pPr>
+            <w:r>
+              <w:rPr>
+                <w:rFonts w:ascii="Calibri" w:hAnsi="Calibri" w:eastAsia="Calibri"/>
+                <w:color w:val="203740"/>
+                <w:sz w:val="14"/>
+              </w:rPr>
+              <w:t>Estado: EJECUCIÓN</w:t>
+              <w:br/>
+              <w:t>Período: 01-01-2023 – 31-01-2027</w:t>
+              <w:br/>
+              <w:t>Avance físico: 39.32%</w:t>
+              <w:br/>
+              <w:t>Avance financiero: 39.32%</w:t>
+              <w:br/>
+              <w:t>Contratos: 0 total · 0 activos</w:t>
+              <w:br/>
+              <w:t>Seguimiento: Ejecución registrada</w:t>
+            </w:r>
+          </w:p>
+        </w:tc>
+        <w:tc>
+          <w:tcPr>
+            <w:tcW w:type="dxa" w:w="3024"/>
+            <w:tcMar>
+              <w:top w:w="70" w:type="dxa"/>
+              <w:start w:w="90" w:type="dxa"/>
+              <w:bottom w:w="70" w:type="dxa"/>
+              <w:end w:w="90" w:type="dxa"/>
+            </w:tcMar>
+            <w:vAlign w:val="center"/>
+            <w:shd w:fill="F3F6F6"/>
+          </w:tcPr>
+          <w:p>
+            <w:pPr>
+              <w:spacing w:after="0" w:line="252" w:lineRule="auto"/>
+              <w:jc w:val="left"/>
+            </w:pPr>
+            <w:r>
+              <w:rPr>
+                <w:rFonts w:ascii="Calibri" w:hAnsi="Calibri" w:eastAsia="Calibri"/>
+                <w:color w:val="203740"/>
+                <w:sz w:val="14"/>
+              </w:rPr>
+              <w:t>Costo del proyecto: RD$ 10,148,866.87</w:t>
+              <w:br/>
+              <w:t>Presupuesto 2026: RD$ 1,814,618.00</w:t>
+              <w:br/>
+              <w:t>Ejecutado 2026: RD$ 780,483.23</w:t>
+              <w:br/>
+              <w:t>Ejecución 2026: 43.01%</w:t>
+            </w:r>
+          </w:p>
+        </w:tc>
+      </w:tr>
+      <w:tr>
+        <w:tc>
+          <w:tcPr>
+            <w:tcW w:type="dxa" w:w="576"/>
+            <w:tcMar>
+              <w:top w:w="70" w:type="dxa"/>
+              <w:start w:w="90" w:type="dxa"/>
+              <w:bottom w:w="70" w:type="dxa"/>
+              <w:end w:w="90" w:type="dxa"/>
+            </w:tcMar>
+            <w:vAlign w:val="center"/>
+          </w:tcPr>
+          <w:p>
+            <w:pPr>
+              <w:spacing w:after="0" w:line="252" w:lineRule="auto"/>
+              <w:jc w:val="center"/>
+            </w:pPr>
+            <w:r>
+              <w:rPr>
+                <w:rFonts w:ascii="Calibri" w:hAnsi="Calibri" w:eastAsia="Calibri"/>
+                <w:color w:val="203740"/>
+                <w:sz w:val="14"/>
+              </w:rPr>
+              <w:t>17</w:t>
+            </w:r>
+          </w:p>
+        </w:tc>
+        <w:tc>
+          <w:tcPr>
+            <w:tcW w:type="dxa" w:w="1656"/>
+            <w:tcMar>
+              <w:top w:w="70" w:type="dxa"/>
+              <w:start w:w="90" w:type="dxa"/>
+              <w:bottom w:w="70" w:type="dxa"/>
+              <w:end w:w="90" w:type="dxa"/>
+            </w:tcMar>
+            <w:vAlign w:val="center"/>
+          </w:tcPr>
+          <w:p>
+            <w:pPr>
+              <w:spacing w:after="0" w:line="252" w:lineRule="auto"/>
+              <w:jc w:val="left"/>
+            </w:pPr>
+            <w:r>
+              <w:rPr>
+                <w:rFonts w:ascii="Calibri" w:hAnsi="Calibri" w:eastAsia="Calibri"/>
+                <w:color w:val="203740"/>
+                <w:sz w:val="14"/>
+              </w:rPr>
+              <w:t>SNIP 15567</w:t>
+              <w:br/>
+              <w:t>Ficha/Mapa 7112</w:t>
+              <w:br/>
+              <w:t>Fuentes:</w:t>
+              <w:br/>
+              <w:t>Maestro Sí · Ppto. Sí</w:t>
+              <w:br/>
+              <w:t>Territorio Sí · CSV territ. Sí</w:t>
+              <w:br/>
+              <w:t>Perfil Sí</w:t>
+            </w:r>
+            <w:r>
+              <w:br/>
+            </w:r>
+            <w:hyperlink r:id="rId46">
+              <w:r>
+                <w:rPr>
+                  <w:rFonts w:ascii="Calibri" w:hAnsi="Calibri" w:eastAsia="Calibri"/>
+                  <w:color w:val="2E74B5"/>
+                  <w:u w:val="single"/>
+                  <w:sz w:val="14"/>
+                </w:rPr>
+                <w:t>Abrir proyecto</w:t>
+              </w:r>
+            </w:hyperlink>
+          </w:p>
+        </w:tc>
+        <w:tc>
+          <w:tcPr>
+            <w:tcW w:type="dxa" w:w="5976"/>
+            <w:tcMar>
+              <w:top w:w="70" w:type="dxa"/>
+              <w:start w:w="90" w:type="dxa"/>
+              <w:bottom w:w="70" w:type="dxa"/>
+              <w:end w:w="90" w:type="dxa"/>
+            </w:tcMar>
+            <w:vAlign w:val="center"/>
+          </w:tcPr>
+          <w:p>
+            <w:pPr>
+              <w:spacing w:after="0" w:line="252" w:lineRule="auto"/>
+              <w:jc w:val="left"/>
+            </w:pPr>
+            <w:r>
+              <w:rPr>
+                <w:rFonts w:ascii="Calibri" w:hAnsi="Calibri" w:eastAsia="Calibri"/>
+                <w:color w:val="203740"/>
+                <w:sz w:val="14"/>
+              </w:rPr>
+              <w:t>AMPLIACIÓN DEL PLANTEL EDUCATIVO PARA INICIAL MERCEDES LAURA AGUIAR, MUNICIPIO LA ROMANA, PROVINCIA LA ROMANA.</w:t>
+              <w:br/>
+              <w:t>Institución(es): DIRECCION DE INFRAESTRUCTURA ESCOLAR</w:t>
+              <w:br/>
+              <w:t>Sector(es): Educación</w:t>
+              <w:br/>
+              <w:t>Territorios declarados: región yuma; provincia(s) LA ROMANA; municipio(s) LA ROMANA</w:t>
+              <w:br/>
+              <w:t>Localización codificada: 08 yuma · 12 LA ROMANA · 081201 LA ROMANA</w:t>
+              <w:br/>
+              <w:t>Ubicación del perfil: LA ROMANA (LA ROMANA)</w:t>
+              <w:br/>
+              <w:t>Fuente territorial: profile · alcance municipality · verificada 02-08-2026 12:40 UTC</w:t>
+              <w:br/>
+              <w:t>Cobertura: nacional No · multirregional No</w:t>
+            </w:r>
+          </w:p>
+        </w:tc>
+        <w:tc>
+          <w:tcPr>
+            <w:tcW w:type="dxa" w:w="2880"/>
+            <w:tcMar>
+              <w:top w:w="70" w:type="dxa"/>
+              <w:start w:w="90" w:type="dxa"/>
+              <w:bottom w:w="70" w:type="dxa"/>
+              <w:end w:w="90" w:type="dxa"/>
+            </w:tcMar>
+            <w:vAlign w:val="center"/>
+          </w:tcPr>
+          <w:p>
+            <w:pPr>
+              <w:spacing w:after="0" w:line="252" w:lineRule="auto"/>
+              <w:jc w:val="left"/>
+            </w:pPr>
+            <w:r>
+              <w:rPr>
+                <w:rFonts w:ascii="Calibri" w:hAnsi="Calibri" w:eastAsia="Calibri"/>
+                <w:color w:val="203740"/>
+                <w:sz w:val="14"/>
+              </w:rPr>
+              <w:t>Estado: EJECUCIÓN</w:t>
+              <w:br/>
+              <w:t>Período: 01-01-2023 – 31-01-2027</w:t>
+              <w:br/>
+              <w:t>Avance físico: 34.47%</w:t>
+              <w:br/>
+              <w:t>Avance financiero: 34.47%</w:t>
+              <w:br/>
+              <w:t>Contratos: 0 total · 0 activos</w:t>
+              <w:br/>
+              <w:t>Seguimiento: Ejecución registrada</w:t>
+            </w:r>
+          </w:p>
+        </w:tc>
+        <w:tc>
+          <w:tcPr>
+            <w:tcW w:type="dxa" w:w="3024"/>
+            <w:tcMar>
+              <w:top w:w="70" w:type="dxa"/>
+              <w:start w:w="90" w:type="dxa"/>
+              <w:bottom w:w="70" w:type="dxa"/>
+              <w:end w:w="90" w:type="dxa"/>
+            </w:tcMar>
+            <w:vAlign w:val="center"/>
+          </w:tcPr>
+          <w:p>
+            <w:pPr>
+              <w:spacing w:after="0" w:line="252" w:lineRule="auto"/>
+              <w:jc w:val="left"/>
+            </w:pPr>
+            <w:r>
+              <w:rPr>
+                <w:rFonts w:ascii="Calibri" w:hAnsi="Calibri" w:eastAsia="Calibri"/>
+                <w:color w:val="203740"/>
+                <w:sz w:val="14"/>
+              </w:rPr>
+              <w:t>Costo del proyecto: RD$ 11,387,562.50</w:t>
+              <w:br/>
+              <w:t>Presupuesto 2026: RD$ 5,024,468.00</w:t>
+              <w:br/>
+              <w:t>Ejecutado 2026: RD$ 2,035,612.10</w:t>
+              <w:br/>
+              <w:t>Ejecución 2026: 40.51%</w:t>
+            </w:r>
+          </w:p>
+        </w:tc>
+      </w:tr>
+      <w:tr>
+        <w:tc>
+          <w:tcPr>
+            <w:tcW w:type="dxa" w:w="576"/>
+            <w:tcMar>
+              <w:top w:w="70" w:type="dxa"/>
+              <w:start w:w="90" w:type="dxa"/>
+              <w:bottom w:w="70" w:type="dxa"/>
+              <w:end w:w="90" w:type="dxa"/>
+            </w:tcMar>
+            <w:vAlign w:val="center"/>
+            <w:shd w:fill="F3F6F6"/>
+          </w:tcPr>
+          <w:p>
+            <w:pPr>
+              <w:spacing w:after="0" w:line="252" w:lineRule="auto"/>
+              <w:jc w:val="center"/>
+            </w:pPr>
+            <w:r>
+              <w:rPr>
+                <w:rFonts w:ascii="Calibri" w:hAnsi="Calibri" w:eastAsia="Calibri"/>
+                <w:color w:val="203740"/>
+                <w:sz w:val="14"/>
+              </w:rPr>
+              <w:t>18</w:t>
+            </w:r>
+          </w:p>
+        </w:tc>
+        <w:tc>
+          <w:tcPr>
+            <w:tcW w:type="dxa" w:w="1656"/>
+            <w:tcMar>
+              <w:top w:w="70" w:type="dxa"/>
+              <w:start w:w="90" w:type="dxa"/>
+              <w:bottom w:w="70" w:type="dxa"/>
+              <w:end w:w="90" w:type="dxa"/>
+            </w:tcMar>
+            <w:vAlign w:val="center"/>
+            <w:shd w:fill="F3F6F6"/>
+          </w:tcPr>
+          <w:p>
+            <w:pPr>
+              <w:spacing w:after="0" w:line="252" w:lineRule="auto"/>
+              <w:jc w:val="left"/>
+            </w:pPr>
+            <w:r>
+              <w:rPr>
+                <w:rFonts w:ascii="Calibri" w:hAnsi="Calibri" w:eastAsia="Calibri"/>
+                <w:color w:val="203740"/>
+                <w:sz w:val="14"/>
+              </w:rPr>
+              <w:t>SNIP 15568</w:t>
+              <w:br/>
+              <w:t>Ficha/Mapa 7113</w:t>
+              <w:br/>
+              <w:t>Fuentes:</w:t>
+              <w:br/>
+              <w:t>Maestro Sí · Ppto. Sí</w:t>
+              <w:br/>
+              <w:t>Territorio Sí · CSV territ. Sí</w:t>
+              <w:br/>
+              <w:t>Perfil Sí</w:t>
+            </w:r>
+            <w:r>
+              <w:br/>
+            </w:r>
+            <w:hyperlink r:id="rId47">
+              <w:r>
+                <w:rPr>
+                  <w:rFonts w:ascii="Calibri" w:hAnsi="Calibri" w:eastAsia="Calibri"/>
+                  <w:color w:val="2E74B5"/>
+                  <w:u w:val="single"/>
+                  <w:sz w:val="14"/>
+                </w:rPr>
+                <w:t>Abrir proyecto</w:t>
+              </w:r>
+            </w:hyperlink>
+          </w:p>
+        </w:tc>
+        <w:tc>
+          <w:tcPr>
+            <w:tcW w:type="dxa" w:w="5976"/>
+            <w:tcMar>
+              <w:top w:w="70" w:type="dxa"/>
+              <w:start w:w="90" w:type="dxa"/>
+              <w:bottom w:w="70" w:type="dxa"/>
+              <w:end w:w="90" w:type="dxa"/>
+            </w:tcMar>
+            <w:vAlign w:val="center"/>
+            <w:shd w:fill="F3F6F6"/>
+          </w:tcPr>
+          <w:p>
+            <w:pPr>
+              <w:spacing w:after="0" w:line="252" w:lineRule="auto"/>
+              <w:jc w:val="left"/>
+            </w:pPr>
+            <w:r>
+              <w:rPr>
+                <w:rFonts w:ascii="Calibri" w:hAnsi="Calibri" w:eastAsia="Calibri"/>
+                <w:color w:val="203740"/>
+                <w:sz w:val="14"/>
+              </w:rPr>
+              <w:t>AMPLIACIÓN DEL PLANTEL EDUCATIVO PARA INICIAL CRISTO REY, MUNICIPIO LA ROMANA, PROVINCIA LA ROMANA.</w:t>
+              <w:br/>
+              <w:t>Institución(es): DIRECCION DE INFRAESTRUCTURA ESCOLAR</w:t>
+              <w:br/>
+              <w:t>Sector(es): Educación</w:t>
+              <w:br/>
+              <w:t>Territorios declarados: región yuma; provincia(s) LA ROMANA; municipio(s) LA ROMANA</w:t>
+              <w:br/>
+              <w:t>Localización codificada: 08 yuma · 12 LA ROMANA · 081201 LA ROMANA</w:t>
+              <w:br/>
+              <w:t>Ubicación del perfil: LA ROMANA (LA ROMANA)</w:t>
+              <w:br/>
+              <w:t>Fuente territorial: profile · alcance municipality · verificada 02-08-2026 12:40 UTC</w:t>
+              <w:br/>
+              <w:t>Cobertura: nacional No · multirregional No</w:t>
+            </w:r>
+          </w:p>
+        </w:tc>
+        <w:tc>
+          <w:tcPr>
+            <w:tcW w:type="dxa" w:w="2880"/>
+            <w:tcMar>
+              <w:top w:w="70" w:type="dxa"/>
+              <w:start w:w="90" w:type="dxa"/>
+              <w:bottom w:w="70" w:type="dxa"/>
+              <w:end w:w="90" w:type="dxa"/>
+            </w:tcMar>
+            <w:vAlign w:val="center"/>
+            <w:shd w:fill="F3F6F6"/>
+          </w:tcPr>
+          <w:p>
+            <w:pPr>
+              <w:spacing w:after="0" w:line="252" w:lineRule="auto"/>
+              <w:jc w:val="left"/>
+            </w:pPr>
+            <w:r>
+              <w:rPr>
+                <w:rFonts w:ascii="Calibri" w:hAnsi="Calibri" w:eastAsia="Calibri"/>
+                <w:color w:val="203740"/>
+                <w:sz w:val="14"/>
+              </w:rPr>
+              <w:t>Estado: EJECUCIÓN</w:t>
+              <w:br/>
+              <w:t>Período: 01-01-2023 – 31-01-2027</w:t>
+              <w:br/>
+              <w:t>Avance físico: 35.58%</w:t>
+              <w:br/>
+              <w:t>Avance financiero: 35.58%</w:t>
+              <w:br/>
+              <w:t>Contratos: 0 total · 0 activos</w:t>
+              <w:br/>
+              <w:t>Seguimiento: Ejecución registrada</w:t>
+            </w:r>
+          </w:p>
+        </w:tc>
+        <w:tc>
+          <w:tcPr>
+            <w:tcW w:type="dxa" w:w="3024"/>
+            <w:tcMar>
+              <w:top w:w="70" w:type="dxa"/>
+              <w:start w:w="90" w:type="dxa"/>
+              <w:bottom w:w="70" w:type="dxa"/>
+              <w:end w:w="90" w:type="dxa"/>
+            </w:tcMar>
+            <w:vAlign w:val="center"/>
+            <w:shd w:fill="F3F6F6"/>
+          </w:tcPr>
+          <w:p>
+            <w:pPr>
+              <w:spacing w:after="0" w:line="252" w:lineRule="auto"/>
+              <w:jc w:val="left"/>
+            </w:pPr>
+            <w:r>
+              <w:rPr>
+                <w:rFonts w:ascii="Calibri" w:hAnsi="Calibri" w:eastAsia="Calibri"/>
+                <w:color w:val="203740"/>
+                <w:sz w:val="14"/>
+              </w:rPr>
+              <w:t>Costo del proyecto: RD$ 11,166,541.46</w:t>
+              <w:br/>
+              <w:t>Presupuesto 2026: RD$ 4,364,332.00</w:t>
+              <w:br/>
+              <w:t>Ejecutado 2026: RD$ 846,636.08</w:t>
+              <w:br/>
+              <w:t>Ejecución 2026: 19.40%</w:t>
+            </w:r>
+          </w:p>
+        </w:tc>
+      </w:tr>
+      <w:tr>
+        <w:tc>
+          <w:tcPr>
+            <w:tcW w:type="dxa" w:w="576"/>
+            <w:tcMar>
+              <w:top w:w="70" w:type="dxa"/>
+              <w:start w:w="90" w:type="dxa"/>
+              <w:bottom w:w="70" w:type="dxa"/>
+              <w:end w:w="90" w:type="dxa"/>
+            </w:tcMar>
+            <w:vAlign w:val="center"/>
+          </w:tcPr>
+          <w:p>
+            <w:pPr>
+              <w:spacing w:after="0" w:line="252" w:lineRule="auto"/>
+              <w:jc w:val="center"/>
+            </w:pPr>
+            <w:r>
+              <w:rPr>
+                <w:rFonts w:ascii="Calibri" w:hAnsi="Calibri" w:eastAsia="Calibri"/>
+                <w:color w:val="203740"/>
+                <w:sz w:val="14"/>
+              </w:rPr>
+              <w:t>19</w:t>
+            </w:r>
+          </w:p>
+        </w:tc>
+        <w:tc>
+          <w:tcPr>
+            <w:tcW w:type="dxa" w:w="1656"/>
+            <w:tcMar>
+              <w:top w:w="70" w:type="dxa"/>
+              <w:start w:w="90" w:type="dxa"/>
+              <w:bottom w:w="70" w:type="dxa"/>
+              <w:end w:w="90" w:type="dxa"/>
+            </w:tcMar>
+            <w:vAlign w:val="center"/>
+          </w:tcPr>
+          <w:p>
+            <w:pPr>
+              <w:spacing w:after="0" w:line="252" w:lineRule="auto"/>
+              <w:jc w:val="left"/>
+            </w:pPr>
+            <w:r>
+              <w:rPr>
+                <w:rFonts w:ascii="Calibri" w:hAnsi="Calibri" w:eastAsia="Calibri"/>
+                <w:color w:val="203740"/>
+                <w:sz w:val="14"/>
+              </w:rPr>
+              <w:t>SNIP 15569</w:t>
+              <w:br/>
+              <w:t>Ficha/Mapa 7114</w:t>
+              <w:br/>
+              <w:t>Fuentes:</w:t>
+              <w:br/>
+              <w:t>Maestro Sí · Ppto. Sí</w:t>
+              <w:br/>
+              <w:t>Territorio Sí · CSV territ. Sí</w:t>
+              <w:br/>
+              <w:t>Perfil Sí</w:t>
+            </w:r>
+            <w:r>
+              <w:br/>
+            </w:r>
+            <w:hyperlink r:id="rId48">
+              <w:r>
+                <w:rPr>
+                  <w:rFonts w:ascii="Calibri" w:hAnsi="Calibri" w:eastAsia="Calibri"/>
+                  <w:color w:val="2E74B5"/>
+                  <w:u w:val="single"/>
+                  <w:sz w:val="14"/>
+                </w:rPr>
+                <w:t>Abrir proyecto</w:t>
+              </w:r>
+            </w:hyperlink>
+          </w:p>
+        </w:tc>
+        <w:tc>
+          <w:tcPr>
+            <w:tcW w:type="dxa" w:w="5976"/>
+            <w:tcMar>
+              <w:top w:w="70" w:type="dxa"/>
+              <w:start w:w="90" w:type="dxa"/>
+              <w:bottom w:w="70" w:type="dxa"/>
+              <w:end w:w="90" w:type="dxa"/>
+            </w:tcMar>
+            <w:vAlign w:val="center"/>
+          </w:tcPr>
+          <w:p>
+            <w:pPr>
+              <w:spacing w:after="0" w:line="252" w:lineRule="auto"/>
+              <w:jc w:val="left"/>
+            </w:pPr>
+            <w:r>
+              <w:rPr>
+                <w:rFonts w:ascii="Calibri" w:hAnsi="Calibri" w:eastAsia="Calibri"/>
+                <w:color w:val="203740"/>
+                <w:sz w:val="14"/>
+              </w:rPr>
+              <w:t>AMPLIACIÓN DEL PLANTEL EDUCATIVO PARA INICIAL PAULINA JIMÉNEZ, MUNICIPIO LA ROMANA, PROVINCIA LA ROMANA.</w:t>
+              <w:br/>
+              <w:t>Institución(es): DIRECCION DE INFRAESTRUCTURA ESCOLAR</w:t>
+              <w:br/>
+              <w:t>Sector(es): Educación</w:t>
+              <w:br/>
+              <w:t>Territorios declarados: región yuma; provincia(s) LA ROMANA; municipio(s) LA ROMANA</w:t>
+              <w:br/>
+              <w:t>Localización codificada: 08 yuma · 12 LA ROMANA · 081201 LA ROMANA</w:t>
+              <w:br/>
+              <w:t>Ubicación del perfil: LA ROMANA (LA ROMANA)</w:t>
+              <w:br/>
+              <w:t>Fuente territorial: profile · alcance municipality · verificada 02-08-2026 12:40 UTC</w:t>
+              <w:br/>
+              <w:t>Cobertura: nacional No · multirregional No</w:t>
+            </w:r>
+          </w:p>
+        </w:tc>
+        <w:tc>
+          <w:tcPr>
+            <w:tcW w:type="dxa" w:w="2880"/>
+            <w:tcMar>
+              <w:top w:w="70" w:type="dxa"/>
+              <w:start w:w="90" w:type="dxa"/>
+              <w:bottom w:w="70" w:type="dxa"/>
+              <w:end w:w="90" w:type="dxa"/>
+            </w:tcMar>
+            <w:vAlign w:val="center"/>
+          </w:tcPr>
+          <w:p>
+            <w:pPr>
+              <w:spacing w:after="0" w:line="252" w:lineRule="auto"/>
+              <w:jc w:val="left"/>
+            </w:pPr>
+            <w:r>
+              <w:rPr>
+                <w:rFonts w:ascii="Calibri" w:hAnsi="Calibri" w:eastAsia="Calibri"/>
+                <w:color w:val="203740"/>
+                <w:sz w:val="14"/>
+              </w:rPr>
+              <w:t>Estado: EJECUCIÓN</w:t>
+              <w:br/>
+              <w:t>Período: 01-01-2023 – 31-01-2027</w:t>
+              <w:br/>
+              <w:t>Avance físico: 14.60%</w:t>
+              <w:br/>
+              <w:t>Avance financiero: 14.60%</w:t>
+              <w:br/>
+              <w:t>Contratos: 0 total · 0 activos</w:t>
+              <w:br/>
+              <w:t>Seguimiento: Sin ejecución ni contrato activo</w:t>
+            </w:r>
+          </w:p>
+        </w:tc>
+        <w:tc>
+          <w:tcPr>
+            <w:tcW w:type="dxa" w:w="3024"/>
+            <w:tcMar>
+              <w:top w:w="70" w:type="dxa"/>
+              <w:start w:w="90" w:type="dxa"/>
+              <w:bottom w:w="70" w:type="dxa"/>
+              <w:end w:w="90" w:type="dxa"/>
+            </w:tcMar>
+            <w:vAlign w:val="center"/>
+          </w:tcPr>
+          <w:p>
+            <w:pPr>
+              <w:spacing w:after="0" w:line="252" w:lineRule="auto"/>
+              <w:jc w:val="left"/>
+            </w:pPr>
+            <w:r>
+              <w:rPr>
+                <w:rFonts w:ascii="Calibri" w:hAnsi="Calibri" w:eastAsia="Calibri"/>
+                <w:color w:val="203740"/>
+                <w:sz w:val="14"/>
+              </w:rPr>
+              <w:t>Costo del proyecto: RD$ 17,045,972.39</w:t>
+              <w:br/>
+              <w:t>Presupuesto 2026: RD$ 1,000.00</w:t>
+              <w:br/>
+              <w:t>Ejecutado 2026: RD$ 0.00</w:t>
+              <w:br/>
+              <w:t>Ejecución 2026: 0.00%</w:t>
+            </w:r>
+          </w:p>
+        </w:tc>
+      </w:tr>
+      <w:tr>
+        <w:tc>
+          <w:tcPr>
+            <w:tcW w:type="dxa" w:w="576"/>
+            <w:tcMar>
+              <w:top w:w="70" w:type="dxa"/>
+              <w:start w:w="90" w:type="dxa"/>
+              <w:bottom w:w="70" w:type="dxa"/>
+              <w:end w:w="90" w:type="dxa"/>
+            </w:tcMar>
+            <w:vAlign w:val="center"/>
+            <w:shd w:fill="F3F6F6"/>
+          </w:tcPr>
+          <w:p>
+            <w:pPr>
+              <w:spacing w:after="0" w:line="252" w:lineRule="auto"/>
+              <w:jc w:val="center"/>
+            </w:pPr>
+            <w:r>
+              <w:rPr>
+                <w:rFonts w:ascii="Calibri" w:hAnsi="Calibri" w:eastAsia="Calibri"/>
+                <w:color w:val="203740"/>
+                <w:sz w:val="14"/>
+              </w:rPr>
+              <w:t>20</w:t>
+            </w:r>
+          </w:p>
+        </w:tc>
+        <w:tc>
+          <w:tcPr>
+            <w:tcW w:type="dxa" w:w="1656"/>
+            <w:tcMar>
+              <w:top w:w="70" w:type="dxa"/>
+              <w:start w:w="90" w:type="dxa"/>
+              <w:bottom w:w="70" w:type="dxa"/>
+              <w:end w:w="90" w:type="dxa"/>
+            </w:tcMar>
+            <w:vAlign w:val="center"/>
+            <w:shd w:fill="F3F6F6"/>
+          </w:tcPr>
+          <w:p>
+            <w:pPr>
+              <w:spacing w:after="0" w:line="252" w:lineRule="auto"/>
+              <w:jc w:val="left"/>
+            </w:pPr>
+            <w:r>
+              <w:rPr>
+                <w:rFonts w:ascii="Calibri" w:hAnsi="Calibri" w:eastAsia="Calibri"/>
+                <w:color w:val="203740"/>
+                <w:sz w:val="14"/>
+              </w:rPr>
+              <w:t>SNIP 15570</w:t>
+              <w:br/>
+              <w:t>Ficha/Mapa 7115</w:t>
+              <w:br/>
+              <w:t>Fuentes:</w:t>
+              <w:br/>
+              <w:t>Maestro Sí · Ppto. Sí</w:t>
+              <w:br/>
+              <w:t>Territorio Sí · CSV territ. Sí</w:t>
+              <w:br/>
+              <w:t>Perfil Sí</w:t>
+            </w:r>
+            <w:r>
+              <w:br/>
+            </w:r>
+            <w:hyperlink r:id="rId49">
+              <w:r>
+                <w:rPr>
+                  <w:rFonts w:ascii="Calibri" w:hAnsi="Calibri" w:eastAsia="Calibri"/>
+                  <w:color w:val="2E74B5"/>
+                  <w:u w:val="single"/>
+                  <w:sz w:val="14"/>
+                </w:rPr>
+                <w:t>Abrir proyecto</w:t>
+              </w:r>
+            </w:hyperlink>
+          </w:p>
+        </w:tc>
+        <w:tc>
+          <w:tcPr>
+            <w:tcW w:type="dxa" w:w="5976"/>
+            <w:tcMar>
+              <w:top w:w="70" w:type="dxa"/>
+              <w:start w:w="90" w:type="dxa"/>
+              <w:bottom w:w="70" w:type="dxa"/>
+              <w:end w:w="90" w:type="dxa"/>
+            </w:tcMar>
+            <w:vAlign w:val="center"/>
+            <w:shd w:fill="F3F6F6"/>
+          </w:tcPr>
+          <w:p>
+            <w:pPr>
+              <w:spacing w:after="0" w:line="252" w:lineRule="auto"/>
+              <w:jc w:val="left"/>
+            </w:pPr>
+            <w:r>
+              <w:rPr>
+                <w:rFonts w:ascii="Calibri" w:hAnsi="Calibri" w:eastAsia="Calibri"/>
+                <w:color w:val="203740"/>
+                <w:sz w:val="14"/>
+              </w:rPr>
+              <w:t>AMPLIACIÓN DEL PLANTEL EDUCATIVO PARA INICIAL BATEY CENTRAL, MUNICIPIO LA ROMANA, PROVINCIA LA ROMANA.</w:t>
+              <w:br/>
+              <w:t>Institución(es): DIRECCION DE INFRAESTRUCTURA ESCOLAR</w:t>
+              <w:br/>
+              <w:t>Sector(es): Educación</w:t>
+              <w:br/>
+              <w:t>Territorios declarados: región yuma; provincia(s) LA ROMANA; municipio(s) LA ROMANA</w:t>
+              <w:br/>
+              <w:t>Localización codificada: 08 yuma · 12 LA ROMANA · 081201 LA ROMANA</w:t>
+              <w:br/>
+              <w:t>Ubicación del perfil: LA ROMANA (LA ROMANA)</w:t>
+              <w:br/>
+              <w:t>Fuente territorial: profile · alcance municipality · verificada 02-08-2026 12:40 UTC</w:t>
+              <w:br/>
+              <w:t>Cobertura: nacional No · multirregional No</w:t>
+            </w:r>
+          </w:p>
+        </w:tc>
+        <w:tc>
+          <w:tcPr>
+            <w:tcW w:type="dxa" w:w="2880"/>
+            <w:tcMar>
+              <w:top w:w="70" w:type="dxa"/>
+              <w:start w:w="90" w:type="dxa"/>
+              <w:bottom w:w="70" w:type="dxa"/>
+              <w:end w:w="90" w:type="dxa"/>
+            </w:tcMar>
+            <w:vAlign w:val="center"/>
+            <w:shd w:fill="F3F6F6"/>
+          </w:tcPr>
+          <w:p>
+            <w:pPr>
+              <w:spacing w:after="0" w:line="252" w:lineRule="auto"/>
+              <w:jc w:val="left"/>
+            </w:pPr>
+            <w:r>
+              <w:rPr>
+                <w:rFonts w:ascii="Calibri" w:hAnsi="Calibri" w:eastAsia="Calibri"/>
+                <w:color w:val="203740"/>
+                <w:sz w:val="14"/>
+              </w:rPr>
+              <w:t>Estado: EJECUCIÓN</w:t>
+              <w:br/>
+              <w:t>Período: 01-01-2023 – 31-01-2027</w:t>
+              <w:br/>
+              <w:t>Avance físico: 20.60%</w:t>
+              <w:br/>
+              <w:t>Avance financiero: 20.60%</w:t>
+              <w:br/>
+              <w:t>Contratos: 0 total · 0 activos</w:t>
+              <w:br/>
+              <w:t>Seguimiento: Ejecución registrada</w:t>
+            </w:r>
+          </w:p>
+        </w:tc>
+        <w:tc>
+          <w:tcPr>
+            <w:tcW w:type="dxa" w:w="3024"/>
+            <w:tcMar>
+              <w:top w:w="70" w:type="dxa"/>
+              <w:start w:w="90" w:type="dxa"/>
+              <w:bottom w:w="70" w:type="dxa"/>
+              <w:end w:w="90" w:type="dxa"/>
+            </w:tcMar>
+            <w:vAlign w:val="center"/>
+            <w:shd w:fill="F3F6F6"/>
+          </w:tcPr>
+          <w:p>
+            <w:pPr>
+              <w:spacing w:after="0" w:line="252" w:lineRule="auto"/>
+              <w:jc w:val="left"/>
+            </w:pPr>
+            <w:r>
+              <w:rPr>
+                <w:rFonts w:ascii="Calibri" w:hAnsi="Calibri" w:eastAsia="Calibri"/>
+                <w:color w:val="203740"/>
+                <w:sz w:val="14"/>
+              </w:rPr>
+              <w:t>Costo del proyecto: RD$ 10,263,345.02</w:t>
+              <w:br/>
+              <w:t>Presupuesto 2026: RD$ 3,608,286.00</w:t>
+              <w:br/>
+              <w:t>Ejecutado 2026: RD$ 2,722,545.86</w:t>
+              <w:br/>
+              <w:t>Ejecución 2026: 75.45%</w:t>
+            </w:r>
+          </w:p>
+        </w:tc>
+      </w:tr>
+      <w:tr>
+        <w:tc>
+          <w:tcPr>
+            <w:tcW w:type="dxa" w:w="576"/>
+            <w:tcMar>
+              <w:top w:w="70" w:type="dxa"/>
+              <w:start w:w="90" w:type="dxa"/>
+              <w:bottom w:w="70" w:type="dxa"/>
+              <w:end w:w="90" w:type="dxa"/>
+            </w:tcMar>
+            <w:vAlign w:val="center"/>
+          </w:tcPr>
+          <w:p>
+            <w:pPr>
+              <w:spacing w:after="0" w:line="252" w:lineRule="auto"/>
+              <w:jc w:val="center"/>
+            </w:pPr>
+            <w:r>
+              <w:rPr>
+                <w:rFonts w:ascii="Calibri" w:hAnsi="Calibri" w:eastAsia="Calibri"/>
+                <w:color w:val="203740"/>
+                <w:sz w:val="14"/>
+              </w:rPr>
+              <w:t>21</w:t>
+            </w:r>
+          </w:p>
+        </w:tc>
+        <w:tc>
+          <w:tcPr>
+            <w:tcW w:type="dxa" w:w="1656"/>
+            <w:tcMar>
+              <w:top w:w="70" w:type="dxa"/>
+              <w:start w:w="90" w:type="dxa"/>
+              <w:bottom w:w="70" w:type="dxa"/>
+              <w:end w:w="90" w:type="dxa"/>
+            </w:tcMar>
+            <w:vAlign w:val="center"/>
+          </w:tcPr>
+          <w:p>
+            <w:pPr>
+              <w:spacing w:after="0" w:line="252" w:lineRule="auto"/>
+              <w:jc w:val="left"/>
+            </w:pPr>
+            <w:r>
+              <w:rPr>
+                <w:rFonts w:ascii="Calibri" w:hAnsi="Calibri" w:eastAsia="Calibri"/>
+                <w:color w:val="203740"/>
+                <w:sz w:val="14"/>
+              </w:rPr>
+              <w:t>SNIP 15604</w:t>
+              <w:br/>
+              <w:t>Ficha/Mapa 7149</w:t>
+              <w:br/>
+              <w:t>Fuentes:</w:t>
+              <w:br/>
+              <w:t>Maestro Sí · Ppto. Sí</w:t>
+              <w:br/>
+              <w:t>Territorio Sí · CSV territ. Sí</w:t>
+              <w:br/>
+              <w:t>Perfil Sí</w:t>
+            </w:r>
+            <w:r>
+              <w:br/>
+            </w:r>
+            <w:hyperlink r:id="rId50">
+              <w:r>
+                <w:rPr>
+                  <w:rFonts w:ascii="Calibri" w:hAnsi="Calibri" w:eastAsia="Calibri"/>
+                  <w:color w:val="2E74B5"/>
+                  <w:u w:val="single"/>
+                  <w:sz w:val="14"/>
+                </w:rPr>
+                <w:t>Abrir proyecto</w:t>
+              </w:r>
+            </w:hyperlink>
+          </w:p>
+        </w:tc>
+        <w:tc>
+          <w:tcPr>
+            <w:tcW w:type="dxa" w:w="5976"/>
+            <w:tcMar>
+              <w:top w:w="70" w:type="dxa"/>
+              <w:start w:w="90" w:type="dxa"/>
+              <w:bottom w:w="70" w:type="dxa"/>
+              <w:end w:w="90" w:type="dxa"/>
+            </w:tcMar>
+            <w:vAlign w:val="center"/>
+          </w:tcPr>
+          <w:p>
+            <w:pPr>
+              <w:spacing w:after="0" w:line="252" w:lineRule="auto"/>
+              <w:jc w:val="left"/>
+            </w:pPr>
+            <w:r>
+              <w:rPr>
+                <w:rFonts w:ascii="Calibri" w:hAnsi="Calibri" w:eastAsia="Calibri"/>
+                <w:color w:val="203740"/>
+                <w:sz w:val="14"/>
+              </w:rPr>
+              <w:t>AMPLIACIÓN DEL PLANTEL EDUCATIVO PARA INICIAL PROF. TOMASA CIPRIÁN, MUNICIPIO VILLA HERMOSA, PROVINCIA LA ROMANA.</w:t>
+              <w:br/>
+              <w:t>Institución(es): DIRECCION DE INFRAESTRUCTURA ESCOLAR</w:t>
+              <w:br/>
+              <w:t>Sector(es): Educación</w:t>
+              <w:br/>
+              <w:t>Territorios declarados: región yuma; provincia(s) LA ROMANA; municipio(s) VILLA HERMOSA</w:t>
+              <w:br/>
+              <w:t>Localización codificada: 08 yuma · 12 LA ROMANA · 081203 VILLA HERMOSA</w:t>
+              <w:br/>
+              <w:t>Ubicación del perfil: VILLA HERMOSA (LA ROMANA)</w:t>
+              <w:br/>
+              <w:t>Fuente territorial: profile · alcance municipality · verificada 02-08-2026 12:40 UTC</w:t>
+              <w:br/>
+              <w:t>Cobertura: nacional No · multirregional No</w:t>
+            </w:r>
+          </w:p>
+        </w:tc>
+        <w:tc>
+          <w:tcPr>
+            <w:tcW w:type="dxa" w:w="2880"/>
+            <w:tcMar>
+              <w:top w:w="70" w:type="dxa"/>
+              <w:start w:w="90" w:type="dxa"/>
+              <w:bottom w:w="70" w:type="dxa"/>
+              <w:end w:w="90" w:type="dxa"/>
+            </w:tcMar>
+            <w:vAlign w:val="center"/>
+          </w:tcPr>
+          <w:p>
+            <w:pPr>
+              <w:spacing w:after="0" w:line="252" w:lineRule="auto"/>
+              <w:jc w:val="left"/>
+            </w:pPr>
+            <w:r>
+              <w:rPr>
+                <w:rFonts w:ascii="Calibri" w:hAnsi="Calibri" w:eastAsia="Calibri"/>
+                <w:color w:val="203740"/>
+                <w:sz w:val="14"/>
+              </w:rPr>
+              <w:t>Estado: EJECUCIÓN</w:t>
+              <w:br/>
+              <w:t>Período: 01-01-2023 – 31-01-2027</w:t>
+              <w:br/>
+              <w:t>Avance físico: 69.14%</w:t>
+              <w:br/>
+              <w:t>Avance financiero: 69.14%</w:t>
+              <w:br/>
+              <w:t>Contratos: 0 total · 0 activos</w:t>
+              <w:br/>
+              <w:t>Seguimiento: Sin ejecución ni contrato activo</w:t>
+            </w:r>
+          </w:p>
+        </w:tc>
+        <w:tc>
+          <w:tcPr>
+            <w:tcW w:type="dxa" w:w="3024"/>
+            <w:tcMar>
+              <w:top w:w="70" w:type="dxa"/>
+              <w:start w:w="90" w:type="dxa"/>
+              <w:bottom w:w="70" w:type="dxa"/>
+              <w:end w:w="90" w:type="dxa"/>
+            </w:tcMar>
+            <w:vAlign w:val="center"/>
+          </w:tcPr>
+          <w:p>
+            <w:pPr>
+              <w:spacing w:after="0" w:line="252" w:lineRule="auto"/>
+              <w:jc w:val="left"/>
+            </w:pPr>
+            <w:r>
+              <w:rPr>
+                <w:rFonts w:ascii="Calibri" w:hAnsi="Calibri" w:eastAsia="Calibri"/>
+                <w:color w:val="203740"/>
+                <w:sz w:val="14"/>
+              </w:rPr>
+              <w:t>Costo del proyecto: RD$ 17,035,094.00</w:t>
+              <w:br/>
+              <w:t>Presupuesto 2026: RD$ 868,916.00</w:t>
+              <w:br/>
+              <w:t>Ejecutado 2026: RD$ 0.00</w:t>
+              <w:br/>
+              <w:t>Ejecución 2026: 0.00%</w:t>
+            </w:r>
+          </w:p>
+        </w:tc>
+      </w:tr>
+      <w:tr>
+        <w:tc>
+          <w:tcPr>
+            <w:tcW w:type="dxa" w:w="576"/>
+            <w:tcMar>
+              <w:top w:w="70" w:type="dxa"/>
+              <w:start w:w="90" w:type="dxa"/>
+              <w:bottom w:w="70" w:type="dxa"/>
+              <w:end w:w="90" w:type="dxa"/>
+            </w:tcMar>
+            <w:vAlign w:val="center"/>
+            <w:shd w:fill="F3F6F6"/>
+          </w:tcPr>
+          <w:p>
+            <w:pPr>
+              <w:spacing w:after="0" w:line="252" w:lineRule="auto"/>
+              <w:jc w:val="center"/>
+            </w:pPr>
+            <w:r>
+              <w:rPr>
+                <w:rFonts w:ascii="Calibri" w:hAnsi="Calibri" w:eastAsia="Calibri"/>
+                <w:color w:val="203740"/>
+                <w:sz w:val="14"/>
+              </w:rPr>
+              <w:t>22</w:t>
+            </w:r>
+          </w:p>
+        </w:tc>
+        <w:tc>
+          <w:tcPr>
+            <w:tcW w:type="dxa" w:w="1656"/>
+            <w:tcMar>
+              <w:top w:w="70" w:type="dxa"/>
+              <w:start w:w="90" w:type="dxa"/>
+              <w:bottom w:w="70" w:type="dxa"/>
+              <w:end w:w="90" w:type="dxa"/>
+            </w:tcMar>
+            <w:vAlign w:val="center"/>
+            <w:shd w:fill="F3F6F6"/>
+          </w:tcPr>
+          <w:p>
+            <w:pPr>
+              <w:spacing w:after="0" w:line="252" w:lineRule="auto"/>
+              <w:jc w:val="left"/>
+            </w:pPr>
+            <w:r>
+              <w:rPr>
+                <w:rFonts w:ascii="Calibri" w:hAnsi="Calibri" w:eastAsia="Calibri"/>
+                <w:color w:val="203740"/>
+                <w:sz w:val="14"/>
+              </w:rPr>
+              <w:t>SNIP 15605</w:t>
+              <w:br/>
+              <w:t>Ficha/Mapa 7150</w:t>
+              <w:br/>
+              <w:t>Fuentes:</w:t>
+              <w:br/>
+              <w:t>Maestro Sí · Ppto. Sí</w:t>
+              <w:br/>
+              <w:t>Territorio Sí · CSV territ. Sí</w:t>
+              <w:br/>
+              <w:t>Perfil Sí</w:t>
+            </w:r>
+            <w:r>
+              <w:br/>
+            </w:r>
+            <w:hyperlink r:id="rId51">
+              <w:r>
+                <w:rPr>
+                  <w:rFonts w:ascii="Calibri" w:hAnsi="Calibri" w:eastAsia="Calibri"/>
+                  <w:color w:val="2E74B5"/>
+                  <w:u w:val="single"/>
+                  <w:sz w:val="14"/>
+                </w:rPr>
+                <w:t>Abrir proyecto</w:t>
+              </w:r>
+            </w:hyperlink>
+          </w:p>
+        </w:tc>
+        <w:tc>
+          <w:tcPr>
+            <w:tcW w:type="dxa" w:w="5976"/>
+            <w:tcMar>
+              <w:top w:w="70" w:type="dxa"/>
+              <w:start w:w="90" w:type="dxa"/>
+              <w:bottom w:w="70" w:type="dxa"/>
+              <w:end w:w="90" w:type="dxa"/>
+            </w:tcMar>
+            <w:vAlign w:val="center"/>
+            <w:shd w:fill="F3F6F6"/>
+          </w:tcPr>
+          <w:p>
+            <w:pPr>
+              <w:spacing w:after="0" w:line="252" w:lineRule="auto"/>
+              <w:jc w:val="left"/>
+            </w:pPr>
+            <w:r>
+              <w:rPr>
+                <w:rFonts w:ascii="Calibri" w:hAnsi="Calibri" w:eastAsia="Calibri"/>
+                <w:color w:val="203740"/>
+                <w:sz w:val="14"/>
+              </w:rPr>
+              <w:t>AMPLIACIÓN DEL PLANTEL EDUCATIVO PARA INICIAL KILÓMETRO 10 DE CUMAYASA, MUNICIPIO VILLA HERMOSA, PROVINCIA LA ROMANA.</w:t>
+              <w:br/>
+              <w:t>Institución(es): DIRECCION DE INFRAESTRUCTURA ESCOLAR</w:t>
+              <w:br/>
+              <w:t>Sector(es): Educación</w:t>
+              <w:br/>
+              <w:t>Territorios declarados: región yuma; provincia(s) LA ROMANA; municipio(s) VILLA HERMOSA</w:t>
+              <w:br/>
+              <w:t>Localización codificada: 08 yuma · 12 LA ROMANA · 081203 VILLA HERMOSA</w:t>
+              <w:br/>
+              <w:t>Ubicación del perfil: VILLA HERMOSA (LA ROMANA)</w:t>
+              <w:br/>
+              <w:t>Fuente territorial: profile · alcance municipality · verificada 02-08-2026 12:40 UTC</w:t>
+              <w:br/>
+              <w:t>Cobertura: nacional No · multirregional No</w:t>
+            </w:r>
+          </w:p>
+        </w:tc>
+        <w:tc>
+          <w:tcPr>
+            <w:tcW w:type="dxa" w:w="2880"/>
+            <w:tcMar>
+              <w:top w:w="70" w:type="dxa"/>
+              <w:start w:w="90" w:type="dxa"/>
+              <w:bottom w:w="70" w:type="dxa"/>
+              <w:end w:w="90" w:type="dxa"/>
+            </w:tcMar>
+            <w:vAlign w:val="center"/>
+            <w:shd w:fill="F3F6F6"/>
+          </w:tcPr>
+          <w:p>
+            <w:pPr>
+              <w:spacing w:after="0" w:line="252" w:lineRule="auto"/>
+              <w:jc w:val="left"/>
+            </w:pPr>
+            <w:r>
+              <w:rPr>
+                <w:rFonts w:ascii="Calibri" w:hAnsi="Calibri" w:eastAsia="Calibri"/>
+                <w:color w:val="203740"/>
+                <w:sz w:val="14"/>
+              </w:rPr>
+              <w:t>Estado: EJECUCIÓN</w:t>
+              <w:br/>
+              <w:t>Período: 01-01-2023 – 31-01-2027</w:t>
+              <w:br/>
+              <w:t>Avance físico: 71.96%</w:t>
+              <w:br/>
+              <w:t>Avance financiero: 71.96%</w:t>
+              <w:br/>
+              <w:t>Contratos: 0 total · 0 activos</w:t>
+              <w:br/>
+              <w:t>Seguimiento: Sin ejecución ni contrato activo</w:t>
+            </w:r>
+          </w:p>
+        </w:tc>
+        <w:tc>
+          <w:tcPr>
+            <w:tcW w:type="dxa" w:w="3024"/>
+            <w:tcMar>
+              <w:top w:w="70" w:type="dxa"/>
+              <w:start w:w="90" w:type="dxa"/>
+              <w:bottom w:w="70" w:type="dxa"/>
+              <w:end w:w="90" w:type="dxa"/>
+            </w:tcMar>
+            <w:vAlign w:val="center"/>
+            <w:shd w:fill="F3F6F6"/>
+          </w:tcPr>
+          <w:p>
+            <w:pPr>
+              <w:spacing w:after="0" w:line="252" w:lineRule="auto"/>
+              <w:jc w:val="left"/>
+            </w:pPr>
+            <w:r>
+              <w:rPr>
+                <w:rFonts w:ascii="Calibri" w:hAnsi="Calibri" w:eastAsia="Calibri"/>
+                <w:color w:val="203740"/>
+                <w:sz w:val="14"/>
+              </w:rPr>
+              <w:t>Costo del proyecto: RD$ 16,626,186.70</w:t>
+              <w:br/>
+              <w:t>Presupuesto 2026: RD$ 681,839.00</w:t>
+              <w:br/>
+              <w:t>Ejecutado 2026: RD$ 0.00</w:t>
+              <w:br/>
+              <w:t>Ejecución 2026: 0.00%</w:t>
+            </w:r>
+          </w:p>
+        </w:tc>
+      </w:tr>
+      <w:tr>
+        <w:tc>
+          <w:tcPr>
+            <w:tcW w:type="dxa" w:w="576"/>
+            <w:tcMar>
+              <w:top w:w="70" w:type="dxa"/>
+              <w:start w:w="90" w:type="dxa"/>
+              <w:bottom w:w="70" w:type="dxa"/>
+              <w:end w:w="90" w:type="dxa"/>
+            </w:tcMar>
+            <w:vAlign w:val="center"/>
+          </w:tcPr>
+          <w:p>
+            <w:pPr>
+              <w:spacing w:after="0" w:line="252" w:lineRule="auto"/>
+              <w:jc w:val="center"/>
+            </w:pPr>
+            <w:r>
+              <w:rPr>
+                <w:rFonts w:ascii="Calibri" w:hAnsi="Calibri" w:eastAsia="Calibri"/>
+                <w:color w:val="203740"/>
+                <w:sz w:val="14"/>
+              </w:rPr>
+              <w:t>23</w:t>
+            </w:r>
+          </w:p>
+        </w:tc>
+        <w:tc>
+          <w:tcPr>
+            <w:tcW w:type="dxa" w:w="1656"/>
+            <w:tcMar>
+              <w:top w:w="70" w:type="dxa"/>
+              <w:start w:w="90" w:type="dxa"/>
+              <w:bottom w:w="70" w:type="dxa"/>
+              <w:end w:w="90" w:type="dxa"/>
+            </w:tcMar>
+            <w:vAlign w:val="center"/>
+          </w:tcPr>
+          <w:p>
+            <w:pPr>
+              <w:spacing w:after="0" w:line="252" w:lineRule="auto"/>
+              <w:jc w:val="left"/>
+            </w:pPr>
+            <w:r>
+              <w:rPr>
+                <w:rFonts w:ascii="Calibri" w:hAnsi="Calibri" w:eastAsia="Calibri"/>
+                <w:color w:val="203740"/>
+                <w:sz w:val="14"/>
+              </w:rPr>
+              <w:t>SNIP 15606</w:t>
+              <w:br/>
+              <w:t>Ficha/Mapa 7151</w:t>
+              <w:br/>
+              <w:t>Fuentes:</w:t>
+              <w:br/>
+              <w:t>Maestro Sí · Ppto. Sí</w:t>
+              <w:br/>
+              <w:t>Territorio Sí · CSV territ. Sí</w:t>
+              <w:br/>
+              <w:t>Perfil Sí</w:t>
+            </w:r>
+            <w:r>
+              <w:br/>
+            </w:r>
+            <w:hyperlink r:id="rId52">
+              <w:r>
+                <w:rPr>
+                  <w:rFonts w:ascii="Calibri" w:hAnsi="Calibri" w:eastAsia="Calibri"/>
+                  <w:color w:val="2E74B5"/>
+                  <w:u w:val="single"/>
+                  <w:sz w:val="14"/>
+                </w:rPr>
+                <w:t>Abrir proyecto</w:t>
+              </w:r>
+            </w:hyperlink>
+          </w:p>
+        </w:tc>
+        <w:tc>
+          <w:tcPr>
+            <w:tcW w:type="dxa" w:w="5976"/>
+            <w:tcMar>
+              <w:top w:w="70" w:type="dxa"/>
+              <w:start w:w="90" w:type="dxa"/>
+              <w:bottom w:w="70" w:type="dxa"/>
+              <w:end w:w="90" w:type="dxa"/>
+            </w:tcMar>
+            <w:vAlign w:val="center"/>
+          </w:tcPr>
+          <w:p>
+            <w:pPr>
+              <w:spacing w:after="0" w:line="252" w:lineRule="auto"/>
+              <w:jc w:val="left"/>
+            </w:pPr>
+            <w:r>
+              <w:rPr>
+                <w:rFonts w:ascii="Calibri" w:hAnsi="Calibri" w:eastAsia="Calibri"/>
+                <w:color w:val="203740"/>
+                <w:sz w:val="14"/>
+              </w:rPr>
+              <w:t>AMPLIACIÓN DEL PLANTEL EDUCATIVO PARA INICIAL HERMANAS MIRABAL, MUNICIPIO VILLA HERMOSA, PROVINCIA LA ROMANA.</w:t>
+              <w:br/>
+              <w:t>Institución(es): DIRECCION DE INFRAESTRUCTURA ESCOLAR</w:t>
+              <w:br/>
+              <w:t>Sector(es): Educación</w:t>
+              <w:br/>
+              <w:t>Territorios declarados: región yuma; provincia(s) LA ROMANA; municipio(s) VILLA HERMOSA</w:t>
+              <w:br/>
+              <w:t>Localización codificada: 08 yuma · 12 LA ROMANA · 081203 VILLA HERMOSA</w:t>
+              <w:br/>
+              <w:t>Ubicación del perfil: VILLA HERMOSA (LA ROMANA)</w:t>
+              <w:br/>
+              <w:t>Fuente territorial: profile · alcance municipality · verificada 02-08-2026 12:40 UTC</w:t>
+              <w:br/>
+              <w:t>Cobertura: nacional No · multirregional No</w:t>
+            </w:r>
+          </w:p>
+        </w:tc>
+        <w:tc>
+          <w:tcPr>
+            <w:tcW w:type="dxa" w:w="2880"/>
+            <w:tcMar>
+              <w:top w:w="70" w:type="dxa"/>
+              <w:start w:w="90" w:type="dxa"/>
+              <w:bottom w:w="70" w:type="dxa"/>
+              <w:end w:w="90" w:type="dxa"/>
+            </w:tcMar>
+            <w:vAlign w:val="center"/>
+          </w:tcPr>
+          <w:p>
+            <w:pPr>
+              <w:spacing w:after="0" w:line="252" w:lineRule="auto"/>
+              <w:jc w:val="left"/>
+            </w:pPr>
+            <w:r>
+              <w:rPr>
+                <w:rFonts w:ascii="Calibri" w:hAnsi="Calibri" w:eastAsia="Calibri"/>
+                <w:color w:val="203740"/>
+                <w:sz w:val="14"/>
+              </w:rPr>
+              <w:t>Estado: EJECUCIÓN</w:t>
+              <w:br/>
+              <w:t>Período: 01-01-2023 – 31-01-2027</w:t>
+              <w:br/>
+              <w:t>Avance físico: 70.02%</w:t>
+              <w:br/>
+              <w:t>Avance financiero: 70.02%</w:t>
+              <w:br/>
+              <w:t>Contratos: 0 total · 0 activos</w:t>
+              <w:br/>
+              <w:t>Seguimiento: Sin ejecución ni contrato activo</w:t>
+            </w:r>
+          </w:p>
+        </w:tc>
+        <w:tc>
+          <w:tcPr>
+            <w:tcW w:type="dxa" w:w="3024"/>
+            <w:tcMar>
+              <w:top w:w="70" w:type="dxa"/>
+              <w:start w:w="90" w:type="dxa"/>
+              <w:bottom w:w="70" w:type="dxa"/>
+              <w:end w:w="90" w:type="dxa"/>
+            </w:tcMar>
+            <w:vAlign w:val="center"/>
+          </w:tcPr>
+          <w:p>
+            <w:pPr>
+              <w:spacing w:after="0" w:line="252" w:lineRule="auto"/>
+              <w:jc w:val="left"/>
+            </w:pPr>
+            <w:r>
+              <w:rPr>
+                <w:rFonts w:ascii="Calibri" w:hAnsi="Calibri" w:eastAsia="Calibri"/>
+                <w:color w:val="203740"/>
+                <w:sz w:val="14"/>
+              </w:rPr>
+              <w:t>Costo del proyecto: RD$ 17,035,094.41</w:t>
+              <w:br/>
+              <w:t>Presupuesto 2026: RD$ 635,625.00</w:t>
+              <w:br/>
+              <w:t>Ejecutado 2026: RD$ 0.00</w:t>
+              <w:br/>
+              <w:t>Ejecución 2026: 0.00%</w:t>
+            </w:r>
+          </w:p>
+        </w:tc>
+      </w:tr>
+      <w:tr>
+        <w:tc>
+          <w:tcPr>
+            <w:tcW w:type="dxa" w:w="576"/>
+            <w:tcMar>
+              <w:top w:w="70" w:type="dxa"/>
+              <w:start w:w="90" w:type="dxa"/>
+              <w:bottom w:w="70" w:type="dxa"/>
+              <w:end w:w="90" w:type="dxa"/>
+            </w:tcMar>
+            <w:vAlign w:val="center"/>
+            <w:shd w:fill="F3F6F6"/>
+          </w:tcPr>
+          <w:p>
+            <w:pPr>
+              <w:spacing w:after="0" w:line="252" w:lineRule="auto"/>
+              <w:jc w:val="center"/>
+            </w:pPr>
+            <w:r>
+              <w:rPr>
+                <w:rFonts w:ascii="Calibri" w:hAnsi="Calibri" w:eastAsia="Calibri"/>
+                <w:color w:val="203740"/>
+                <w:sz w:val="14"/>
+              </w:rPr>
+              <w:t>24</w:t>
+            </w:r>
+          </w:p>
+        </w:tc>
+        <w:tc>
+          <w:tcPr>
+            <w:tcW w:type="dxa" w:w="1656"/>
+            <w:tcMar>
+              <w:top w:w="70" w:type="dxa"/>
+              <w:start w:w="90" w:type="dxa"/>
+              <w:bottom w:w="70" w:type="dxa"/>
+              <w:end w:w="90" w:type="dxa"/>
+            </w:tcMar>
+            <w:vAlign w:val="center"/>
+            <w:shd w:fill="F3F6F6"/>
+          </w:tcPr>
+          <w:p>
+            <w:pPr>
+              <w:spacing w:after="0" w:line="252" w:lineRule="auto"/>
+              <w:jc w:val="left"/>
+            </w:pPr>
+            <w:r>
+              <w:rPr>
+                <w:rFonts w:ascii="Calibri" w:hAnsi="Calibri" w:eastAsia="Calibri"/>
+                <w:color w:val="203740"/>
+                <w:sz w:val="14"/>
+              </w:rPr>
+              <w:t>SNIP 16081</w:t>
+              <w:br/>
+              <w:t>Ficha/Mapa 5795</w:t>
+              <w:br/>
+              <w:t>Fuentes:</w:t>
+              <w:br/>
+              <w:t>Maestro Sí · Ppto. Sí</w:t>
+              <w:br/>
+              <w:t>Territorio Sí · CSV territ. Sí</w:t>
+              <w:br/>
+              <w:t>Perfil Sí</w:t>
+            </w:r>
+            <w:r>
+              <w:br/>
+            </w:r>
+            <w:hyperlink r:id="rId53">
+              <w:r>
+                <w:rPr>
+                  <w:rFonts w:ascii="Calibri" w:hAnsi="Calibri" w:eastAsia="Calibri"/>
+                  <w:color w:val="2E74B5"/>
+                  <w:u w:val="single"/>
+                  <w:sz w:val="14"/>
+                </w:rPr>
+                <w:t>Abrir proyecto</w:t>
+              </w:r>
+            </w:hyperlink>
+          </w:p>
+        </w:tc>
+        <w:tc>
+          <w:tcPr>
+            <w:tcW w:type="dxa" w:w="5976"/>
+            <w:tcMar>
+              <w:top w:w="70" w:type="dxa"/>
+              <w:start w:w="90" w:type="dxa"/>
+              <w:bottom w:w="70" w:type="dxa"/>
+              <w:end w:w="90" w:type="dxa"/>
+            </w:tcMar>
+            <w:vAlign w:val="center"/>
+            <w:shd w:fill="F3F6F6"/>
+          </w:tcPr>
+          <w:p>
+            <w:pPr>
+              <w:spacing w:after="0" w:line="252" w:lineRule="auto"/>
+              <w:jc w:val="left"/>
+            </w:pPr>
+            <w:r>
+              <w:rPr>
+                <w:rFonts w:ascii="Calibri" w:hAnsi="Calibri" w:eastAsia="Calibri"/>
+                <w:color w:val="203740"/>
+                <w:sz w:val="14"/>
+              </w:rPr>
+              <w:t>RECONSTRUCCIÓN  DE LA INFRAESTRUCTURA VIAL URBANA DEL MUNICIPIO GUAYMATE, PROVINCIA LA ROMANA</w:t>
+              <w:br/>
+              <w:t>Institución(es): MINISTERIO DE OBRAS PUBLICAS Y COMUNICACIONES</w:t>
+              <w:br/>
+              <w:t>Sector(es): Transporte</w:t>
+              <w:br/>
+              <w:t>Territorios declarados: región yuma; provincia(s) LA ROMANA; municipio(s) GUAYMATE</w:t>
+              <w:br/>
+              <w:t>Localización codificada: 08 yuma · 12 LA ROMANA · 081202 GUAYMATE</w:t>
+              <w:br/>
+              <w:t>Ubicación del perfil: GUAYMATE (LA ROMANA)</w:t>
+              <w:br/>
+              <w:t>Fuente territorial: profile · alcance municipality · verificada 02-08-2026 12:40 UTC</w:t>
+              <w:br/>
+              <w:t>Cobertura: nacional No · multirregional No</w:t>
+            </w:r>
+          </w:p>
+        </w:tc>
+        <w:tc>
+          <w:tcPr>
+            <w:tcW w:type="dxa" w:w="2880"/>
+            <w:tcMar>
+              <w:top w:w="70" w:type="dxa"/>
+              <w:start w:w="90" w:type="dxa"/>
+              <w:bottom w:w="70" w:type="dxa"/>
+              <w:end w:w="90" w:type="dxa"/>
+            </w:tcMar>
+            <w:vAlign w:val="center"/>
+            <w:shd w:fill="F3F6F6"/>
+          </w:tcPr>
+          <w:p>
+            <w:pPr>
+              <w:spacing w:after="0" w:line="252" w:lineRule="auto"/>
+              <w:jc w:val="left"/>
+            </w:pPr>
+            <w:r>
+              <w:rPr>
+                <w:rFonts w:ascii="Calibri" w:hAnsi="Calibri" w:eastAsia="Calibri"/>
+                <w:color w:val="203740"/>
+                <w:sz w:val="14"/>
+              </w:rPr>
+              <w:t>Estado: EJECUCIÓN</w:t>
+              <w:br/>
+              <w:t>Período: 01-01-2023 – 31-01-2027</w:t>
+              <w:br/>
+              <w:t>Avance físico: 89.80%</w:t>
+              <w:br/>
+              <w:t>Avance financiero: 89.80%</w:t>
+              <w:br/>
+              <w:t>Contratos: 0 total · 0 activos</w:t>
+              <w:br/>
+              <w:t>Seguimiento: Ejecución registrada</w:t>
+            </w:r>
+          </w:p>
+        </w:tc>
+        <w:tc>
+          <w:tcPr>
+            <w:tcW w:type="dxa" w:w="3024"/>
+            <w:tcMar>
+              <w:top w:w="70" w:type="dxa"/>
+              <w:start w:w="90" w:type="dxa"/>
+              <w:bottom w:w="70" w:type="dxa"/>
+              <w:end w:w="90" w:type="dxa"/>
+            </w:tcMar>
+            <w:vAlign w:val="center"/>
+            <w:shd w:fill="F3F6F6"/>
+          </w:tcPr>
+          <w:p>
+            <w:pPr>
+              <w:spacing w:after="0" w:line="252" w:lineRule="auto"/>
+              <w:jc w:val="left"/>
+            </w:pPr>
+            <w:r>
+              <w:rPr>
+                <w:rFonts w:ascii="Calibri" w:hAnsi="Calibri" w:eastAsia="Calibri"/>
+                <w:color w:val="203740"/>
+                <w:sz w:val="14"/>
+              </w:rPr>
+              <w:t>Costo del proyecto: RD$ 77,025,424.21</w:t>
+              <w:br/>
+              <w:t>Presupuesto 2026: RD$ 7,500,000.00</w:t>
+              <w:br/>
+              <w:t>Ejecutado 2026: RD$ 5,999,684.11</w:t>
+              <w:br/>
+              <w:t>Ejecución 2026: 80.00%</w:t>
+            </w:r>
+          </w:p>
+        </w:tc>
+      </w:tr>
+      <w:tr>
+        <w:tc>
+          <w:tcPr>
+            <w:tcW w:type="dxa" w:w="576"/>
+            <w:tcMar>
+              <w:top w:w="70" w:type="dxa"/>
+              <w:start w:w="90" w:type="dxa"/>
+              <w:bottom w:w="70" w:type="dxa"/>
+              <w:end w:w="90" w:type="dxa"/>
+            </w:tcMar>
+            <w:vAlign w:val="center"/>
+          </w:tcPr>
+          <w:p>
+            <w:pPr>
+              <w:spacing w:after="0" w:line="252" w:lineRule="auto"/>
+              <w:jc w:val="center"/>
+            </w:pPr>
+            <w:r>
+              <w:rPr>
+                <w:rFonts w:ascii="Calibri" w:hAnsi="Calibri" w:eastAsia="Calibri"/>
+                <w:color w:val="203740"/>
+                <w:sz w:val="14"/>
+              </w:rPr>
+              <w:t>25</w:t>
+            </w:r>
+          </w:p>
+        </w:tc>
+        <w:tc>
+          <w:tcPr>
+            <w:tcW w:type="dxa" w:w="1656"/>
+            <w:tcMar>
+              <w:top w:w="70" w:type="dxa"/>
+              <w:start w:w="90" w:type="dxa"/>
+              <w:bottom w:w="70" w:type="dxa"/>
+              <w:end w:w="90" w:type="dxa"/>
+            </w:tcMar>
+            <w:vAlign w:val="center"/>
+          </w:tcPr>
+          <w:p>
+            <w:pPr>
+              <w:spacing w:after="0" w:line="252" w:lineRule="auto"/>
+              <w:jc w:val="left"/>
+            </w:pPr>
+            <w:r>
+              <w:rPr>
+                <w:rFonts w:ascii="Calibri" w:hAnsi="Calibri" w:eastAsia="Calibri"/>
+                <w:color w:val="203740"/>
+                <w:sz w:val="14"/>
+              </w:rPr>
+              <w:t>SNIP 16169</w:t>
+              <w:br/>
+              <w:t>Ficha/Mapa 7607</w:t>
+              <w:br/>
+              <w:t>Fuentes:</w:t>
+              <w:br/>
+              <w:t>Maestro Sí · Ppto. Sí</w:t>
+              <w:br/>
+              <w:t>Territorio Sí · CSV territ. Sí</w:t>
+              <w:br/>
+              <w:t>Perfil Sí</w:t>
+            </w:r>
+            <w:r>
+              <w:br/>
+            </w:r>
+            <w:hyperlink r:id="rId54">
+              <w:r>
+                <w:rPr>
+                  <w:rFonts w:ascii="Calibri" w:hAnsi="Calibri" w:eastAsia="Calibri"/>
+                  <w:color w:val="2E74B5"/>
+                  <w:u w:val="single"/>
+                  <w:sz w:val="14"/>
+                </w:rPr>
+                <w:t>Abrir proyecto</w:t>
+              </w:r>
+            </w:hyperlink>
+            <w:r>
+              <w:br/>
+            </w:r>
+            <w:hyperlink r:id="rId55">
+              <w:r>
+                <w:rPr>
+                  <w:rFonts w:ascii="Calibri" w:hAnsi="Calibri" w:eastAsia="Calibri"/>
+                  <w:color w:val="2E74B5"/>
+                  <w:u w:val="single"/>
+                  <w:sz w:val="14"/>
+                </w:rPr>
+                <w:t>Abrir contratos</w:t>
+              </w:r>
+            </w:hyperlink>
+          </w:p>
+        </w:tc>
+        <w:tc>
+          <w:tcPr>
+            <w:tcW w:type="dxa" w:w="5976"/>
+            <w:tcMar>
+              <w:top w:w="70" w:type="dxa"/>
+              <w:start w:w="90" w:type="dxa"/>
+              <w:bottom w:w="70" w:type="dxa"/>
+              <w:end w:w="90" w:type="dxa"/>
+            </w:tcMar>
+            <w:vAlign w:val="center"/>
+          </w:tcPr>
+          <w:p>
+            <w:pPr>
+              <w:spacing w:after="0" w:line="252" w:lineRule="auto"/>
+              <w:jc w:val="left"/>
+            </w:pPr>
+            <w:r>
+              <w:rPr>
+                <w:rFonts w:ascii="Calibri" w:hAnsi="Calibri" w:eastAsia="Calibri"/>
+                <w:color w:val="203740"/>
+                <w:sz w:val="14"/>
+              </w:rPr>
+              <w:t>CONSTRUCCIÓN DE MUELLE MARITIMO EN EL DISTRITO MUNICIPAL CALETA, PROVINCIA LA ROMANA</w:t>
+              <w:br/>
+              <w:t>Institución(es): COMITE EJECUTOR DE INFRAESTRUCTA EN ZONAS TURISTICAS (CEIZTUR)</w:t>
+              <w:br/>
+              <w:t>Sector(es): Otros servicios económicos</w:t>
+              <w:br/>
+              <w:t>Territorios declarados: región yuma; provincia(s) LA ROMANA; municipio(s) LA ROMANA</w:t>
+              <w:br/>
+              <w:t>Localización codificada: 08 yuma · 12 LA ROMANA · 081201 LA ROMANA</w:t>
+              <w:br/>
+              <w:t>Ubicación del perfil: LA ROMANA (LA ROMANA)</w:t>
+              <w:br/>
+              <w:t>Fuente territorial: profile · alcance municipality · verificada 02-08-2026 12:40 UTC</w:t>
+              <w:br/>
+              <w:t>Cobertura: nacional No · multirregional No</w:t>
+            </w:r>
+          </w:p>
+        </w:tc>
+        <w:tc>
+          <w:tcPr>
+            <w:tcW w:type="dxa" w:w="2880"/>
+            <w:tcMar>
+              <w:top w:w="70" w:type="dxa"/>
+              <w:start w:w="90" w:type="dxa"/>
+              <w:bottom w:w="70" w:type="dxa"/>
+              <w:end w:w="90" w:type="dxa"/>
+            </w:tcMar>
+            <w:vAlign w:val="center"/>
+          </w:tcPr>
+          <w:p>
+            <w:pPr>
+              <w:spacing w:after="0" w:line="252" w:lineRule="auto"/>
+              <w:jc w:val="left"/>
+            </w:pPr>
+            <w:r>
+              <w:rPr>
+                <w:rFonts w:ascii="Calibri" w:hAnsi="Calibri" w:eastAsia="Calibri"/>
+                <w:color w:val="203740"/>
+                <w:sz w:val="14"/>
+              </w:rPr>
+              <w:t>Estado: EJECUCIÓN</w:t>
+              <w:br/>
+              <w:t>Período: 01-01-2023 – 31-01-2027</w:t>
+              <w:br/>
+              <w:t>Avance físico: 67.15%</w:t>
+              <w:br/>
+              <w:t>Avance financiero: 67.15%</w:t>
+              <w:br/>
+              <w:t>Contratos: 1 total · 1 activos</w:t>
+              <w:br/>
+              <w:t>Seguimiento: Ejecución y contrato activo</w:t>
+            </w:r>
+          </w:p>
+        </w:tc>
+        <w:tc>
+          <w:tcPr>
+            <w:tcW w:type="dxa" w:w="3024"/>
+            <w:tcMar>
+              <w:top w:w="70" w:type="dxa"/>
+              <w:start w:w="90" w:type="dxa"/>
+              <w:bottom w:w="70" w:type="dxa"/>
+              <w:end w:w="90" w:type="dxa"/>
+            </w:tcMar>
+            <w:vAlign w:val="center"/>
+          </w:tcPr>
+          <w:p>
+            <w:pPr>
+              <w:spacing w:after="0" w:line="252" w:lineRule="auto"/>
+              <w:jc w:val="left"/>
+            </w:pPr>
+            <w:r>
+              <w:rPr>
+                <w:rFonts w:ascii="Calibri" w:hAnsi="Calibri" w:eastAsia="Calibri"/>
+                <w:color w:val="203740"/>
+                <w:sz w:val="14"/>
+              </w:rPr>
+              <w:t>Costo del proyecto: RD$ 43,015,186.73</w:t>
+              <w:br/>
+              <w:t>Presupuesto 2026: RD$ 14,129,388.59</w:t>
+              <w:br/>
+              <w:t>Ejecutado 2026: RD$ 10,339,144.71</w:t>
+              <w:br/>
+              <w:t>Ejecución 2026: 73.17%</w:t>
+            </w:r>
+          </w:p>
+        </w:tc>
+      </w:tr>
+      <w:tr>
+        <w:tc>
+          <w:tcPr>
+            <w:tcW w:type="dxa" w:w="576"/>
+            <w:tcMar>
+              <w:top w:w="70" w:type="dxa"/>
+              <w:start w:w="90" w:type="dxa"/>
+              <w:bottom w:w="70" w:type="dxa"/>
+              <w:end w:w="90" w:type="dxa"/>
+            </w:tcMar>
+            <w:vAlign w:val="center"/>
+            <w:shd w:fill="F3F6F6"/>
+          </w:tcPr>
+          <w:p>
+            <w:pPr>
+              <w:spacing w:after="0" w:line="252" w:lineRule="auto"/>
+              <w:jc w:val="center"/>
+            </w:pPr>
+            <w:r>
+              <w:rPr>
+                <w:rFonts w:ascii="Calibri" w:hAnsi="Calibri" w:eastAsia="Calibri"/>
+                <w:color w:val="203740"/>
+                <w:sz w:val="14"/>
+              </w:rPr>
+              <w:t>26</w:t>
+            </w:r>
+          </w:p>
+        </w:tc>
+        <w:tc>
+          <w:tcPr>
+            <w:tcW w:type="dxa" w:w="1656"/>
+            <w:tcMar>
+              <w:top w:w="70" w:type="dxa"/>
+              <w:start w:w="90" w:type="dxa"/>
+              <w:bottom w:w="70" w:type="dxa"/>
+              <w:end w:w="90" w:type="dxa"/>
+            </w:tcMar>
+            <w:vAlign w:val="center"/>
+            <w:shd w:fill="F3F6F6"/>
+          </w:tcPr>
+          <w:p>
+            <w:pPr>
+              <w:spacing w:after="0" w:line="252" w:lineRule="auto"/>
+              <w:jc w:val="left"/>
+            </w:pPr>
+            <w:r>
+              <w:rPr>
+                <w:rFonts w:ascii="Calibri" w:hAnsi="Calibri" w:eastAsia="Calibri"/>
+                <w:color w:val="203740"/>
+                <w:sz w:val="14"/>
+              </w:rPr>
+              <w:t>SNIP 16506</w:t>
+              <w:br/>
+              <w:t>Ficha/Mapa 8166</w:t>
+              <w:br/>
+              <w:t>Fuentes:</w:t>
+              <w:br/>
+              <w:t>Maestro Sí · Ppto. Sí</w:t>
+              <w:br/>
+              <w:t>Territorio Sí · CSV territ. Sí</w:t>
+              <w:br/>
+              <w:t>Perfil Sí</w:t>
+            </w:r>
+            <w:r>
+              <w:br/>
+            </w:r>
+            <w:hyperlink r:id="rId56">
+              <w:r>
+                <w:rPr>
+                  <w:rFonts w:ascii="Calibri" w:hAnsi="Calibri" w:eastAsia="Calibri"/>
+                  <w:color w:val="2E74B5"/>
+                  <w:u w:val="single"/>
+                  <w:sz w:val="14"/>
+                </w:rPr>
+                <w:t>Abrir proyecto</w:t>
+              </w:r>
+            </w:hyperlink>
+            <w:r>
+              <w:br/>
+            </w:r>
+            <w:hyperlink r:id="rId57">
+              <w:r>
+                <w:rPr>
+                  <w:rFonts w:ascii="Calibri" w:hAnsi="Calibri" w:eastAsia="Calibri"/>
+                  <w:color w:val="2E74B5"/>
+                  <w:u w:val="single"/>
+                  <w:sz w:val="14"/>
+                </w:rPr>
+                <w:t>Abrir contratos</w:t>
+              </w:r>
+            </w:hyperlink>
+          </w:p>
+        </w:tc>
+        <w:tc>
+          <w:tcPr>
+            <w:tcW w:type="dxa" w:w="5976"/>
+            <w:tcMar>
+              <w:top w:w="70" w:type="dxa"/>
+              <w:start w:w="90" w:type="dxa"/>
+              <w:bottom w:w="70" w:type="dxa"/>
+              <w:end w:w="90" w:type="dxa"/>
+            </w:tcMar>
+            <w:vAlign w:val="center"/>
+            <w:shd w:fill="F3F6F6"/>
+          </w:tcPr>
+          <w:p>
+            <w:pPr>
+              <w:spacing w:after="0" w:line="252" w:lineRule="auto"/>
+              <w:jc w:val="left"/>
+            </w:pPr>
+            <w:r>
+              <w:rPr>
+                <w:rFonts w:ascii="Calibri" w:hAnsi="Calibri" w:eastAsia="Calibri"/>
+                <w:color w:val="203740"/>
+                <w:sz w:val="14"/>
+              </w:rPr>
+              <w:t>RECONSTRUCCIÓN DEL CAMINO DE ACCESO A LA PLAYA CALETA, DISTRITO MUNICIPAL CALETA, PROVINCIA LA ROMANA</w:t>
+              <w:br/>
+              <w:t>Institución(es): COMITE EJECUTOR DE INFRAESTRUCTA EN ZONAS TURISTICAS (CEIZTUR)</w:t>
+              <w:br/>
+              <w:t>Sector(es): Transporte</w:t>
+              <w:br/>
+              <w:t>Territorios declarados: región yuma; provincia(s) LA ROMANA; municipio(s) LA ROMANA</w:t>
+              <w:br/>
+              <w:t>Localización codificada: 08 yuma · 12 LA ROMANA · 081201 LA ROMANA</w:t>
+              <w:br/>
+              <w:t>Ubicación del perfil: LA ROMANA (LA ROMANA)</w:t>
+              <w:br/>
+              <w:t>Fuente territorial: profile · alcance municipality · verificada 02-08-2026 12:40 UTC</w:t>
+              <w:br/>
+              <w:t>Cobertura: nacional No · multirregional No</w:t>
+            </w:r>
+          </w:p>
+        </w:tc>
+        <w:tc>
+          <w:tcPr>
+            <w:tcW w:type="dxa" w:w="2880"/>
+            <w:tcMar>
+              <w:top w:w="70" w:type="dxa"/>
+              <w:start w:w="90" w:type="dxa"/>
+              <w:bottom w:w="70" w:type="dxa"/>
+              <w:end w:w="90" w:type="dxa"/>
+            </w:tcMar>
+            <w:vAlign w:val="center"/>
+            <w:shd w:fill="F3F6F6"/>
+          </w:tcPr>
+          <w:p>
+            <w:pPr>
+              <w:spacing w:after="0" w:line="252" w:lineRule="auto"/>
+              <w:jc w:val="left"/>
+            </w:pPr>
+            <w:r>
+              <w:rPr>
+                <w:rFonts w:ascii="Calibri" w:hAnsi="Calibri" w:eastAsia="Calibri"/>
+                <w:color w:val="203740"/>
+                <w:sz w:val="14"/>
+              </w:rPr>
+              <w:t>Estado: EJECUCIÓN</w:t>
+              <w:br/>
+              <w:t>Período: 01-01-2024 – 31-01-2027</w:t>
+              <w:br/>
+              <w:t>Avance físico: 0.00%</w:t>
+              <w:br/>
+              <w:t>Avance financiero: 0.00%</w:t>
+              <w:br/>
+              <w:t>Contratos: 1 total · 0 activos</w:t>
+              <w:br/>
+              <w:t>Seguimiento: Ejecución registrada</w:t>
+            </w:r>
+          </w:p>
+        </w:tc>
+        <w:tc>
+          <w:tcPr>
+            <w:tcW w:type="dxa" w:w="3024"/>
+            <w:tcMar>
+              <w:top w:w="70" w:type="dxa"/>
+              <w:start w:w="90" w:type="dxa"/>
+              <w:bottom w:w="70" w:type="dxa"/>
+              <w:end w:w="90" w:type="dxa"/>
+            </w:tcMar>
+            <w:vAlign w:val="center"/>
+            <w:shd w:fill="F3F6F6"/>
+          </w:tcPr>
+          <w:p>
+            <w:pPr>
+              <w:spacing w:after="0" w:line="252" w:lineRule="auto"/>
+              <w:jc w:val="left"/>
+            </w:pPr>
+            <w:r>
+              <w:rPr>
+                <w:rFonts w:ascii="Calibri" w:hAnsi="Calibri" w:eastAsia="Calibri"/>
+                <w:color w:val="203740"/>
+                <w:sz w:val="14"/>
+              </w:rPr>
+              <w:t>Costo del proyecto: RD$ 264,400,000.00</w:t>
+              <w:br/>
+              <w:t>Presupuesto 2026: RD$ 82,377,685.96</w:t>
+              <w:br/>
+              <w:t>Ejecutado 2026: RD$ 52,880,000.00</w:t>
+              <w:br/>
+              <w:t>Ejecución 2026: 64.19%</w:t>
+            </w:r>
+          </w:p>
+        </w:tc>
+      </w:tr>
+      <w:tr>
+        <w:tc>
+          <w:tcPr>
+            <w:tcW w:type="dxa" w:w="576"/>
+            <w:tcMar>
+              <w:top w:w="70" w:type="dxa"/>
+              <w:start w:w="90" w:type="dxa"/>
+              <w:bottom w:w="70" w:type="dxa"/>
+              <w:end w:w="90" w:type="dxa"/>
+            </w:tcMar>
+            <w:vAlign w:val="center"/>
+          </w:tcPr>
+          <w:p>
+            <w:pPr>
+              <w:spacing w:after="0" w:line="252" w:lineRule="auto"/>
+              <w:jc w:val="center"/>
+            </w:pPr>
+            <w:r>
+              <w:rPr>
+                <w:rFonts w:ascii="Calibri" w:hAnsi="Calibri" w:eastAsia="Calibri"/>
+                <w:color w:val="203740"/>
+                <w:sz w:val="14"/>
+              </w:rPr>
+              <w:t>27</w:t>
+            </w:r>
+          </w:p>
+        </w:tc>
+        <w:tc>
+          <w:tcPr>
+            <w:tcW w:type="dxa" w:w="1656"/>
+            <w:tcMar>
+              <w:top w:w="70" w:type="dxa"/>
+              <w:start w:w="90" w:type="dxa"/>
+              <w:bottom w:w="70" w:type="dxa"/>
+              <w:end w:w="90" w:type="dxa"/>
+            </w:tcMar>
+            <w:vAlign w:val="center"/>
+          </w:tcPr>
+          <w:p>
+            <w:pPr>
+              <w:spacing w:after="0" w:line="252" w:lineRule="auto"/>
+              <w:jc w:val="left"/>
+            </w:pPr>
+            <w:r>
+              <w:rPr>
+                <w:rFonts w:ascii="Calibri" w:hAnsi="Calibri" w:eastAsia="Calibri"/>
+                <w:color w:val="203740"/>
+                <w:sz w:val="14"/>
+              </w:rPr>
+              <w:t>SNIP 16691</w:t>
+              <w:br/>
+              <w:t>Ficha/Mapa 8251</w:t>
+              <w:br/>
+              <w:t>Fuentes:</w:t>
+              <w:br/>
+              <w:t>Maestro Sí · Ppto. Sí</w:t>
+              <w:br/>
+              <w:t>Territorio Sí · CSV territ. Sí</w:t>
+              <w:br/>
+              <w:t>Perfil Sí</w:t>
+            </w:r>
+            <w:r>
+              <w:br/>
+            </w:r>
+            <w:hyperlink r:id="rId58">
+              <w:r>
+                <w:rPr>
+                  <w:rFonts w:ascii="Calibri" w:hAnsi="Calibri" w:eastAsia="Calibri"/>
+                  <w:color w:val="2E74B5"/>
+                  <w:u w:val="single"/>
+                  <w:sz w:val="14"/>
+                </w:rPr>
+                <w:t>Abrir proyecto</w:t>
+              </w:r>
+            </w:hyperlink>
+            <w:r>
+              <w:br/>
+            </w:r>
+            <w:hyperlink r:id="rId59">
+              <w:r>
+                <w:rPr>
+                  <w:rFonts w:ascii="Calibri" w:hAnsi="Calibri" w:eastAsia="Calibri"/>
+                  <w:color w:val="2E74B5"/>
+                  <w:u w:val="single"/>
+                  <w:sz w:val="14"/>
+                </w:rPr>
+                <w:t>Abrir contratos</w:t>
+              </w:r>
+            </w:hyperlink>
+          </w:p>
+        </w:tc>
+        <w:tc>
+          <w:tcPr>
+            <w:tcW w:type="dxa" w:w="5976"/>
+            <w:tcMar>
+              <w:top w:w="70" w:type="dxa"/>
+              <w:start w:w="90" w:type="dxa"/>
+              <w:bottom w:w="70" w:type="dxa"/>
+              <w:end w:w="90" w:type="dxa"/>
+            </w:tcMar>
+            <w:vAlign w:val="center"/>
+          </w:tcPr>
+          <w:p>
+            <w:pPr>
+              <w:spacing w:after="0" w:line="252" w:lineRule="auto"/>
+              <w:jc w:val="left"/>
+            </w:pPr>
+            <w:r>
+              <w:rPr>
+                <w:rFonts w:ascii="Calibri" w:hAnsi="Calibri" w:eastAsia="Calibri"/>
+                <w:color w:val="203740"/>
+                <w:sz w:val="14"/>
+              </w:rPr>
+              <w:t>REMODELACIÓN CLUB DEPORTIVO Y CULTURAL SAN MARTÍN DE PORRES, SECTOR PAPAGAYO, MUNICIPIO LA ROMANA, PROVINCIA LA ROMANA</w:t>
+              <w:br/>
+              <w:t>Institución(es): COMISIÓN PRESIDENCIAL DE APOYO AL DESARROLLO PROVINCIAL</w:t>
+              <w:br/>
+              <w:t>Sector(es): Actividades deportivas, recreativas, culturales y religiosas</w:t>
+              <w:br/>
+              <w:t>Territorios declarados: región yuma; provincia(s) LA ROMANA; municipio(s) LA ROMANA</w:t>
+              <w:br/>
+              <w:t>Localización codificada: 08 yuma · 12 LA ROMANA · 081201 LA ROMANA</w:t>
+              <w:br/>
+              <w:t>Ubicación del perfil: LA ROMANA (LA ROMANA)</w:t>
+              <w:br/>
+              <w:t>Fuente territorial: profile · alcance municipality · verificada 02-08-2026 12:40 UTC</w:t>
+              <w:br/>
+              <w:t>Cobertura: nacional No · multirregional No</w:t>
+            </w:r>
+          </w:p>
+        </w:tc>
+        <w:tc>
+          <w:tcPr>
+            <w:tcW w:type="dxa" w:w="2880"/>
+            <w:tcMar>
+              <w:top w:w="70" w:type="dxa"/>
+              <w:start w:w="90" w:type="dxa"/>
+              <w:bottom w:w="70" w:type="dxa"/>
+              <w:end w:w="90" w:type="dxa"/>
+            </w:tcMar>
+            <w:vAlign w:val="center"/>
+          </w:tcPr>
+          <w:p>
+            <w:pPr>
+              <w:spacing w:after="0" w:line="252" w:lineRule="auto"/>
+              <w:jc w:val="left"/>
+            </w:pPr>
+            <w:r>
+              <w:rPr>
+                <w:rFonts w:ascii="Calibri" w:hAnsi="Calibri" w:eastAsia="Calibri"/>
+                <w:color w:val="203740"/>
+                <w:sz w:val="14"/>
+              </w:rPr>
+              <w:t>Estado: EJECUCIÓN</w:t>
+              <w:br/>
+              <w:t>Período: 01-01-2024 – 31-01-2027</w:t>
+              <w:br/>
+              <w:t>Avance físico: 19.80%</w:t>
+              <w:br/>
+              <w:t>Avance financiero: 19.80%</w:t>
+              <w:br/>
+              <w:t>Contratos: 21 total · 21 activos</w:t>
+              <w:br/>
+              <w:t>Seguimiento: Ejecución y contrato activo</w:t>
+            </w:r>
+          </w:p>
+        </w:tc>
+        <w:tc>
+          <w:tcPr>
+            <w:tcW w:type="dxa" w:w="3024"/>
+            <w:tcMar>
+              <w:top w:w="70" w:type="dxa"/>
+              <w:start w:w="90" w:type="dxa"/>
+              <w:bottom w:w="70" w:type="dxa"/>
+              <w:end w:w="90" w:type="dxa"/>
+            </w:tcMar>
+            <w:vAlign w:val="center"/>
+          </w:tcPr>
+          <w:p>
+            <w:pPr>
+              <w:spacing w:after="0" w:line="252" w:lineRule="auto"/>
+              <w:jc w:val="left"/>
+            </w:pPr>
+            <w:r>
+              <w:rPr>
+                <w:rFonts w:ascii="Calibri" w:hAnsi="Calibri" w:eastAsia="Calibri"/>
+                <w:color w:val="203740"/>
+                <w:sz w:val="14"/>
+              </w:rPr>
+              <w:t>Costo del proyecto: RD$ 54,772,320.00</w:t>
+              <w:br/>
+              <w:t>Presupuesto 2026: RD$ 39,192,875.00</w:t>
+              <w:br/>
+              <w:t>Ejecutado 2026: RD$ 39,139,654.63</w:t>
+              <w:br/>
+              <w:t>Ejecución 2026: 99.86%</w:t>
+            </w:r>
+          </w:p>
+        </w:tc>
+      </w:tr>
+      <w:tr>
+        <w:tc>
+          <w:tcPr>
+            <w:tcW w:type="dxa" w:w="576"/>
+            <w:tcMar>
+              <w:top w:w="70" w:type="dxa"/>
+              <w:start w:w="90" w:type="dxa"/>
+              <w:bottom w:w="70" w:type="dxa"/>
+              <w:end w:w="90" w:type="dxa"/>
+            </w:tcMar>
+            <w:vAlign w:val="center"/>
+            <w:shd w:fill="F3F6F6"/>
+          </w:tcPr>
+          <w:p>
+            <w:pPr>
+              <w:spacing w:after="0" w:line="252" w:lineRule="auto"/>
+              <w:jc w:val="center"/>
+            </w:pPr>
+            <w:r>
+              <w:rPr>
+                <w:rFonts w:ascii="Calibri" w:hAnsi="Calibri" w:eastAsia="Calibri"/>
+                <w:color w:val="203740"/>
+                <w:sz w:val="14"/>
+              </w:rPr>
+              <w:t>28</w:t>
+            </w:r>
+          </w:p>
+        </w:tc>
+        <w:tc>
+          <w:tcPr>
+            <w:tcW w:type="dxa" w:w="1656"/>
+            <w:tcMar>
+              <w:top w:w="70" w:type="dxa"/>
+              <w:start w:w="90" w:type="dxa"/>
+              <w:bottom w:w="70" w:type="dxa"/>
+              <w:end w:w="90" w:type="dxa"/>
+            </w:tcMar>
+            <w:vAlign w:val="center"/>
+            <w:shd w:fill="F3F6F6"/>
+          </w:tcPr>
+          <w:p>
+            <w:pPr>
+              <w:spacing w:after="0" w:line="252" w:lineRule="auto"/>
+              <w:jc w:val="left"/>
+            </w:pPr>
+            <w:r>
+              <w:rPr>
+                <w:rFonts w:ascii="Calibri" w:hAnsi="Calibri" w:eastAsia="Calibri"/>
+                <w:color w:val="203740"/>
+                <w:sz w:val="14"/>
+              </w:rPr>
+              <w:t>SNIP 16704</w:t>
+              <w:br/>
+              <w:t>Ficha/Mapa 5882</w:t>
+              <w:br/>
+              <w:t>Fuentes:</w:t>
+              <w:br/>
+              <w:t>Maestro Sí · Ppto. Sí</w:t>
+              <w:br/>
+              <w:t>Territorio Sí · CSV territ. Sí</w:t>
+              <w:br/>
+              <w:t>Perfil Sí</w:t>
+            </w:r>
+            <w:r>
+              <w:br/>
+            </w:r>
+            <w:hyperlink r:id="rId60">
+              <w:r>
+                <w:rPr>
+                  <w:rFonts w:ascii="Calibri" w:hAnsi="Calibri" w:eastAsia="Calibri"/>
+                  <w:color w:val="2E74B5"/>
+                  <w:u w:val="single"/>
+                  <w:sz w:val="14"/>
+                </w:rPr>
+                <w:t>Abrir proyecto</w:t>
+              </w:r>
+            </w:hyperlink>
+          </w:p>
+        </w:tc>
+        <w:tc>
+          <w:tcPr>
+            <w:tcW w:type="dxa" w:w="5976"/>
+            <w:tcMar>
+              <w:top w:w="70" w:type="dxa"/>
+              <w:start w:w="90" w:type="dxa"/>
+              <w:bottom w:w="70" w:type="dxa"/>
+              <w:end w:w="90" w:type="dxa"/>
+            </w:tcMar>
+            <w:vAlign w:val="center"/>
+            <w:shd w:fill="F3F6F6"/>
+          </w:tcPr>
+          <w:p>
+            <w:pPr>
+              <w:spacing w:after="0" w:line="252" w:lineRule="auto"/>
+              <w:jc w:val="left"/>
+            </w:pPr>
+            <w:r>
+              <w:rPr>
+                <w:rFonts w:ascii="Calibri" w:hAnsi="Calibri" w:eastAsia="Calibri"/>
+                <w:color w:val="203740"/>
+                <w:sz w:val="14"/>
+              </w:rPr>
+              <w:t>CONSTRUCCIÓN DEL BADEN TUBULAR PRÓXIMO AL PUENTE LA CUCHILLA AFECTADO POR LA VAGUADA DE ABRIL 2022, EN LA COMUNIDAD DE CHAVÓN, MUNICIPIO DE GUAYMATE, PROVINCIA LA ROMANA</w:t>
+              <w:br/>
+              <w:t>Institución(es): MINISTERIO DE OBRAS PUBLICAS Y COMUNICACIONES</w:t>
+              <w:br/>
+              <w:t>Sector(es): Cambio Climático</w:t>
+              <w:br/>
+              <w:t>Territorios declarados: región yuma; provincia(s) LA ROMANA; municipio(s) GUAYMATE</w:t>
+              <w:br/>
+              <w:t>Localización codificada: 08 yuma · 12 LA ROMANA · 081202 GUAYMATE</w:t>
+              <w:br/>
+              <w:t>Ubicación del perfil: GUAYMATE (LA ROMANA)</w:t>
+              <w:br/>
+              <w:t>Fuente territorial: profile · alcance municipality · verificada 02-08-2026 12:40 UTC</w:t>
+              <w:br/>
+              <w:t>Cobertura: nacional No · multirregional No</w:t>
+            </w:r>
+          </w:p>
+        </w:tc>
+        <w:tc>
+          <w:tcPr>
+            <w:tcW w:type="dxa" w:w="2880"/>
+            <w:tcMar>
+              <w:top w:w="70" w:type="dxa"/>
+              <w:start w:w="90" w:type="dxa"/>
+              <w:bottom w:w="70" w:type="dxa"/>
+              <w:end w:w="90" w:type="dxa"/>
+            </w:tcMar>
+            <w:vAlign w:val="center"/>
+            <w:shd w:fill="F3F6F6"/>
+          </w:tcPr>
+          <w:p>
+            <w:pPr>
+              <w:spacing w:after="0" w:line="252" w:lineRule="auto"/>
+              <w:jc w:val="left"/>
+            </w:pPr>
+            <w:r>
+              <w:rPr>
+                <w:rFonts w:ascii="Calibri" w:hAnsi="Calibri" w:eastAsia="Calibri"/>
+                <w:color w:val="203740"/>
+                <w:sz w:val="14"/>
+              </w:rPr>
+              <w:t>Estado: EJECUCIÓN</w:t>
+              <w:br/>
+              <w:t>Período: 01-01-2024 – 31-01-2027</w:t>
+              <w:br/>
+              <w:t>Avance físico: 79.21%</w:t>
+              <w:br/>
+              <w:t>Avance financiero: 79.21%</w:t>
+              <w:br/>
+              <w:t>Contratos: 0 total · 0 activos</w:t>
+              <w:br/>
+              <w:t>Seguimiento: Ejecución registrada</w:t>
+            </w:r>
+          </w:p>
+        </w:tc>
+        <w:tc>
+          <w:tcPr>
+            <w:tcW w:type="dxa" w:w="3024"/>
+            <w:tcMar>
+              <w:top w:w="70" w:type="dxa"/>
+              <w:start w:w="90" w:type="dxa"/>
+              <w:bottom w:w="70" w:type="dxa"/>
+              <w:end w:w="90" w:type="dxa"/>
+            </w:tcMar>
+            <w:vAlign w:val="center"/>
+            <w:shd w:fill="F3F6F6"/>
+          </w:tcPr>
+          <w:p>
+            <w:pPr>
+              <w:spacing w:after="0" w:line="252" w:lineRule="auto"/>
+              <w:jc w:val="left"/>
+            </w:pPr>
+            <w:r>
+              <w:rPr>
+                <w:rFonts w:ascii="Calibri" w:hAnsi="Calibri" w:eastAsia="Calibri"/>
+                <w:color w:val="203740"/>
+                <w:sz w:val="14"/>
+              </w:rPr>
+              <w:t>Costo del proyecto: RD$ 51,727,144.03</w:t>
+              <w:br/>
+              <w:t>Presupuesto 2026: RD$ 8,162,000.00</w:t>
+              <w:br/>
+              <w:t>Ejecutado 2026: RD$ 8,161,268.10</w:t>
+              <w:br/>
+              <w:t>Ejecución 2026: 99.99%</w:t>
+            </w:r>
+          </w:p>
+        </w:tc>
+      </w:tr>
+      <w:tr>
+        <w:tc>
+          <w:tcPr>
+            <w:tcW w:type="dxa" w:w="576"/>
+            <w:tcMar>
+              <w:top w:w="70" w:type="dxa"/>
+              <w:start w:w="90" w:type="dxa"/>
+              <w:bottom w:w="70" w:type="dxa"/>
+              <w:end w:w="90" w:type="dxa"/>
+            </w:tcMar>
+            <w:vAlign w:val="center"/>
+          </w:tcPr>
+          <w:p>
+            <w:pPr>
+              <w:spacing w:after="0" w:line="252" w:lineRule="auto"/>
+              <w:jc w:val="center"/>
+            </w:pPr>
+            <w:r>
+              <w:rPr>
+                <w:rFonts w:ascii="Calibri" w:hAnsi="Calibri" w:eastAsia="Calibri"/>
+                <w:color w:val="203740"/>
+                <w:sz w:val="14"/>
+              </w:rPr>
+              <w:t>29</w:t>
+            </w:r>
+          </w:p>
+        </w:tc>
+        <w:tc>
+          <w:tcPr>
+            <w:tcW w:type="dxa" w:w="1656"/>
+            <w:tcMar>
+              <w:top w:w="70" w:type="dxa"/>
+              <w:start w:w="90" w:type="dxa"/>
+              <w:bottom w:w="70" w:type="dxa"/>
+              <w:end w:w="90" w:type="dxa"/>
+            </w:tcMar>
+            <w:vAlign w:val="center"/>
+          </w:tcPr>
+          <w:p>
+            <w:pPr>
+              <w:spacing w:after="0" w:line="252" w:lineRule="auto"/>
+              <w:jc w:val="left"/>
+            </w:pPr>
+            <w:r>
+              <w:rPr>
+                <w:rFonts w:ascii="Calibri" w:hAnsi="Calibri" w:eastAsia="Calibri"/>
+                <w:color w:val="203740"/>
+                <w:sz w:val="14"/>
+              </w:rPr>
+              <w:t>SNIP 16729</w:t>
+              <w:br/>
+              <w:t>Ficha/Mapa 7903</w:t>
+              <w:br/>
+              <w:t>Fuentes:</w:t>
+              <w:br/>
+              <w:t>Maestro Sí · Ppto. Sí</w:t>
+              <w:br/>
+              <w:t>Territorio Sí · CSV territ. Sí</w:t>
+              <w:br/>
+              <w:t>Perfil Sí</w:t>
+            </w:r>
+            <w:r>
+              <w:br/>
+            </w:r>
+            <w:hyperlink r:id="rId61">
+              <w:r>
+                <w:rPr>
+                  <w:rFonts w:ascii="Calibri" w:hAnsi="Calibri" w:eastAsia="Calibri"/>
+                  <w:color w:val="2E74B5"/>
+                  <w:u w:val="single"/>
+                  <w:sz w:val="14"/>
+                </w:rPr>
+                <w:t>Abrir proyecto</w:t>
+              </w:r>
+            </w:hyperlink>
+          </w:p>
+        </w:tc>
+        <w:tc>
+          <w:tcPr>
+            <w:tcW w:type="dxa" w:w="5976"/>
+            <w:tcMar>
+              <w:top w:w="70" w:type="dxa"/>
+              <w:start w:w="90" w:type="dxa"/>
+              <w:bottom w:w="70" w:type="dxa"/>
+              <w:end w:w="90" w:type="dxa"/>
+            </w:tcMar>
+            <w:vAlign w:val="center"/>
+          </w:tcPr>
+          <w:p>
+            <w:pPr>
+              <w:spacing w:after="0" w:line="252" w:lineRule="auto"/>
+              <w:jc w:val="left"/>
+            </w:pPr>
+            <w:r>
+              <w:rPr>
+                <w:rFonts w:ascii="Calibri" w:hAnsi="Calibri" w:eastAsia="Calibri"/>
+                <w:color w:val="203740"/>
+                <w:sz w:val="14"/>
+              </w:rPr>
+              <w:t>CONSTRUCCIÓN ALCANTARILLADO SANITARIO MANO JUAN Y CATUANO, ISLA SAONA, PROVINCIA LA ROMANA</w:t>
+              <w:br/>
+              <w:t>Institución(es): INSTITUTO NACIONAL DE AGUA POTABLE Y ALCANTARILLADO (INAPA)</w:t>
+              <w:br/>
+              <w:t>Sector(es): Protección del aire, agua y suelo</w:t>
+              <w:br/>
+              <w:t>Territorios declarados: región yuma; provincia(s) LA ROMANA; municipio(s) Sin registro</w:t>
+              <w:br/>
+              <w:t>Localización codificada: 08 yuma · 12 LA ROMANA</w:t>
+              <w:br/>
+              <w:t>Ubicación del perfil: LA ROMANA - PROYECTO DEPARTAMENTAL</w:t>
+              <w:br/>
+              <w:t>Fuente territorial: profile · alcance province · verificada 02-08-2026 12:40 UTC</w:t>
+              <w:br/>
+              <w:t>Cobertura: nacional No · multirregional No</w:t>
+            </w:r>
+          </w:p>
+        </w:tc>
+        <w:tc>
+          <w:tcPr>
+            <w:tcW w:type="dxa" w:w="2880"/>
+            <w:tcMar>
+              <w:top w:w="70" w:type="dxa"/>
+              <w:start w:w="90" w:type="dxa"/>
+              <w:bottom w:w="70" w:type="dxa"/>
+              <w:end w:w="90" w:type="dxa"/>
+            </w:tcMar>
+            <w:vAlign w:val="center"/>
+          </w:tcPr>
+          <w:p>
+            <w:pPr>
+              <w:spacing w:after="0" w:line="252" w:lineRule="auto"/>
+              <w:jc w:val="left"/>
+            </w:pPr>
+            <w:r>
+              <w:rPr>
+                <w:rFonts w:ascii="Calibri" w:hAnsi="Calibri" w:eastAsia="Calibri"/>
+                <w:color w:val="203740"/>
+                <w:sz w:val="14"/>
+              </w:rPr>
+              <w:t>Estado: EJECUCIÓN</w:t>
+              <w:br/>
+              <w:t>Período: 01-01-2024 – 31-01-2027</w:t>
+              <w:br/>
+              <w:t>Avance físico: 0.00%</w:t>
+              <w:br/>
+              <w:t>Avance financiero: 0.00%</w:t>
+              <w:br/>
+              <w:t>Contratos: 0 total · 0 activos</w:t>
+              <w:br/>
+              <w:t>Seguimiento: Sin ejecución ni contrato activo</w:t>
+            </w:r>
+          </w:p>
+        </w:tc>
+        <w:tc>
+          <w:tcPr>
+            <w:tcW w:type="dxa" w:w="3024"/>
+            <w:tcMar>
+              <w:top w:w="70" w:type="dxa"/>
+              <w:start w:w="90" w:type="dxa"/>
+              <w:bottom w:w="70" w:type="dxa"/>
+              <w:end w:w="90" w:type="dxa"/>
+            </w:tcMar>
+            <w:vAlign w:val="center"/>
+          </w:tcPr>
+          <w:p>
+            <w:pPr>
+              <w:spacing w:after="0" w:line="252" w:lineRule="auto"/>
+              <w:jc w:val="left"/>
+            </w:pPr>
+            <w:r>
+              <w:rPr>
+                <w:rFonts w:ascii="Calibri" w:hAnsi="Calibri" w:eastAsia="Calibri"/>
+                <w:color w:val="203740"/>
+                <w:sz w:val="14"/>
+              </w:rPr>
+              <w:t>Costo del proyecto: RD$ 75,477,791.81</w:t>
+              <w:br/>
+              <w:t>Presupuesto 2026: RD$ 15,200,000.00</w:t>
+              <w:br/>
+              <w:t>Ejecutado 2026: RD$ 0.00</w:t>
+              <w:br/>
+              <w:t>Ejecución 2026: 0.00%</w:t>
+            </w:r>
+          </w:p>
+        </w:tc>
+      </w:tr>
+      <w:tr>
+        <w:tc>
+          <w:tcPr>
+            <w:tcW w:type="dxa" w:w="576"/>
+            <w:tcMar>
+              <w:top w:w="70" w:type="dxa"/>
+              <w:start w:w="90" w:type="dxa"/>
+              <w:bottom w:w="70" w:type="dxa"/>
+              <w:end w:w="90" w:type="dxa"/>
+            </w:tcMar>
+            <w:vAlign w:val="center"/>
+            <w:shd w:fill="F3F6F6"/>
+          </w:tcPr>
+          <w:p>
+            <w:pPr>
+              <w:spacing w:after="0" w:line="252" w:lineRule="auto"/>
+              <w:jc w:val="center"/>
+            </w:pPr>
+            <w:r>
+              <w:rPr>
+                <w:rFonts w:ascii="Calibri" w:hAnsi="Calibri" w:eastAsia="Calibri"/>
+                <w:color w:val="203740"/>
+                <w:sz w:val="14"/>
+              </w:rPr>
+              <w:t>30</w:t>
+            </w:r>
+          </w:p>
+        </w:tc>
+        <w:tc>
+          <w:tcPr>
+            <w:tcW w:type="dxa" w:w="1656"/>
+            <w:tcMar>
+              <w:top w:w="70" w:type="dxa"/>
+              <w:start w:w="90" w:type="dxa"/>
+              <w:bottom w:w="70" w:type="dxa"/>
+              <w:end w:w="90" w:type="dxa"/>
+            </w:tcMar>
+            <w:vAlign w:val="center"/>
+            <w:shd w:fill="F3F6F6"/>
+          </w:tcPr>
+          <w:p>
+            <w:pPr>
+              <w:spacing w:after="0" w:line="252" w:lineRule="auto"/>
+              <w:jc w:val="left"/>
+            </w:pPr>
+            <w:r>
+              <w:rPr>
+                <w:rFonts w:ascii="Calibri" w:hAnsi="Calibri" w:eastAsia="Calibri"/>
+                <w:color w:val="203740"/>
+                <w:sz w:val="14"/>
+              </w:rPr>
+              <w:t>SNIP 16923</w:t>
+              <w:br/>
+              <w:t>Ficha/Mapa 8503</w:t>
+              <w:br/>
+              <w:t>Fuentes:</w:t>
+              <w:br/>
+              <w:t>Maestro Sí · Ppto. Sí</w:t>
+              <w:br/>
+              <w:t>Territorio Sí · CSV territ. Sí</w:t>
+              <w:br/>
+              <w:t>Perfil Sí</w:t>
+            </w:r>
+            <w:r>
+              <w:br/>
+            </w:r>
+            <w:hyperlink r:id="rId62">
+              <w:r>
+                <w:rPr>
+                  <w:rFonts w:ascii="Calibri" w:hAnsi="Calibri" w:eastAsia="Calibri"/>
+                  <w:color w:val="2E74B5"/>
+                  <w:u w:val="single"/>
+                  <w:sz w:val="14"/>
+                </w:rPr>
+                <w:t>Abrir proyecto</w:t>
+              </w:r>
+            </w:hyperlink>
+            <w:r>
+              <w:br/>
+            </w:r>
+            <w:hyperlink r:id="rId63">
+              <w:r>
+                <w:rPr>
+                  <w:rFonts w:ascii="Calibri" w:hAnsi="Calibri" w:eastAsia="Calibri"/>
+                  <w:color w:val="2E74B5"/>
+                  <w:u w:val="single"/>
+                  <w:sz w:val="14"/>
+                </w:rPr>
+                <w:t>Abrir contratos</w:t>
+              </w:r>
+            </w:hyperlink>
+          </w:p>
+        </w:tc>
+        <w:tc>
+          <w:tcPr>
+            <w:tcW w:type="dxa" w:w="5976"/>
+            <w:tcMar>
+              <w:top w:w="70" w:type="dxa"/>
+              <w:start w:w="90" w:type="dxa"/>
+              <w:bottom w:w="70" w:type="dxa"/>
+              <w:end w:w="90" w:type="dxa"/>
+            </w:tcMar>
+            <w:vAlign w:val="center"/>
+            <w:shd w:fill="F3F6F6"/>
+          </w:tcPr>
+          <w:p>
+            <w:pPr>
+              <w:spacing w:after="0" w:line="252" w:lineRule="auto"/>
+              <w:jc w:val="left"/>
+            </w:pPr>
+            <w:r>
+              <w:rPr>
+                <w:rFonts w:ascii="Calibri" w:hAnsi="Calibri" w:eastAsia="Calibri"/>
+                <w:color w:val="203740"/>
+                <w:sz w:val="14"/>
+              </w:rPr>
+              <w:t>CONSTRUCCIÓN REDES A LOS SECTORES ROMANA DEL OESTE Y EL DISTRITO MUNICIPAL CALETA, MUNICIPIO LA ROMANA.</w:t>
+              <w:br/>
+              <w:t>Institución(es): CORPORACIÓN DE ACUEDUCTO Y ALCANTARILLADO DE LA ROMANA</w:t>
+              <w:br/>
+              <w:t>Sector(es): Vivienda y servicios comunitarios</w:t>
+              <w:br/>
+              <w:t>Territorios declarados: región yuma; provincia(s) LA ROMANA; municipio(s) LA ROMANA</w:t>
+              <w:br/>
+              <w:t>Localización codificada: 08 yuma · 12 LA ROMANA · 081201 LA ROMANA</w:t>
+              <w:br/>
+              <w:t>Ubicación del perfil: LA ROMANA (LA ROMANA)</w:t>
+              <w:br/>
+              <w:t>Fuente territorial: profile · alcance municipality · verificada 02-08-2026 12:40 UTC</w:t>
+              <w:br/>
+              <w:t>Cobertura: nacional No · multirregional No</w:t>
+            </w:r>
+          </w:p>
+        </w:tc>
+        <w:tc>
+          <w:tcPr>
+            <w:tcW w:type="dxa" w:w="2880"/>
+            <w:tcMar>
+              <w:top w:w="70" w:type="dxa"/>
+              <w:start w:w="90" w:type="dxa"/>
+              <w:bottom w:w="70" w:type="dxa"/>
+              <w:end w:w="90" w:type="dxa"/>
+            </w:tcMar>
+            <w:vAlign w:val="center"/>
+            <w:shd w:fill="F3F6F6"/>
+          </w:tcPr>
+          <w:p>
+            <w:pPr>
+              <w:spacing w:after="0" w:line="252" w:lineRule="auto"/>
+              <w:jc w:val="left"/>
+            </w:pPr>
+            <w:r>
+              <w:rPr>
+                <w:rFonts w:ascii="Calibri" w:hAnsi="Calibri" w:eastAsia="Calibri"/>
+                <w:color w:val="203740"/>
+                <w:sz w:val="14"/>
+              </w:rPr>
+              <w:t>Estado: EJECUCIÓN</w:t>
+              <w:br/>
+              <w:t>Período: 01-01-2025 – 31-01-2026</w:t>
+              <w:br/>
+              <w:t>Avance físico: 0.00%</w:t>
+              <w:br/>
+              <w:t>Avance financiero: 0.00%</w:t>
+              <w:br/>
+              <w:t>Contratos: 4 total · 4 activos</w:t>
+              <w:br/>
+              <w:t>Seguimiento: Ejecución y contrato activo</w:t>
+            </w:r>
+          </w:p>
+        </w:tc>
+        <w:tc>
+          <w:tcPr>
+            <w:tcW w:type="dxa" w:w="3024"/>
+            <w:tcMar>
+              <w:top w:w="70" w:type="dxa"/>
+              <w:start w:w="90" w:type="dxa"/>
+              <w:bottom w:w="70" w:type="dxa"/>
+              <w:end w:w="90" w:type="dxa"/>
+            </w:tcMar>
+            <w:vAlign w:val="center"/>
+            <w:shd w:fill="F3F6F6"/>
+          </w:tcPr>
+          <w:p>
+            <w:pPr>
+              <w:spacing w:after="0" w:line="252" w:lineRule="auto"/>
+              <w:jc w:val="left"/>
+            </w:pPr>
+            <w:r>
+              <w:rPr>
+                <w:rFonts w:ascii="Calibri" w:hAnsi="Calibri" w:eastAsia="Calibri"/>
+                <w:color w:val="203740"/>
+                <w:sz w:val="14"/>
+              </w:rPr>
+              <w:t>Costo del proyecto: RD$ 172,000,000.00</w:t>
+              <w:br/>
+              <w:t>Presupuesto 2026: RD$ 164,623,000.00</w:t>
+              <w:br/>
+              <w:t>Ejecutado 2026: RD$ 27,126,125.96</w:t>
+              <w:br/>
+              <w:t>Ejecución 2026: 16.48%</w:t>
+            </w:r>
+          </w:p>
+        </w:tc>
+      </w:tr>
+      <w:tr>
+        <w:tc>
+          <w:tcPr>
+            <w:tcW w:type="dxa" w:w="576"/>
+            <w:tcMar>
+              <w:top w:w="70" w:type="dxa"/>
+              <w:start w:w="90" w:type="dxa"/>
+              <w:bottom w:w="70" w:type="dxa"/>
+              <w:end w:w="90" w:type="dxa"/>
+            </w:tcMar>
+            <w:vAlign w:val="center"/>
+          </w:tcPr>
+          <w:p>
+            <w:pPr>
+              <w:spacing w:after="0" w:line="252" w:lineRule="auto"/>
+              <w:jc w:val="center"/>
+            </w:pPr>
+            <w:r>
+              <w:rPr>
+                <w:rFonts w:ascii="Calibri" w:hAnsi="Calibri" w:eastAsia="Calibri"/>
+                <w:color w:val="203740"/>
+                <w:sz w:val="14"/>
+              </w:rPr>
+              <w:t>31</w:t>
+            </w:r>
+          </w:p>
+        </w:tc>
+        <w:tc>
+          <w:tcPr>
+            <w:tcW w:type="dxa" w:w="1656"/>
+            <w:tcMar>
+              <w:top w:w="70" w:type="dxa"/>
+              <w:start w:w="90" w:type="dxa"/>
+              <w:bottom w:w="70" w:type="dxa"/>
+              <w:end w:w="90" w:type="dxa"/>
+            </w:tcMar>
+            <w:vAlign w:val="center"/>
+          </w:tcPr>
+          <w:p>
+            <w:pPr>
+              <w:spacing w:after="0" w:line="252" w:lineRule="auto"/>
+              <w:jc w:val="left"/>
+            </w:pPr>
+            <w:r>
+              <w:rPr>
+                <w:rFonts w:ascii="Calibri" w:hAnsi="Calibri" w:eastAsia="Calibri"/>
+                <w:color w:val="203740"/>
+                <w:sz w:val="14"/>
+              </w:rPr>
+              <w:t>SNIP 16996</w:t>
+              <w:br/>
+              <w:t>Ficha/Mapa 8516</w:t>
+              <w:br/>
+              <w:t>Fuentes:</w:t>
+              <w:br/>
+              <w:t>Maestro Sí · Ppto. Sí</w:t>
+              <w:br/>
+              <w:t>Territorio Sí · CSV territ. Sí</w:t>
+              <w:br/>
+              <w:t>Perfil Sí</w:t>
+            </w:r>
+            <w:r>
+              <w:br/>
+            </w:r>
+            <w:hyperlink r:id="rId64">
+              <w:r>
+                <w:rPr>
+                  <w:rFonts w:ascii="Calibri" w:hAnsi="Calibri" w:eastAsia="Calibri"/>
+                  <w:color w:val="2E74B5"/>
+                  <w:u w:val="single"/>
+                  <w:sz w:val="14"/>
+                </w:rPr>
+                <w:t>Abrir proyecto</w:t>
+              </w:r>
+            </w:hyperlink>
+          </w:p>
+        </w:tc>
+        <w:tc>
+          <w:tcPr>
+            <w:tcW w:type="dxa" w:w="5976"/>
+            <w:tcMar>
+              <w:top w:w="70" w:type="dxa"/>
+              <w:start w:w="90" w:type="dxa"/>
+              <w:bottom w:w="70" w:type="dxa"/>
+              <w:end w:w="90" w:type="dxa"/>
+            </w:tcMar>
+            <w:vAlign w:val="center"/>
+          </w:tcPr>
+          <w:p>
+            <w:pPr>
+              <w:spacing w:after="0" w:line="252" w:lineRule="auto"/>
+              <w:jc w:val="left"/>
+            </w:pPr>
+            <w:r>
+              <w:rPr>
+                <w:rFonts w:ascii="Calibri" w:hAnsi="Calibri" w:eastAsia="Calibri"/>
+                <w:color w:val="203740"/>
+                <w:sz w:val="14"/>
+              </w:rPr>
+              <w:t>CONSTRUCCIÓN ALCANTARILLADO SANITARIO DE LOS MUNICIPIOS LA ROMANA Y VILLA HERMOSA., PROVINCIA LA ROMANA.</w:t>
+              <w:br/>
+              <w:t>Institución(es): INSTITUTO NACIONAL DE AGUA POTABLE Y ALCANTARILLADO (INAPA)</w:t>
+              <w:br/>
+              <w:t>Sector(es): Protección del aire, agua y suelo</w:t>
+              <w:br/>
+              <w:t>Territorios declarados: región yuma; provincia(s) LA ROMANA; municipio(s) Sin registro</w:t>
+              <w:br/>
+              <w:t>Localización codificada: 08 yuma · 12 LA ROMANA</w:t>
+              <w:br/>
+              <w:t>Ubicación del perfil: LA ROMANA - PROYECTO DEPARTAMENTAL</w:t>
+              <w:br/>
+              <w:t>Fuente territorial: profile · alcance province · verificada 02-08-2026 12:40 UTC</w:t>
+              <w:br/>
+              <w:t>Cobertura: nacional No · multirregional No</w:t>
+            </w:r>
+          </w:p>
+        </w:tc>
+        <w:tc>
+          <w:tcPr>
+            <w:tcW w:type="dxa" w:w="2880"/>
+            <w:tcMar>
+              <w:top w:w="70" w:type="dxa"/>
+              <w:start w:w="90" w:type="dxa"/>
+              <w:bottom w:w="70" w:type="dxa"/>
+              <w:end w:w="90" w:type="dxa"/>
+            </w:tcMar>
+            <w:vAlign w:val="center"/>
+          </w:tcPr>
+          <w:p>
+            <w:pPr>
+              <w:spacing w:after="0" w:line="252" w:lineRule="auto"/>
+              <w:jc w:val="left"/>
+            </w:pPr>
+            <w:r>
+              <w:rPr>
+                <w:rFonts w:ascii="Calibri" w:hAnsi="Calibri" w:eastAsia="Calibri"/>
+                <w:color w:val="203740"/>
+                <w:sz w:val="14"/>
+              </w:rPr>
+              <w:t>Estado: EJECUCIÓN</w:t>
+              <w:br/>
+              <w:t>Período: 01-01-2026 – 31-01-2027</w:t>
+              <w:br/>
+              <w:t>Avance físico: 0.00%</w:t>
+              <w:br/>
+              <w:t>Avance financiero: 0.00%</w:t>
+              <w:br/>
+              <w:t>Contratos: 0 total · 0 activos</w:t>
+              <w:br/>
+              <w:t>Seguimiento: Sin ejecución ni contrato activo</w:t>
+            </w:r>
+          </w:p>
+        </w:tc>
+        <w:tc>
+          <w:tcPr>
+            <w:tcW w:type="dxa" w:w="3024"/>
+            <w:tcMar>
+              <w:top w:w="70" w:type="dxa"/>
+              <w:start w:w="90" w:type="dxa"/>
+              <w:bottom w:w="70" w:type="dxa"/>
+              <w:end w:w="90" w:type="dxa"/>
+            </w:tcMar>
+            <w:vAlign w:val="center"/>
+          </w:tcPr>
+          <w:p>
+            <w:pPr>
+              <w:spacing w:after="0" w:line="252" w:lineRule="auto"/>
+              <w:jc w:val="left"/>
+            </w:pPr>
+            <w:r>
+              <w:rPr>
+                <w:rFonts w:ascii="Calibri" w:hAnsi="Calibri" w:eastAsia="Calibri"/>
+                <w:color w:val="203740"/>
+                <w:sz w:val="14"/>
+              </w:rPr>
+              <w:t>Costo del proyecto: RD$ 7,923,028,098.39</w:t>
+              <w:br/>
+              <w:t>Presupuesto 2026: RD$ 589,329,098.00</w:t>
+              <w:br/>
+              <w:t>Ejecutado 2026: RD$ 0.00</w:t>
+              <w:br/>
+              <w:t>Ejecución 2026: 0.00%</w:t>
+            </w:r>
+          </w:p>
+        </w:tc>
+      </w:tr>
+      <w:tr>
+        <w:tc>
+          <w:tcPr>
+            <w:tcW w:type="dxa" w:w="576"/>
+            <w:tcMar>
+              <w:top w:w="70" w:type="dxa"/>
+              <w:start w:w="90" w:type="dxa"/>
+              <w:bottom w:w="70" w:type="dxa"/>
+              <w:end w:w="90" w:type="dxa"/>
+            </w:tcMar>
+            <w:vAlign w:val="center"/>
+            <w:shd w:fill="F3F6F6"/>
+          </w:tcPr>
+          <w:p>
+            <w:pPr>
+              <w:spacing w:after="0" w:line="252" w:lineRule="auto"/>
+              <w:jc w:val="center"/>
+            </w:pPr>
+            <w:r>
+              <w:rPr>
+                <w:rFonts w:ascii="Calibri" w:hAnsi="Calibri" w:eastAsia="Calibri"/>
+                <w:color w:val="203740"/>
+                <w:sz w:val="14"/>
+              </w:rPr>
+              <w:t>32</w:t>
+            </w:r>
+          </w:p>
+        </w:tc>
+        <w:tc>
+          <w:tcPr>
+            <w:tcW w:type="dxa" w:w="1656"/>
+            <w:tcMar>
+              <w:top w:w="70" w:type="dxa"/>
+              <w:start w:w="90" w:type="dxa"/>
+              <w:bottom w:w="70" w:type="dxa"/>
+              <w:end w:w="90" w:type="dxa"/>
+            </w:tcMar>
+            <w:vAlign w:val="center"/>
+            <w:shd w:fill="F3F6F6"/>
+          </w:tcPr>
+          <w:p>
+            <w:pPr>
+              <w:spacing w:after="0" w:line="252" w:lineRule="auto"/>
+              <w:jc w:val="left"/>
+            </w:pPr>
+            <w:r>
+              <w:rPr>
+                <w:rFonts w:ascii="Calibri" w:hAnsi="Calibri" w:eastAsia="Calibri"/>
+                <w:color w:val="203740"/>
+                <w:sz w:val="14"/>
+              </w:rPr>
+              <w:t>SNIP 17114</w:t>
+              <w:br/>
+              <w:t>Ficha/Mapa 8753</w:t>
+              <w:br/>
+              <w:t>Fuentes:</w:t>
+              <w:br/>
+              <w:t>Maestro Sí · Ppto. Sí</w:t>
+              <w:br/>
+              <w:t>Territorio Sí · CSV territ. Sí</w:t>
+              <w:br/>
+              <w:t>Perfil Sí</w:t>
+            </w:r>
+            <w:r>
+              <w:br/>
+            </w:r>
+            <w:hyperlink r:id="rId65">
+              <w:r>
+                <w:rPr>
+                  <w:rFonts w:ascii="Calibri" w:hAnsi="Calibri" w:eastAsia="Calibri"/>
+                  <w:color w:val="2E74B5"/>
+                  <w:u w:val="single"/>
+                  <w:sz w:val="14"/>
+                </w:rPr>
+                <w:t>Abrir proyecto</w:t>
+              </w:r>
+            </w:hyperlink>
+            <w:r>
+              <w:br/>
+            </w:r>
+            <w:hyperlink r:id="rId66">
+              <w:r>
+                <w:rPr>
+                  <w:rFonts w:ascii="Calibri" w:hAnsi="Calibri" w:eastAsia="Calibri"/>
+                  <w:color w:val="2E74B5"/>
+                  <w:u w:val="single"/>
+                  <w:sz w:val="14"/>
+                </w:rPr>
+                <w:t>Abrir contratos</w:t>
+              </w:r>
+            </w:hyperlink>
+          </w:p>
+        </w:tc>
+        <w:tc>
+          <w:tcPr>
+            <w:tcW w:type="dxa" w:w="5976"/>
+            <w:tcMar>
+              <w:top w:w="70" w:type="dxa"/>
+              <w:start w:w="90" w:type="dxa"/>
+              <w:bottom w:w="70" w:type="dxa"/>
+              <w:end w:w="90" w:type="dxa"/>
+            </w:tcMar>
+            <w:vAlign w:val="center"/>
+            <w:shd w:fill="F3F6F6"/>
+          </w:tcPr>
+          <w:p>
+            <w:pPr>
+              <w:spacing w:after="0" w:line="252" w:lineRule="auto"/>
+              <w:jc w:val="left"/>
+            </w:pPr>
+            <w:r>
+              <w:rPr>
+                <w:rFonts w:ascii="Calibri" w:hAnsi="Calibri" w:eastAsia="Calibri"/>
+                <w:color w:val="203740"/>
+                <w:sz w:val="14"/>
+              </w:rPr>
+              <w:t>RECONSTRUCCIÓN TECHADO CANCHA MUNICIPAL DE VILLA HERMOSA, PROVINCIA LA ROMANA</w:t>
+              <w:br/>
+              <w:t>Institución(es): MINISTERIO DE DEPORTES Y RECREACIÓN</w:t>
+              <w:br/>
+              <w:t>Sector(es): Actividades deportivas, recreativas, culturales y religiosas</w:t>
+              <w:br/>
+              <w:t>Territorios declarados: región yuma; provincia(s) LA ROMANA; municipio(s) VILLA HERMOSA</w:t>
+              <w:br/>
+              <w:t>Localización codificada: 08 yuma · 12 LA ROMANA · 081203 VILLA HERMOSA</w:t>
+              <w:br/>
+              <w:t>Ubicación del perfil: VILLA HERMOSA (LA ROMANA)</w:t>
+              <w:br/>
+              <w:t>Fuente territorial: profile · alcance municipality · verificada 02-08-2026 12:40 UTC</w:t>
+              <w:br/>
+              <w:t>Cobertura: nacional No · multirregional No</w:t>
+            </w:r>
+          </w:p>
+        </w:tc>
+        <w:tc>
+          <w:tcPr>
+            <w:tcW w:type="dxa" w:w="2880"/>
+            <w:tcMar>
+              <w:top w:w="70" w:type="dxa"/>
+              <w:start w:w="90" w:type="dxa"/>
+              <w:bottom w:w="70" w:type="dxa"/>
+              <w:end w:w="90" w:type="dxa"/>
+            </w:tcMar>
+            <w:vAlign w:val="center"/>
+            <w:shd w:fill="F3F6F6"/>
+          </w:tcPr>
+          <w:p>
+            <w:pPr>
+              <w:spacing w:after="0" w:line="252" w:lineRule="auto"/>
+              <w:jc w:val="left"/>
+            </w:pPr>
+            <w:r>
+              <w:rPr>
+                <w:rFonts w:ascii="Calibri" w:hAnsi="Calibri" w:eastAsia="Calibri"/>
+                <w:color w:val="203740"/>
+                <w:sz w:val="14"/>
+              </w:rPr>
+              <w:t>Estado: EJECUCIÓN</w:t>
+              <w:br/>
+              <w:t>Período: 01-01-2026 – 31-01-2027</w:t>
+              <w:br/>
+              <w:t>Avance físico: 0.00%</w:t>
+              <w:br/>
+              <w:t>Avance financiero: 0.00%</w:t>
+              <w:br/>
+              <w:t>Contratos: 20 total · 20 activos</w:t>
+              <w:br/>
+              <w:t>Seguimiento: Contrato activo sin ejecución registrada</w:t>
+            </w:r>
+          </w:p>
+        </w:tc>
+        <w:tc>
+          <w:tcPr>
+            <w:tcW w:type="dxa" w:w="3024"/>
+            <w:tcMar>
+              <w:top w:w="70" w:type="dxa"/>
+              <w:start w:w="90" w:type="dxa"/>
+              <w:bottom w:w="70" w:type="dxa"/>
+              <w:end w:w="90" w:type="dxa"/>
+            </w:tcMar>
+            <w:vAlign w:val="center"/>
+            <w:shd w:fill="F3F6F6"/>
+          </w:tcPr>
+          <w:p>
+            <w:pPr>
+              <w:spacing w:after="0" w:line="252" w:lineRule="auto"/>
+              <w:jc w:val="left"/>
+            </w:pPr>
+            <w:r>
+              <w:rPr>
+                <w:rFonts w:ascii="Calibri" w:hAnsi="Calibri" w:eastAsia="Calibri"/>
+                <w:color w:val="203740"/>
+                <w:sz w:val="14"/>
+              </w:rPr>
+              <w:t>Costo del proyecto: RD$ 33,141,238.04</w:t>
+              <w:br/>
+              <w:t>Presupuesto 2026: RD$ 21,008,482.43</w:t>
+              <w:br/>
+              <w:t>Ejecutado 2026: RD$ 0.00</w:t>
+              <w:br/>
+              <w:t>Ejecución 2026: 0.00%</w:t>
+            </w:r>
+          </w:p>
+        </w:tc>
+      </w:tr>
+    </w:tbl>
+    <w:tbl>
+      <w:tblPr>
+        <w:tblW w:type="auto" w:w="0"/>
+        <w:jc w:val="center"/>
+        <w:tblLayout w:type="fixed"/>
+        <w:tblLook w:firstColumn="1" w:firstRow="1" w:lastColumn="0" w:lastRow="0" w:noHBand="0" w:noVBand="1" w:val="04A0"/>
+      </w:tblPr>
+      <w:tblGrid>
+        <w:gridCol w:w="14400"/>
+      </w:tblGrid>
+      <w:tr>
+        <w:tc>
+          <w:tcPr>
+            <w:tcW w:type="dxa" w:w="9360"/>
+            <w:tcMar>
+              <w:top w:w="120" w:type="dxa"/>
+              <w:start w:w="140" w:type="dxa"/>
+              <w:bottom w:w="120" w:type="dxa"/>
+              <w:end w:w="140" w:type="dxa"/>
+            </w:tcMar>
+            <w:shd w:fill="EEF7F4"/>
+          </w:tcPr>
+          <w:p>
+            <w:pPr>
+              <w:spacing w:after="60"/>
+            </w:pPr>
+            <w:r/>
+            <w:r>
+              <w:rPr>
+                <w:rFonts w:ascii="Calibri" w:hAnsi="Calibri" w:eastAsia="Calibri"/>
+                <w:b/>
+                <w:color w:val="13836D"/>
+                <w:sz w:val="21"/>
+              </w:rPr>
+              <w:t>Uso por el CDP</w:t>
+            </w:r>
+          </w:p>
+          <w:p>
+            <w:pPr>
+              <w:spacing w:after="0"/>
+            </w:pPr>
+            <w:r>
+              <w:rPr>
+                <w:rFonts w:ascii="Calibri" w:hAnsi="Calibri" w:eastAsia="Calibri"/>
+                <w:color w:val="203740"/>
+                <w:sz w:val="19"/>
+              </w:rPr>
+              <w:t>Esta relación documenta la cartera observada; no define prioridades ni nuevas acciones provinciales. El CDP puede contrastar cada registro con las brechas del diagnóstico, verificar cobertura territorial, revisar ejecución y decidir qué asuntos requieren coordinación o seguimiento.</w:t>
+            </w:r>
+          </w:p>
+        </w:tc>
+      </w:tr>
+    </w:tbl>
+    <w:p>
+      <w:pPr>
+        <w:sectPr>
+          <w:headerReference w:type="default" r:id="rId25"/>
+          <w:footerReference w:type="default" r:id="rId26"/>
+          <w:pgSz w:w="15840" w:h="12240" w:orient="landscape"/>
+          <w:pgMar w:top="893" w:right="720" w:bottom="835" w:left="720" w:header="504" w:footer="504" w:gutter="0"/>
+          <w:cols w:space="720"/>
+          <w:docGrid w:linePitch="360"/>
+        </w:sectPr>
+      </w:pPr>
     </w:p>
     <w:p>
       <w:pPr>
@@ -12248,17 +18961,18 @@
     </w:p>
     <w:tbl>
       <w:tblPr>
-        <w:tblW w:type="auto" w:w="0"/>
+        <w:tblW w:type="dxa" w:w="9359"/>
         <w:jc w:val="center"/>
         <w:tblLayout w:type="fixed"/>
         <w:tblLook w:firstColumn="1" w:firstRow="1" w:lastColumn="0" w:lastRow="0" w:noHBand="0" w:noVBand="1" w:val="04A0"/>
+        <w:tblInd w:w="0" w:type="dxa"/>
       </w:tblPr>
       <w:tblGrid>
-        <w:gridCol w:w="1872"/>
-        <w:gridCol w:w="1872"/>
-        <w:gridCol w:w="1872"/>
-        <w:gridCol w:w="1872"/>
-        <w:gridCol w:w="1872"/>
+        <w:gridCol w:w="1080"/>
+        <w:gridCol w:w="3311"/>
+        <w:gridCol w:w="1080"/>
+        <w:gridCol w:w="2376"/>
+        <w:gridCol w:w="1512"/>
       </w:tblGrid>
       <w:tr>
         <w:trPr>
@@ -12615,7 +19329,7 @@
                 <w:color w:val="203740"/>
                 <w:sz w:val="15"/>
               </w:rPr>
-              <w:t>2022 / 2024</w:t>
+              <w:t>2010 / 2022 / 2024</w:t>
             </w:r>
           </w:p>
         </w:tc>
@@ -12642,7 +19356,7 @@
                 <w:color w:val="203740"/>
                 <w:sz w:val="15"/>
               </w:rPr>
-              <w:t>Comparaciones provincial/municipal, economía y equipamientos</w:t>
+              <w:t>Pirámides poblacionales comparadas, economía y equipamientos</w:t>
             </w:r>
           </w:p>
         </w:tc>
@@ -12911,7 +19625,7 @@
                 <w:color w:val="203740"/>
                 <w:sz w:val="15"/>
               </w:rPr>
-              <w:t>32 proyectos, presupuesto y ejecución al 31-07-2026</w:t>
+              <w:t>32 proyectos, presupuesto y ejecución al 02-08-2026</w:t>
             </w:r>
           </w:p>
         </w:tc>
@@ -13366,7 +20080,7 @@
         </w:rPr>
         <w:t xml:space="preserve">Dashboard Territorial: </w:t>
       </w:r>
-      <w:hyperlink r:id="rId25">
+      <w:hyperlink r:id="rId69">
         <w:r>
           <w:rPr>
             <w:rFonts w:ascii="Calibri" w:hAnsi="Calibri" w:eastAsia="Calibri"/>
@@ -13391,7 +20105,7 @@
         </w:rPr>
         <w:t xml:space="preserve">Inversión Pública Territorial: </w:t>
       </w:r>
-      <w:hyperlink r:id="rId26">
+      <w:hyperlink r:id="rId70">
         <w:r>
           <w:rPr>
             <w:rFonts w:ascii="Calibri" w:hAnsi="Calibri" w:eastAsia="Calibri"/>
@@ -13416,7 +20130,7 @@
         </w:rPr>
         <w:t xml:space="preserve">Demandas Provinciales: </w:t>
       </w:r>
-      <w:hyperlink r:id="rId27">
+      <w:hyperlink r:id="rId71">
         <w:r>
           <w:rPr>
             <w:rFonts w:ascii="Calibri" w:hAnsi="Calibri" w:eastAsia="Calibri"/>
@@ -13441,7 +20155,7 @@
         </w:rPr>
         <w:t xml:space="preserve">Planificación Municipal: </w:t>
       </w:r>
-      <w:hyperlink r:id="rId28">
+      <w:hyperlink r:id="rId72">
         <w:r>
           <w:rPr>
             <w:rFonts w:ascii="Calibri" w:hAnsi="Calibri" w:eastAsia="Calibri"/>
@@ -13466,7 +20180,7 @@
         </w:rPr>
         <w:t xml:space="preserve">Ley núm. 498-06: </w:t>
       </w:r>
-      <w:hyperlink r:id="rId29">
+      <w:hyperlink r:id="rId73">
         <w:r>
           <w:rPr>
             <w:rFonts w:ascii="Calibri" w:hAnsi="Calibri" w:eastAsia="Calibri"/>
@@ -13491,7 +20205,7 @@
         </w:rPr>
         <w:t xml:space="preserve">Decreto núm. 493-07: </w:t>
       </w:r>
-      <w:hyperlink r:id="rId30">
+      <w:hyperlink r:id="rId74">
         <w:r>
           <w:rPr>
             <w:rFonts w:ascii="Calibri" w:hAnsi="Calibri" w:eastAsia="Calibri"/>
@@ -13557,8 +20271,8 @@
       </w:tr>
     </w:tbl>
     <w:sectPr>
-      <w:headerReference w:type="default" r:id="rId9"/>
-      <w:footerReference w:type="default" r:id="rId10"/>
+      <w:headerReference w:type="default" r:id="rId67"/>
+      <w:footerReference w:type="default" r:id="rId68"/>
       <w:pgSz w:w="12240" w:h="15840"/>
       <w:pgMar w:top="1181" w:right="1440" w:bottom="1123" w:left="1440" w:header="504" w:footer="504" w:gutter="0"/>
       <w:cols w:space="720"/>
@@ -13594,13 +20308,204 @@
 </w:ftr>
 </file>
 
+<file path=word/footer2.xml><?xml version="1.0" encoding="utf-8"?>
+<w:ftr xmlns:m="http://schemas.openxmlformats.org/officeDocument/2006/math" xmlns:mc="http://schemas.openxmlformats.org/markup-compatibility/2006" xmlns:mo="http://schemas.microsoft.com/office/mac/office/2008/main" xmlns:mv="urn:schemas-microsoft-com:mac:vml" xmlns:o="urn:schemas-microsoft-com:office:office" xmlns:r="http://schemas.openxmlformats.org/officeDocument/2006/relationships" xmlns:v="urn:schemas-microsoft-com:vml" xmlns:w10="urn:schemas-microsoft-com:office:word" xmlns:w14="http://schemas.microsoft.com/office/word/2010/wordml" xmlns:w="http://schemas.openxmlformats.org/wordprocessingml/2006/main" xmlns:wne="http://schemas.microsoft.com/office/word/2006/wordml" xmlns:wp14="http://schemas.microsoft.com/office/word/2010/wordprocessingDrawing" xmlns:wp="http://schemas.openxmlformats.org/drawingml/2006/wordprocessingDrawing" xmlns:wpc="http://schemas.microsoft.com/office/word/2010/wordprocessingCanvas" xmlns:wpg="http://schemas.microsoft.com/office/word/2010/wordprocessingGroup" xmlns:wpi="http://schemas.microsoft.com/office/word/2010/wordprocessingInk" xmlns:wps="http://schemas.microsoft.com/office/word/2010/wordprocessingShape" mc:Ignorable="w14 wp14">
+  <w:p>
+    <w:pPr>
+      <w:spacing w:after="0"/>
+      <w:jc w:val="center"/>
+    </w:pPr>
+    <w:r>
+      <w:rPr>
+        <w:rFonts w:ascii="Calibri" w:hAnsi="Calibri" w:eastAsia="Calibri"/>
+        <w:color w:val="65777E"/>
+        <w:sz w:val="15"/>
+      </w:rPr>
+      <w:t xml:space="preserve">La Romana · Documento base para formulación · </w:t>
+    </w:r>
+    <w:r>
+      <w:fldChar w:fldCharType="begin"/>
+      <w:instrText xml:space="preserve"> PAGE </w:instrText>
+      <w:fldChar w:fldCharType="separate"/>
+      <w:t>1</w:t>
+      <w:fldChar w:fldCharType="end"/>
+    </w:r>
+  </w:p>
+</w:ftr>
+</file>
+
+<file path=word/footer3.xml><?xml version="1.0" encoding="utf-8"?>
+<w:ftr xmlns:m="http://schemas.openxmlformats.org/officeDocument/2006/math" xmlns:mc="http://schemas.openxmlformats.org/markup-compatibility/2006" xmlns:mo="http://schemas.microsoft.com/office/mac/office/2008/main" xmlns:mv="urn:schemas-microsoft-com:mac:vml" xmlns:o="urn:schemas-microsoft-com:office:office" xmlns:r="http://schemas.openxmlformats.org/officeDocument/2006/relationships" xmlns:v="urn:schemas-microsoft-com:vml" xmlns:w10="urn:schemas-microsoft-com:office:word" xmlns:w14="http://schemas.microsoft.com/office/word/2010/wordml" xmlns:w="http://schemas.openxmlformats.org/wordprocessingml/2006/main" xmlns:wne="http://schemas.microsoft.com/office/word/2006/wordml" xmlns:wp14="http://schemas.microsoft.com/office/word/2010/wordprocessingDrawing" xmlns:wp="http://schemas.openxmlformats.org/drawingml/2006/wordprocessingDrawing" xmlns:wpc="http://schemas.microsoft.com/office/word/2010/wordprocessingCanvas" xmlns:wpg="http://schemas.microsoft.com/office/word/2010/wordprocessingGroup" xmlns:wpi="http://schemas.microsoft.com/office/word/2010/wordprocessingInk" xmlns:wps="http://schemas.microsoft.com/office/word/2010/wordprocessingShape" mc:Ignorable="w14 wp14">
+  <w:p>
+    <w:pPr>
+      <w:spacing w:after="0"/>
+      <w:jc w:val="center"/>
+    </w:pPr>
+    <w:r>
+      <w:rPr>
+        <w:rFonts w:ascii="Calibri" w:hAnsi="Calibri" w:eastAsia="Calibri"/>
+        <w:color w:val="65777E"/>
+        <w:sz w:val="15"/>
+      </w:rPr>
+      <w:t xml:space="preserve">La Romana · Documento base para formulación · </w:t>
+    </w:r>
+    <w:r>
+      <w:fldChar w:fldCharType="begin"/>
+      <w:instrText xml:space="preserve"> PAGE </w:instrText>
+      <w:fldChar w:fldCharType="separate"/>
+      <w:t>1</w:t>
+      <w:fldChar w:fldCharType="end"/>
+    </w:r>
+  </w:p>
+</w:ftr>
+</file>
+
 <file path=word/header1.xml><?xml version="1.0" encoding="utf-8"?>
 <w:hdr xmlns:m="http://schemas.openxmlformats.org/officeDocument/2006/math" xmlns:mc="http://schemas.openxmlformats.org/markup-compatibility/2006" xmlns:mo="http://schemas.microsoft.com/office/mac/office/2008/main" xmlns:mv="urn:schemas-microsoft-com:mac:vml" xmlns:o="urn:schemas-microsoft-com:office:office" xmlns:r="http://schemas.openxmlformats.org/officeDocument/2006/relationships" xmlns:v="urn:schemas-microsoft-com:vml" xmlns:w10="urn:schemas-microsoft-com:office:word" xmlns:w14="http://schemas.microsoft.com/office/word/2010/wordml" xmlns:w="http://schemas.openxmlformats.org/wordprocessingml/2006/main" xmlns:wne="http://schemas.microsoft.com/office/word/2006/wordml" xmlns:wp14="http://schemas.microsoft.com/office/word/2010/wordprocessingDrawing" xmlns:wp="http://schemas.openxmlformats.org/drawingml/2006/wordprocessingDrawing" xmlns:wpc="http://schemas.microsoft.com/office/word/2010/wordprocessingCanvas" xmlns:wpg="http://schemas.microsoft.com/office/word/2010/wordprocessingGroup" xmlns:wpi="http://schemas.microsoft.com/office/word/2010/wordprocessingInk" xmlns:wps="http://schemas.microsoft.com/office/word/2010/wordprocessingShape" mc:Ignorable="w14 wp14">
   <w:tbl>
     <w:tblPr>
-      <w:tblW w:type="auto" w:w="0"/>
+      <w:tblW w:type="dxa" w:w="9360"/>
       <w:tblLayout w:type="fixed"/>
       <w:tblLook w:firstColumn="1" w:firstRow="1" w:lastColumn="0" w:lastRow="0" w:noHBand="0" w:noVBand="1" w:val="04A0"/>
+      <w:tblInd w:w="0" w:type="dxa"/>
+    </w:tblPr>
+    <w:tblGrid>
+      <w:gridCol w:w="4680"/>
+      <w:gridCol w:w="4680"/>
+    </w:tblGrid>
+    <w:tr>
+      <w:tc>
+        <w:tcPr>
+          <w:tcW w:type="dxa" w:w="4680"/>
+          <w:tcMar>
+            <w:top w:w="0" w:type="dxa"/>
+            <w:start w:w="0" w:type="dxa"/>
+            <w:bottom w:w="0" w:type="dxa"/>
+            <w:end w:w="0" w:type="dxa"/>
+          </w:tcMar>
+        </w:tcPr>
+        <w:p>
+          <w:pPr>
+            <w:spacing w:after="0"/>
+          </w:pPr>
+          <w:r>
+            <w:rPr>
+              <w:rFonts w:ascii="Calibri" w:hAnsi="Calibri" w:eastAsia="Calibri"/>
+              <w:b/>
+              <w:color w:val="13836D"/>
+              <w:sz w:val="15"/>
+            </w:rPr>
+            <w:t>PLAN PROVINCIAL DE DESARROLLO · DOCUMENTO BASE</w:t>
+          </w:r>
+        </w:p>
+      </w:tc>
+      <w:tc>
+        <w:tcPr>
+          <w:tcW w:type="dxa" w:w="4680"/>
+          <w:tcMar>
+            <w:top w:w="0" w:type="dxa"/>
+            <w:start w:w="0" w:type="dxa"/>
+            <w:bottom w:w="0" w:type="dxa"/>
+            <w:end w:w="0" w:type="dxa"/>
+          </w:tcMar>
+        </w:tcPr>
+        <w:p>
+          <w:pPr>
+            <w:spacing w:after="0"/>
+            <w:jc w:val="right"/>
+          </w:pPr>
+          <w:r>
+            <w:rPr>
+              <w:rFonts w:ascii="Calibri" w:hAnsi="Calibri" w:eastAsia="Calibri"/>
+              <w:color w:val="65777E"/>
+              <w:sz w:val="15"/>
+            </w:rPr>
+            <w:t>La Romana · 08120000</w:t>
+          </w:r>
+        </w:p>
+      </w:tc>
+    </w:tr>
+  </w:tbl>
+</w:hdr>
+</file>
+
+<file path=word/header2.xml><?xml version="1.0" encoding="utf-8"?>
+<w:hdr xmlns:m="http://schemas.openxmlformats.org/officeDocument/2006/math" xmlns:mc="http://schemas.openxmlformats.org/markup-compatibility/2006" xmlns:mo="http://schemas.microsoft.com/office/mac/office/2008/main" xmlns:mv="urn:schemas-microsoft-com:mac:vml" xmlns:o="urn:schemas-microsoft-com:office:office" xmlns:r="http://schemas.openxmlformats.org/officeDocument/2006/relationships" xmlns:v="urn:schemas-microsoft-com:vml" xmlns:w10="urn:schemas-microsoft-com:office:word" xmlns:w14="http://schemas.microsoft.com/office/word/2010/wordml" xmlns:w="http://schemas.openxmlformats.org/wordprocessingml/2006/main" xmlns:wne="http://schemas.microsoft.com/office/word/2006/wordml" xmlns:wp14="http://schemas.microsoft.com/office/word/2010/wordprocessingDrawing" xmlns:wp="http://schemas.openxmlformats.org/drawingml/2006/wordprocessingDrawing" xmlns:wpc="http://schemas.microsoft.com/office/word/2010/wordprocessingCanvas" xmlns:wpg="http://schemas.microsoft.com/office/word/2010/wordprocessingGroup" xmlns:wpi="http://schemas.microsoft.com/office/word/2010/wordprocessingInk" xmlns:wps="http://schemas.microsoft.com/office/word/2010/wordprocessingShape" mc:Ignorable="w14 wp14">
+  <w:tbl>
+    <w:tblPr>
+      <w:tblW w:type="dxa" w:w="14400"/>
+      <w:tblLayout w:type="fixed"/>
+      <w:tblLook w:firstColumn="1" w:firstRow="1" w:lastColumn="0" w:lastRow="0" w:noHBand="0" w:noVBand="1" w:val="04A0"/>
+      <w:tblInd w:w="0" w:type="dxa"/>
+    </w:tblPr>
+    <w:tblGrid>
+      <w:gridCol w:w="7200"/>
+      <w:gridCol w:w="7200"/>
+    </w:tblGrid>
+    <w:tr>
+      <w:tc>
+        <w:tcPr>
+          <w:tcW w:type="dxa" w:w="7200"/>
+          <w:tcMar>
+            <w:top w:w="0" w:type="dxa"/>
+            <w:start w:w="0" w:type="dxa"/>
+            <w:bottom w:w="0" w:type="dxa"/>
+            <w:end w:w="0" w:type="dxa"/>
+          </w:tcMar>
+        </w:tcPr>
+        <w:p>
+          <w:pPr>
+            <w:spacing w:after="0"/>
+          </w:pPr>
+          <w:r>
+            <w:rPr>
+              <w:rFonts w:ascii="Calibri" w:hAnsi="Calibri" w:eastAsia="Calibri"/>
+              <w:b/>
+              <w:color w:val="13836D"/>
+              <w:sz w:val="15"/>
+            </w:rPr>
+            <w:t>PLAN PROVINCIAL DE DESARROLLO · DOCUMENTO BASE</w:t>
+          </w:r>
+        </w:p>
+      </w:tc>
+      <w:tc>
+        <w:tcPr>
+          <w:tcW w:type="dxa" w:w="7200"/>
+          <w:tcMar>
+            <w:top w:w="0" w:type="dxa"/>
+            <w:start w:w="0" w:type="dxa"/>
+            <w:bottom w:w="0" w:type="dxa"/>
+            <w:end w:w="0" w:type="dxa"/>
+          </w:tcMar>
+        </w:tcPr>
+        <w:p>
+          <w:pPr>
+            <w:spacing w:after="0"/>
+            <w:jc w:val="right"/>
+          </w:pPr>
+          <w:r>
+            <w:rPr>
+              <w:rFonts w:ascii="Calibri" w:hAnsi="Calibri" w:eastAsia="Calibri"/>
+              <w:color w:val="65777E"/>
+              <w:sz w:val="15"/>
+            </w:rPr>
+            <w:t>La Romana · 08120000</w:t>
+          </w:r>
+        </w:p>
+      </w:tc>
+    </w:tr>
+  </w:tbl>
+</w:hdr>
+</file>
+
+<file path=word/header3.xml><?xml version="1.0" encoding="utf-8"?>
+<w:hdr xmlns:m="http://schemas.openxmlformats.org/officeDocument/2006/math" xmlns:mc="http://schemas.openxmlformats.org/markup-compatibility/2006" xmlns:mo="http://schemas.microsoft.com/office/mac/office/2008/main" xmlns:mv="urn:schemas-microsoft-com:mac:vml" xmlns:o="urn:schemas-microsoft-com:office:office" xmlns:r="http://schemas.openxmlformats.org/officeDocument/2006/relationships" xmlns:v="urn:schemas-microsoft-com:vml" xmlns:w10="urn:schemas-microsoft-com:office:word" xmlns:w14="http://schemas.microsoft.com/office/word/2010/wordml" xmlns:w="http://schemas.openxmlformats.org/wordprocessingml/2006/main" xmlns:wne="http://schemas.microsoft.com/office/word/2006/wordml" xmlns:wp14="http://schemas.microsoft.com/office/word/2010/wordprocessingDrawing" xmlns:wp="http://schemas.openxmlformats.org/drawingml/2006/wordprocessingDrawing" xmlns:wpc="http://schemas.microsoft.com/office/word/2010/wordprocessingCanvas" xmlns:wpg="http://schemas.microsoft.com/office/word/2010/wordprocessingGroup" xmlns:wpi="http://schemas.microsoft.com/office/word/2010/wordprocessingInk" xmlns:wps="http://schemas.microsoft.com/office/word/2010/wordprocessingShape" mc:Ignorable="w14 wp14">
+  <w:tbl>
+    <w:tblPr>
+      <w:tblW w:type="dxa" w:w="9360"/>
+      <w:tblLayout w:type="fixed"/>
+      <w:tblLook w:firstColumn="1" w:firstRow="1" w:lastColumn="0" w:lastRow="0" w:noHBand="0" w:noVBand="1" w:val="04A0"/>
+      <w:tblInd w:w="0" w:type="dxa"/>
     </w:tblPr>
     <w:tblGrid>
       <w:gridCol w:w="4680"/>
